--- a/Felhasz.docx
+++ b/Felhasz.docx
@@ -83,7 +83,27 @@
           <w:szCs w:val="24"/>
           <w:lang w:eastAsia="hu-HU"/>
         </w:rPr>
-        <w:t xml:space="preserve">A DraftnFizz webes felülete egy böngészőben futó alkalmazás, amely lehetővé teszi a felhasználók számára </w:t>
+        <w:t xml:space="preserve">A </w:t>
+      </w:r>
+      <w:proofErr w:type="spellStart"/>
+      <w:r>
+        <w:rPr>
+          <w:rFonts w:ascii="Times New Roman" w:eastAsia="Times New Roman" w:hAnsi="Times New Roman" w:cs="Times New Roman"/>
+          <w:sz w:val="24"/>
+          <w:szCs w:val="24"/>
+          <w:lang w:eastAsia="hu-HU"/>
+        </w:rPr>
+        <w:t>DraftnFizz</w:t>
+      </w:r>
+      <w:proofErr w:type="spellEnd"/>
+      <w:r>
+        <w:rPr>
+          <w:rFonts w:ascii="Times New Roman" w:eastAsia="Times New Roman" w:hAnsi="Times New Roman" w:cs="Times New Roman"/>
+          <w:sz w:val="24"/>
+          <w:szCs w:val="24"/>
+          <w:lang w:eastAsia="hu-HU"/>
+        </w:rPr>
+        <w:t xml:space="preserve"> webes felülete egy böngészőben futó alkalmazás, amely lehetővé teszi a felhasználók számára </w:t>
       </w:r>
       <w:r>
         <w:rPr>
@@ -199,6 +219,36 @@
         </w:rPr>
         <w:t>A weboldal tetején található navigációs sáv (navbar), amely a főbb oldalak közötti váltást biztosítja.</w:t>
       </w:r>
+      <w:r>
+        <w:rPr>
+          <w:rFonts w:ascii="Times New Roman" w:eastAsia="Times New Roman" w:hAnsi="Times New Roman" w:cs="Times New Roman"/>
+          <w:sz w:val="24"/>
+          <w:szCs w:val="24"/>
+          <w:lang w:eastAsia="hu-HU"/>
+        </w:rPr>
+        <w:t xml:space="preserve"> A navbar felett található az oldal neve és logója is, a logó még visszagombként is funkciónál ami a főoldalra visz vissza. </w:t>
+      </w:r>
+      <w:r>
+        <w:rPr>
+          <w:rFonts w:ascii="Times New Roman" w:eastAsia="Times New Roman" w:hAnsi="Times New Roman" w:cs="Times New Roman"/>
+          <w:sz w:val="24"/>
+          <w:szCs w:val="24"/>
+          <w:lang w:eastAsia="hu-HU"/>
+        </w:rPr>
+        <w:br/>
+        <w:t xml:space="preserve">A </w:t>
+      </w:r>
+      <w:proofErr w:type="spellStart"/>
+      <w:r>
+        <w:rPr>
+          <w:rFonts w:ascii="Times New Roman" w:eastAsia="Times New Roman" w:hAnsi="Times New Roman" w:cs="Times New Roman"/>
+          <w:sz w:val="24"/>
+          <w:szCs w:val="24"/>
+          <w:lang w:eastAsia="hu-HU"/>
+        </w:rPr>
+        <w:t>navbá</w:t>
+      </w:r>
+      <w:proofErr w:type="spellEnd"/>
     </w:p>
     <w:p>
       <w:pPr>
@@ -268,6 +318,35 @@
           <w:lang w:eastAsia="hu-HU"/>
         </w:rPr>
         <w:t>A kezdőoldal megjelenítésére szolgál.</w:t>
+      </w:r>
+      <w:r>
+        <w:rPr>
+          <w:rFonts w:ascii="Times New Roman" w:eastAsia="Times New Roman" w:hAnsi="Times New Roman" w:cs="Times New Roman"/>
+          <w:sz w:val="24"/>
+          <w:szCs w:val="24"/>
+          <w:lang w:eastAsia="hu-HU"/>
+        </w:rPr>
+        <w:t xml:space="preserve"> Itt található meg majdnem minden ami a weboldalon van, egybe vannak gyűjtve a fontos elemek mint például a játékok, a hírek vagy a tabella.</w:t>
+      </w:r>
+    </w:p>
+    <w:p>
+      <w:pPr>
+        <w:spacing w:before="100" w:beforeAutospacing="1" w:after="100" w:afterAutospacing="1" w:line="240" w:lineRule="auto"/>
+        <w:rPr>
+          <w:rFonts w:ascii="Times New Roman" w:eastAsia="Times New Roman" w:hAnsi="Times New Roman" w:cs="Times New Roman"/>
+          <w:sz w:val="24"/>
+          <w:szCs w:val="24"/>
+          <w:lang w:eastAsia="hu-HU"/>
+        </w:rPr>
+      </w:pPr>
+      <w:r>
+        <w:rPr>
+          <w:rFonts w:ascii="Times New Roman" w:eastAsia="Times New Roman" w:hAnsi="Times New Roman" w:cs="Times New Roman"/>
+          <w:sz w:val="24"/>
+          <w:szCs w:val="24"/>
+          <w:lang w:eastAsia="hu-HU"/>
+        </w:rPr>
+        <w:t>A kezdőlapon bárhová kattintva eltudsz érni mindent.</w:t>
       </w:r>
     </w:p>
     <w:p>
@@ -346,7 +425,43 @@
           <w:szCs w:val="24"/>
           <w:lang w:eastAsia="hu-HU"/>
         </w:rPr>
-        <w:t xml:space="preserve">z oldal funkcióiról, illetve a felhasználó bizonyos adatait is megjeleníti </w:t>
+        <w:t>z oldal funkcióiról</w:t>
+      </w:r>
+      <w:r>
+        <w:rPr>
+          <w:rFonts w:ascii="Times New Roman" w:eastAsia="Times New Roman" w:hAnsi="Times New Roman" w:cs="Times New Roman"/>
+          <w:sz w:val="24"/>
+          <w:szCs w:val="24"/>
+          <w:lang w:eastAsia="hu-HU"/>
+        </w:rPr>
+        <w:t>,</w:t>
+      </w:r>
+      <w:r>
+        <w:rPr>
+          <w:rFonts w:ascii="Times New Roman" w:eastAsia="Times New Roman" w:hAnsi="Times New Roman" w:cs="Times New Roman"/>
+          <w:sz w:val="24"/>
+          <w:szCs w:val="24"/>
+          <w:lang w:eastAsia="hu-HU"/>
+        </w:rPr>
+        <w:t xml:space="preserve"> </w:t>
+      </w:r>
+      <w:r>
+        <w:rPr>
+          <w:rFonts w:ascii="Times New Roman" w:eastAsia="Times New Roman" w:hAnsi="Times New Roman" w:cs="Times New Roman"/>
+          <w:sz w:val="24"/>
+          <w:szCs w:val="24"/>
+          <w:lang w:eastAsia="hu-HU"/>
+        </w:rPr>
+        <w:t>tartalmáról</w:t>
+      </w:r>
+      <w:r>
+        <w:rPr>
+          <w:rFonts w:ascii="Times New Roman" w:eastAsia="Times New Roman" w:hAnsi="Times New Roman" w:cs="Times New Roman"/>
+          <w:sz w:val="24"/>
+          <w:szCs w:val="24"/>
+          <w:lang w:eastAsia="hu-HU"/>
+        </w:rPr>
+        <w:t xml:space="preserve">, illetve a felhasználó bizonyos adatait is megjeleníti </w:t>
       </w:r>
     </w:p>
     <w:p>
@@ -417,7 +532,18 @@
           <w:szCs w:val="27"/>
           <w:lang w:eastAsia="hu-HU"/>
         </w:rPr>
-        <w:t>2.2 „Játék / Draft”</w:t>
+        <w:t>2.2</w:t>
+      </w:r>
+      <w:r>
+        <w:rPr>
+          <w:rFonts w:ascii="Times New Roman" w:eastAsia="Times New Roman" w:hAnsi="Times New Roman" w:cs="Times New Roman"/>
+          <w:b/>
+          <w:bCs/>
+          <w:sz w:val="27"/>
+          <w:szCs w:val="27"/>
+          <w:lang w:eastAsia="hu-HU"/>
+        </w:rPr>
+        <w:t>. „Bajnokság”</w:t>
       </w:r>
     </w:p>
     <w:p>
@@ -437,7 +563,190 @@
           <w:szCs w:val="24"/>
           <w:lang w:eastAsia="hu-HU"/>
         </w:rPr>
-        <w:t>Ez a menüpont a játék felületre naviál.</w:t>
+        <w:t xml:space="preserve">Ez a menüpont a </w:t>
+      </w:r>
+      <w:r>
+        <w:rPr>
+          <w:rFonts w:ascii="Times New Roman" w:eastAsia="Times New Roman" w:hAnsi="Times New Roman" w:cs="Times New Roman"/>
+          <w:sz w:val="24"/>
+          <w:szCs w:val="24"/>
+          <w:lang w:eastAsia="hu-HU"/>
+        </w:rPr>
+        <w:t>bajnokságokról szól. Két menüpontja van a „</w:t>
+      </w:r>
+      <w:r>
+        <w:rPr>
+          <w:rFonts w:ascii="Times New Roman" w:eastAsia="Times New Roman" w:hAnsi="Times New Roman" w:cs="Times New Roman"/>
+          <w:b/>
+          <w:bCs/>
+          <w:sz w:val="24"/>
+          <w:szCs w:val="24"/>
+          <w:lang w:eastAsia="hu-HU"/>
+        </w:rPr>
+        <w:t>Következő forduló</w:t>
+      </w:r>
+      <w:r>
+        <w:rPr>
+          <w:rFonts w:ascii="Times New Roman" w:eastAsia="Times New Roman" w:hAnsi="Times New Roman" w:cs="Times New Roman"/>
+          <w:sz w:val="24"/>
+          <w:szCs w:val="24"/>
+          <w:lang w:eastAsia="hu-HU"/>
+        </w:rPr>
+        <w:t>” és a „</w:t>
+      </w:r>
+      <w:r>
+        <w:rPr>
+          <w:rFonts w:ascii="Times New Roman" w:eastAsia="Times New Roman" w:hAnsi="Times New Roman" w:cs="Times New Roman"/>
+          <w:b/>
+          <w:bCs/>
+          <w:sz w:val="24"/>
+          <w:szCs w:val="24"/>
+          <w:lang w:eastAsia="hu-HU"/>
+        </w:rPr>
+        <w:t>Bajnokság eredménye</w:t>
+      </w:r>
+      <w:r>
+        <w:rPr>
+          <w:rFonts w:ascii="Times New Roman" w:eastAsia="Times New Roman" w:hAnsi="Times New Roman" w:cs="Times New Roman"/>
+          <w:sz w:val="24"/>
+          <w:szCs w:val="24"/>
+          <w:lang w:eastAsia="hu-HU"/>
+        </w:rPr>
+        <w:t xml:space="preserve">” mindkettő kattintásra nyílik meg </w:t>
+      </w:r>
+    </w:p>
+    <w:p>
+      <w:pPr>
+        <w:spacing w:before="100" w:beforeAutospacing="1" w:after="100" w:afterAutospacing="1" w:line="240" w:lineRule="auto"/>
+        <w:rPr>
+          <w:rFonts w:ascii="Times New Roman" w:eastAsia="Times New Roman" w:hAnsi="Times New Roman" w:cs="Times New Roman"/>
+          <w:sz w:val="24"/>
+          <w:szCs w:val="24"/>
+          <w:lang w:eastAsia="hu-HU"/>
+        </w:rPr>
+      </w:pPr>
+      <w:r>
+        <w:rPr>
+          <w:rFonts w:ascii="Times New Roman" w:eastAsia="Times New Roman" w:hAnsi="Times New Roman" w:cs="Times New Roman"/>
+          <w:b/>
+          <w:bCs/>
+          <w:sz w:val="24"/>
+          <w:szCs w:val="24"/>
+          <w:u w:val="single"/>
+          <w:lang w:eastAsia="hu-HU"/>
+        </w:rPr>
+        <w:lastRenderedPageBreak/>
+        <w:t>„Következő forduló”</w:t>
+      </w:r>
+      <w:r>
+        <w:rPr>
+          <w:rFonts w:ascii="Times New Roman" w:eastAsia="Times New Roman" w:hAnsi="Times New Roman" w:cs="Times New Roman"/>
+          <w:sz w:val="24"/>
+          <w:szCs w:val="24"/>
+          <w:lang w:eastAsia="hu-HU"/>
+        </w:rPr>
+        <w:t xml:space="preserve"> </w:t>
+      </w:r>
+      <w:r>
+        <w:rPr>
+          <w:rFonts w:ascii="Times New Roman" w:eastAsia="Times New Roman" w:hAnsi="Times New Roman" w:cs="Times New Roman"/>
+          <w:sz w:val="24"/>
+          <w:szCs w:val="24"/>
+          <w:lang w:eastAsia="hu-HU"/>
+        </w:rPr>
+        <w:br/>
+        <w:t>Ez az oldal vagy a következő bajnokság kezdetét jeleníti meg vagy az éppen zajló bajnokság végének az időpontját. Lényegében azt jeleníti meg mennyi ideje van a felhasználónak nevezni az aktuális bajnokságra</w:t>
+      </w:r>
+      <w:r>
+        <w:rPr>
+          <w:rFonts w:ascii="Times New Roman" w:eastAsia="Times New Roman" w:hAnsi="Times New Roman" w:cs="Times New Roman"/>
+          <w:sz w:val="24"/>
+          <w:szCs w:val="24"/>
+          <w:lang w:eastAsia="hu-HU"/>
+        </w:rPr>
+        <w:t>. Az oldalon csak egy visszagomb található meg.</w:t>
+      </w:r>
+    </w:p>
+    <w:p>
+      <w:pPr>
+        <w:spacing w:before="100" w:beforeAutospacing="1" w:after="100" w:afterAutospacing="1" w:line="240" w:lineRule="auto"/>
+        <w:rPr>
+          <w:rFonts w:ascii="Times New Roman" w:eastAsia="Times New Roman" w:hAnsi="Times New Roman" w:cs="Times New Roman"/>
+          <w:sz w:val="24"/>
+          <w:szCs w:val="24"/>
+          <w:lang w:eastAsia="hu-HU"/>
+        </w:rPr>
+      </w:pPr>
+      <w:r>
+        <w:rPr>
+          <w:rFonts w:ascii="Times New Roman" w:eastAsia="Times New Roman" w:hAnsi="Times New Roman" w:cs="Times New Roman"/>
+          <w:b/>
+          <w:bCs/>
+          <w:sz w:val="24"/>
+          <w:szCs w:val="24"/>
+          <w:lang w:eastAsia="hu-HU"/>
+        </w:rPr>
+        <w:t>„</w:t>
+      </w:r>
+      <w:r>
+        <w:rPr>
+          <w:rFonts w:ascii="Times New Roman" w:eastAsia="Times New Roman" w:hAnsi="Times New Roman" w:cs="Times New Roman"/>
+          <w:b/>
+          <w:bCs/>
+          <w:sz w:val="24"/>
+          <w:szCs w:val="24"/>
+          <w:u w:val="single"/>
+          <w:lang w:eastAsia="hu-HU"/>
+        </w:rPr>
+        <w:t>Bajnokság eredménye</w:t>
+      </w:r>
+      <w:r>
+        <w:rPr>
+          <w:rFonts w:ascii="Times New Roman" w:eastAsia="Times New Roman" w:hAnsi="Times New Roman" w:cs="Times New Roman"/>
+          <w:b/>
+          <w:bCs/>
+          <w:sz w:val="24"/>
+          <w:szCs w:val="24"/>
+          <w:lang w:eastAsia="hu-HU"/>
+        </w:rPr>
+        <w:t>”</w:t>
+      </w:r>
+      <w:r>
+        <w:rPr>
+          <w:rFonts w:ascii="Times New Roman" w:eastAsia="Times New Roman" w:hAnsi="Times New Roman" w:cs="Times New Roman"/>
+          <w:sz w:val="24"/>
+          <w:szCs w:val="24"/>
+          <w:lang w:eastAsia="hu-HU"/>
+        </w:rPr>
+        <w:br/>
+        <w:t>Ez az oldal a már lejátszott és kiértékelt bajnokságok eredményét jeleníti meg. Mindig a legutóbbi 8 bajnokság eredményét tekintheti meg a felhasználó azzal hogy a megjelenő adott bajnokságokba belekattint a „ranglista” gombra, és itt megtudja nézni a  helyezeteket, a játékosok felhasználónevét, csapatának a nevét, chemistry</w:t>
+      </w:r>
+      <w:r>
+        <w:rPr>
+          <w:rFonts w:ascii="Times New Roman" w:eastAsia="Times New Roman" w:hAnsi="Times New Roman" w:cs="Times New Roman"/>
+          <w:sz w:val="24"/>
+          <w:szCs w:val="24"/>
+          <w:lang w:eastAsia="hu-HU"/>
+        </w:rPr>
+        <w:t xml:space="preserve"> és</w:t>
+      </w:r>
+      <w:r>
+        <w:rPr>
+          <w:rFonts w:ascii="Times New Roman" w:eastAsia="Times New Roman" w:hAnsi="Times New Roman" w:cs="Times New Roman"/>
+          <w:sz w:val="24"/>
+          <w:szCs w:val="24"/>
+          <w:lang w:eastAsia="hu-HU"/>
+        </w:rPr>
+        <w:t xml:space="preserve"> rating </w:t>
+      </w:r>
+      <w:r>
+        <w:rPr>
+          <w:rFonts w:ascii="Times New Roman" w:eastAsia="Times New Roman" w:hAnsi="Times New Roman" w:cs="Times New Roman"/>
+          <w:sz w:val="24"/>
+          <w:szCs w:val="24"/>
+          <w:lang w:eastAsia="hu-HU"/>
+        </w:rPr>
+        <w:t>pontokat illetve a kreditet amit kap a játékos a helyezésétől függően. Ezen kívül az oldalon csak egy visszagomb található meg ami a főoldalra visz vissza.</w:t>
       </w:r>
     </w:p>
     <w:p>
@@ -536,23 +845,22 @@
     </w:p>
     <w:p>
       <w:pPr>
-        <w:spacing w:after="0" w:line="240" w:lineRule="auto"/>
-        <w:rPr>
-          <w:rFonts w:ascii="Times New Roman" w:eastAsia="Times New Roman" w:hAnsi="Times New Roman" w:cs="Times New Roman"/>
-          <w:sz w:val="24"/>
-          <w:szCs w:val="24"/>
-          <w:lang w:eastAsia="hu-HU"/>
-        </w:rPr>
-      </w:pPr>
-      <w:r>
-        <w:rPr>
-          <w:rFonts w:ascii="Times New Roman" w:eastAsia="Times New Roman" w:hAnsi="Times New Roman" w:cs="Times New Roman"/>
-          <w:sz w:val="24"/>
-          <w:szCs w:val="24"/>
-          <w:lang w:eastAsia="hu-HU"/>
-        </w:rPr>
-        <w:lastRenderedPageBreak/>
-        <w:pict w14:anchorId="3311055A">
+        <w:spacing w:before="100" w:beforeAutospacing="1" w:after="100" w:afterAutospacing="1" w:line="240" w:lineRule="auto"/>
+        <w:rPr>
+          <w:rFonts w:ascii="Times New Roman" w:eastAsia="Times New Roman" w:hAnsi="Times New Roman" w:cs="Times New Roman"/>
+          <w:sz w:val="24"/>
+          <w:szCs w:val="24"/>
+          <w:lang w:eastAsia="hu-HU"/>
+        </w:rPr>
+      </w:pPr>
+      <w:r>
+        <w:rPr>
+          <w:rFonts w:ascii="Times New Roman" w:eastAsia="Times New Roman" w:hAnsi="Times New Roman" w:cs="Times New Roman"/>
+          <w:sz w:val="24"/>
+          <w:szCs w:val="24"/>
+          <w:lang w:eastAsia="hu-HU"/>
+        </w:rPr>
+        <w:pict w14:anchorId="723144C7">
           <v:rect id="_x0000_i1027" style="width:0;height:1.5pt" o:hralign="center" o:hrstd="t" o:hr="t" fillcolor="#a0a0a0" stroked="f"/>
         </w:pict>
       </w:r>
@@ -579,7 +887,18 @@
           <w:szCs w:val="27"/>
           <w:lang w:eastAsia="hu-HU"/>
         </w:rPr>
-        <w:t>2.3 „Toplista”</w:t>
+        <w:t>2.2</w:t>
+      </w:r>
+      <w:r>
+        <w:rPr>
+          <w:rFonts w:ascii="Times New Roman" w:eastAsia="Times New Roman" w:hAnsi="Times New Roman" w:cs="Times New Roman"/>
+          <w:b/>
+          <w:bCs/>
+          <w:sz w:val="27"/>
+          <w:szCs w:val="27"/>
+          <w:lang w:eastAsia="hu-HU"/>
+        </w:rPr>
+        <w:t>. „Játék”</w:t>
       </w:r>
     </w:p>
     <w:p>
@@ -599,7 +918,89 @@
           <w:szCs w:val="24"/>
           <w:lang w:eastAsia="hu-HU"/>
         </w:rPr>
-        <w:t>A felhasználók rangsorát jeleníti meg.</w:t>
+        <w:t>A játék menüben 3 játék található meg. Ez a menü működésében ugyan olyan mint az előző csak itt 3 pont van. Az első a „</w:t>
+      </w:r>
+      <w:r>
+        <w:rPr>
+          <w:rFonts w:ascii="Times New Roman" w:eastAsia="Times New Roman" w:hAnsi="Times New Roman" w:cs="Times New Roman"/>
+          <w:b/>
+          <w:bCs/>
+          <w:sz w:val="24"/>
+          <w:szCs w:val="24"/>
+          <w:lang w:eastAsia="hu-HU"/>
+        </w:rPr>
+        <w:t>Draft</w:t>
+      </w:r>
+      <w:r>
+        <w:rPr>
+          <w:rFonts w:ascii="Times New Roman" w:eastAsia="Times New Roman" w:hAnsi="Times New Roman" w:cs="Times New Roman"/>
+          <w:sz w:val="24"/>
+          <w:szCs w:val="24"/>
+          <w:lang w:eastAsia="hu-HU"/>
+        </w:rPr>
+        <w:t>” a második a „</w:t>
+      </w:r>
+      <w:r>
+        <w:rPr>
+          <w:rFonts w:ascii="Times New Roman" w:eastAsia="Times New Roman" w:hAnsi="Times New Roman" w:cs="Times New Roman"/>
+          <w:b/>
+          <w:bCs/>
+          <w:sz w:val="24"/>
+          <w:szCs w:val="24"/>
+          <w:lang w:eastAsia="hu-HU"/>
+        </w:rPr>
+        <w:t>Kártya</w:t>
+      </w:r>
+      <w:r>
+        <w:rPr>
+          <w:rFonts w:ascii="Times New Roman" w:eastAsia="Times New Roman" w:hAnsi="Times New Roman" w:cs="Times New Roman"/>
+          <w:b/>
+          <w:bCs/>
+          <w:sz w:val="24"/>
+          <w:szCs w:val="24"/>
+          <w:lang w:eastAsia="hu-HU"/>
+        </w:rPr>
+        <w:t xml:space="preserve"> </w:t>
+      </w:r>
+      <w:r>
+        <w:rPr>
+          <w:rFonts w:ascii="Times New Roman" w:eastAsia="Times New Roman" w:hAnsi="Times New Roman" w:cs="Times New Roman"/>
+          <w:b/>
+          <w:bCs/>
+          <w:sz w:val="24"/>
+          <w:szCs w:val="24"/>
+          <w:lang w:eastAsia="hu-HU"/>
+        </w:rPr>
+        <w:t>játék</w:t>
+      </w:r>
+      <w:r>
+        <w:rPr>
+          <w:rFonts w:ascii="Times New Roman" w:eastAsia="Times New Roman" w:hAnsi="Times New Roman" w:cs="Times New Roman"/>
+          <w:sz w:val="24"/>
+          <w:szCs w:val="24"/>
+          <w:lang w:eastAsia="hu-HU"/>
+        </w:rPr>
+        <w:t>” és a „</w:t>
+      </w:r>
+      <w:r>
+        <w:rPr>
+          <w:rFonts w:ascii="Times New Roman" w:eastAsia="Times New Roman" w:hAnsi="Times New Roman" w:cs="Times New Roman"/>
+          <w:b/>
+          <w:bCs/>
+          <w:sz w:val="24"/>
+          <w:szCs w:val="24"/>
+          <w:lang w:eastAsia="hu-HU"/>
+        </w:rPr>
+        <w:t>Kvíz</w:t>
+      </w:r>
+      <w:r>
+        <w:rPr>
+          <w:rFonts w:ascii="Times New Roman" w:eastAsia="Times New Roman" w:hAnsi="Times New Roman" w:cs="Times New Roman"/>
+          <w:sz w:val="24"/>
+          <w:szCs w:val="24"/>
+          <w:lang w:eastAsia="hu-HU"/>
+        </w:rPr>
+        <w:t>” ez a 3 játék teljesen függetlenül működik egymástól.</w:t>
       </w:r>
     </w:p>
     <w:p>
@@ -619,41 +1020,97 @@
           <w:bCs/>
           <w:sz w:val="24"/>
           <w:szCs w:val="24"/>
-          <w:lang w:eastAsia="hu-HU"/>
-        </w:rPr>
-        <w:t>Működés:</w:t>
+          <w:u w:val="single"/>
+          <w:lang w:eastAsia="hu-HU"/>
+        </w:rPr>
+        <w:t>„Draft”</w:t>
+      </w:r>
+      <w:r>
+        <w:rPr>
+          <w:rFonts w:ascii="Times New Roman" w:eastAsia="Times New Roman" w:hAnsi="Times New Roman" w:cs="Times New Roman"/>
+          <w:b/>
+          <w:bCs/>
+          <w:sz w:val="24"/>
+          <w:szCs w:val="24"/>
+          <w:u w:val="single"/>
+          <w:lang w:eastAsia="hu-HU"/>
+        </w:rPr>
+        <w:br/>
+      </w:r>
+      <w:r>
+        <w:rPr>
+          <w:rFonts w:ascii="Times New Roman" w:eastAsia="Times New Roman" w:hAnsi="Times New Roman" w:cs="Times New Roman"/>
+          <w:sz w:val="24"/>
+          <w:szCs w:val="24"/>
+          <w:lang w:eastAsia="hu-HU"/>
+        </w:rPr>
+        <w:t xml:space="preserve">A felhasználó itt tudja összerakni a csapatát amivel a bajnokságra tud majd nevezni. Amikor a játékos rákattint a draft-ra akkor előszőr egy töltőképernyőt fog látni a felhasználó </w:t>
+      </w:r>
+      <w:r>
+        <w:rPr>
+          <w:rFonts w:ascii="Times New Roman" w:eastAsia="Times New Roman" w:hAnsi="Times New Roman" w:cs="Times New Roman"/>
+          <w:sz w:val="24"/>
+          <w:szCs w:val="24"/>
+          <w:lang w:eastAsia="hu-HU"/>
+        </w:rPr>
+        <w:t xml:space="preserve">ahol az enter lenyomásával vagy bárhová kattintással átirányít a draft oldalára. Itt található a képernyő tetején egy kis információs gomb ahol le van írva hogyan működik a játék. A felhasználó formációt tud választani, megvan adva 5 formáció amikre ha kattint ki tud választani egyet és ez fog megjelenni a képernyő közepén. Itt egy focipálya jelenik meg felülnézetből és rajta pozíciók. Ezek kattinthatók, minden pozícióra játékost kell választania a felhasználónak. Ezt úgy teszi meg hogyha belekattint az adott </w:t>
+      </w:r>
+      <w:r>
+        <w:rPr>
+          <w:rFonts w:ascii="Times New Roman" w:eastAsia="Times New Roman" w:hAnsi="Times New Roman" w:cs="Times New Roman"/>
+          <w:sz w:val="24"/>
+          <w:szCs w:val="24"/>
+          <w:lang w:eastAsia="hu-HU"/>
+        </w:rPr>
+        <w:t>pozícióba</w:t>
+      </w:r>
+      <w:r>
+        <w:rPr>
+          <w:rFonts w:ascii="Times New Roman" w:eastAsia="Times New Roman" w:hAnsi="Times New Roman" w:cs="Times New Roman"/>
+          <w:sz w:val="24"/>
+          <w:szCs w:val="24"/>
+          <w:lang w:eastAsia="hu-HU"/>
+        </w:rPr>
+        <w:t xml:space="preserve"> akkor felugrik 5 </w:t>
+      </w:r>
+      <w:r>
+        <w:rPr>
+          <w:rFonts w:ascii="Times New Roman" w:eastAsia="Times New Roman" w:hAnsi="Times New Roman" w:cs="Times New Roman"/>
+          <w:sz w:val="24"/>
+          <w:szCs w:val="24"/>
+          <w:lang w:eastAsia="hu-HU"/>
+        </w:rPr>
+        <w:t xml:space="preserve"> véletlenszerűen kiválasztott játékos akiket kattintással a pozícióba rakni </w:t>
       </w:r>
     </w:p>
     <w:p>
       <w:pPr>
-        <w:numPr>
-          <w:ilvl w:val="0"/>
-          <w:numId w:val="3"/>
-        </w:numPr>
         <w:spacing w:before="100" w:beforeAutospacing="1" w:after="100" w:afterAutospacing="1" w:line="240" w:lineRule="auto"/>
         <w:rPr>
           <w:rFonts w:ascii="Times New Roman" w:eastAsia="Times New Roman" w:hAnsi="Times New Roman" w:cs="Times New Roman"/>
-          <w:sz w:val="24"/>
-          <w:szCs w:val="24"/>
-          <w:lang w:eastAsia="hu-HU"/>
-        </w:rPr>
-      </w:pPr>
-      <w:r>
-        <w:rPr>
-          <w:rFonts w:ascii="Times New Roman" w:eastAsia="Times New Roman" w:hAnsi="Times New Roman" w:cs="Times New Roman"/>
-          <w:sz w:val="24"/>
-          <w:szCs w:val="24"/>
-          <w:lang w:eastAsia="hu-HU"/>
-        </w:rPr>
-        <w:t>Adatok lekérése az adatbázisból (API-n keresztül)</w:t>
+          <w:b/>
+          <w:bCs/>
+          <w:sz w:val="24"/>
+          <w:szCs w:val="24"/>
+          <w:u w:val="single"/>
+          <w:lang w:eastAsia="hu-HU"/>
+        </w:rPr>
+      </w:pPr>
+      <w:r>
+        <w:rPr>
+          <w:rFonts w:ascii="Times New Roman" w:eastAsia="Times New Roman" w:hAnsi="Times New Roman" w:cs="Times New Roman"/>
+          <w:b/>
+          <w:bCs/>
+          <w:sz w:val="24"/>
+          <w:szCs w:val="24"/>
+          <w:u w:val="single"/>
+          <w:lang w:eastAsia="hu-HU"/>
+        </w:rPr>
+        <w:t>„Kártya játék”</w:t>
       </w:r>
     </w:p>
     <w:p>
       <w:pPr>
-        <w:numPr>
-          <w:ilvl w:val="0"/>
-          <w:numId w:val="3"/>
-        </w:numPr>
         <w:spacing w:before="100" w:beforeAutospacing="1" w:after="100" w:afterAutospacing="1" w:line="240" w:lineRule="auto"/>
         <w:rPr>
           <w:rFonts w:ascii="Times New Roman" w:eastAsia="Times New Roman" w:hAnsi="Times New Roman" w:cs="Times New Roman"/>
@@ -665,57 +1122,55 @@
       <w:r>
         <w:rPr>
           <w:rFonts w:ascii="Times New Roman" w:eastAsia="Times New Roman" w:hAnsi="Times New Roman" w:cs="Times New Roman"/>
-          <w:sz w:val="24"/>
-          <w:szCs w:val="24"/>
-          <w:lang w:eastAsia="hu-HU"/>
-        </w:rPr>
-        <w:t>Táblázatos formában jelenik meg</w:t>
+          <w:b/>
+          <w:bCs/>
+          <w:sz w:val="24"/>
+          <w:szCs w:val="24"/>
+          <w:u w:val="single"/>
+          <w:lang w:eastAsia="hu-HU"/>
+        </w:rPr>
+        <w:t>„Kvíz”</w:t>
       </w:r>
     </w:p>
     <w:p>
       <w:pPr>
-        <w:numPr>
-          <w:ilvl w:val="0"/>
-          <w:numId w:val="3"/>
-        </w:numPr>
-        <w:spacing w:before="100" w:beforeAutospacing="1" w:after="100" w:afterAutospacing="1" w:line="240" w:lineRule="auto"/>
-        <w:rPr>
-          <w:rFonts w:ascii="Times New Roman" w:eastAsia="Times New Roman" w:hAnsi="Times New Roman" w:cs="Times New Roman"/>
-          <w:sz w:val="24"/>
-          <w:szCs w:val="24"/>
-          <w:lang w:eastAsia="hu-HU"/>
-        </w:rPr>
-      </w:pPr>
-      <w:r>
-        <w:rPr>
-          <w:rFonts w:ascii="Times New Roman" w:eastAsia="Times New Roman" w:hAnsi="Times New Roman" w:cs="Times New Roman"/>
-          <w:sz w:val="24"/>
-          <w:szCs w:val="24"/>
-          <w:lang w:eastAsia="hu-HU"/>
-        </w:rPr>
-        <w:t>Frissített pontszámok láthatók</w:t>
+        <w:spacing w:after="0" w:line="240" w:lineRule="auto"/>
+        <w:rPr>
+          <w:rFonts w:ascii="Times New Roman" w:eastAsia="Times New Roman" w:hAnsi="Times New Roman" w:cs="Times New Roman"/>
+          <w:sz w:val="24"/>
+          <w:szCs w:val="24"/>
+          <w:lang w:eastAsia="hu-HU"/>
+        </w:rPr>
+      </w:pPr>
+      <w:r>
+        <w:rPr>
+          <w:rFonts w:ascii="Times New Roman" w:eastAsia="Times New Roman" w:hAnsi="Times New Roman" w:cs="Times New Roman"/>
+          <w:sz w:val="24"/>
+          <w:szCs w:val="24"/>
+          <w:lang w:eastAsia="hu-HU"/>
+        </w:rPr>
+        <w:pict w14:anchorId="3311055A">
+          <v:rect id="_x0000_i1028" style="width:0;height:1.5pt" o:hralign="center" o:hrstd="t" o:hr="t" fillcolor="#a0a0a0" stroked="f"/>
+        </w:pict>
       </w:r>
     </w:p>
     <w:p>
       <w:pPr>
-        <w:spacing w:after="0" w:line="240" w:lineRule="auto"/>
-        <w:rPr>
-          <w:rFonts w:ascii="Times New Roman" w:eastAsia="Times New Roman" w:hAnsi="Times New Roman" w:cs="Times New Roman"/>
-          <w:sz w:val="24"/>
-          <w:szCs w:val="24"/>
-          <w:lang w:eastAsia="hu-HU"/>
-        </w:rPr>
-      </w:pPr>
-      <w:r>
-        <w:rPr>
-          <w:rFonts w:ascii="Times New Roman" w:eastAsia="Times New Roman" w:hAnsi="Times New Roman" w:cs="Times New Roman"/>
-          <w:sz w:val="24"/>
-          <w:szCs w:val="24"/>
-          <w:lang w:eastAsia="hu-HU"/>
-        </w:rPr>
-        <w:pict w14:anchorId="2F072AAF">
-          <v:rect id="_x0000_i1028" style="width:0;height:1.5pt" o:hralign="center" o:hrstd="t" o:hr="t" fillcolor="#a0a0a0" stroked="f"/>
-        </w:pict>
+        <w:rPr>
+          <w:rFonts w:ascii="Times New Roman" w:eastAsia="Times New Roman" w:hAnsi="Times New Roman" w:cs="Times New Roman"/>
+          <w:sz w:val="27"/>
+          <w:szCs w:val="27"/>
+          <w:lang w:eastAsia="hu-HU"/>
+        </w:rPr>
+      </w:pPr>
+      <w:r>
+        <w:rPr>
+          <w:rFonts w:ascii="Times New Roman" w:eastAsia="Times New Roman" w:hAnsi="Times New Roman" w:cs="Times New Roman"/>
+          <w:sz w:val="27"/>
+          <w:szCs w:val="27"/>
+          <w:lang w:eastAsia="hu-HU"/>
+        </w:rPr>
+        <w:br w:type="page"/>
       </w:r>
     </w:p>
     <w:p>
@@ -740,2318 +1195,1040 @@
           <w:szCs w:val="27"/>
           <w:lang w:eastAsia="hu-HU"/>
         </w:rPr>
-        <w:t>2.4 „Profil”</w:t>
+        <w:lastRenderedPageBreak/>
+        <w:t>2.</w:t>
+      </w:r>
+      <w:r>
+        <w:rPr>
+          <w:rFonts w:ascii="Times New Roman" w:eastAsia="Times New Roman" w:hAnsi="Times New Roman" w:cs="Times New Roman"/>
+          <w:b/>
+          <w:bCs/>
+          <w:sz w:val="27"/>
+          <w:szCs w:val="27"/>
+          <w:lang w:eastAsia="hu-HU"/>
+        </w:rPr>
+        <w:t>4</w:t>
+      </w:r>
+      <w:r>
+        <w:rPr>
+          <w:rFonts w:ascii="Times New Roman" w:eastAsia="Times New Roman" w:hAnsi="Times New Roman" w:cs="Times New Roman"/>
+          <w:b/>
+          <w:bCs/>
+          <w:sz w:val="27"/>
+          <w:szCs w:val="27"/>
+          <w:lang w:eastAsia="hu-HU"/>
+        </w:rPr>
+        <w:t xml:space="preserve"> „</w:t>
+      </w:r>
+      <w:r>
+        <w:rPr>
+          <w:rFonts w:ascii="Times New Roman" w:eastAsia="Times New Roman" w:hAnsi="Times New Roman" w:cs="Times New Roman"/>
+          <w:b/>
+          <w:bCs/>
+          <w:sz w:val="27"/>
+          <w:szCs w:val="27"/>
+          <w:lang w:eastAsia="hu-HU"/>
+        </w:rPr>
+        <w:t>Statisztika</w:t>
+      </w:r>
+      <w:r>
+        <w:rPr>
+          <w:rFonts w:ascii="Times New Roman" w:eastAsia="Times New Roman" w:hAnsi="Times New Roman" w:cs="Times New Roman"/>
+          <w:b/>
+          <w:bCs/>
+          <w:sz w:val="27"/>
+          <w:szCs w:val="27"/>
+          <w:lang w:eastAsia="hu-HU"/>
+        </w:rPr>
+        <w:t>”</w:t>
       </w:r>
     </w:p>
     <w:p>
       <w:pPr>
         <w:spacing w:before="100" w:beforeAutospacing="1" w:after="100" w:afterAutospacing="1" w:line="240" w:lineRule="auto"/>
-        <w:rPr>
-          <w:rFonts w:ascii="Times New Roman" w:eastAsia="Times New Roman" w:hAnsi="Times New Roman" w:cs="Times New Roman"/>
-          <w:sz w:val="24"/>
-          <w:szCs w:val="24"/>
-          <w:lang w:eastAsia="hu-HU"/>
-        </w:rPr>
-      </w:pPr>
-      <w:r>
-        <w:rPr>
-          <w:rFonts w:ascii="Times New Roman" w:eastAsia="Times New Roman" w:hAnsi="Times New Roman" w:cs="Times New Roman"/>
-          <w:sz w:val="24"/>
-          <w:szCs w:val="24"/>
-          <w:lang w:eastAsia="hu-HU"/>
-        </w:rPr>
-        <w:t>A bejelentkezett felhasználó adatait jeleníti meg.</w:t>
+        <w:outlineLvl w:val="2"/>
+        <w:rPr>
+          <w:rFonts w:ascii="Times New Roman" w:eastAsia="Times New Roman" w:hAnsi="Times New Roman" w:cs="Times New Roman"/>
+          <w:b/>
+          <w:bCs/>
+          <w:sz w:val="27"/>
+          <w:szCs w:val="27"/>
+          <w:lang w:eastAsia="hu-HU"/>
+        </w:rPr>
+      </w:pPr>
+      <w:r>
+        <w:rPr>
+          <w:rFonts w:ascii="Times New Roman" w:eastAsia="Times New Roman" w:hAnsi="Times New Roman" w:cs="Times New Roman"/>
+          <w:sz w:val="27"/>
+          <w:szCs w:val="27"/>
+          <w:lang w:eastAsia="hu-HU"/>
+        </w:rPr>
+        <w:t xml:space="preserve">Négy fő pontja a </w:t>
+      </w:r>
+      <w:r>
+        <w:rPr>
+          <w:rFonts w:ascii="Times New Roman" w:eastAsia="Times New Roman" w:hAnsi="Times New Roman" w:cs="Times New Roman"/>
+          <w:b/>
+          <w:bCs/>
+          <w:sz w:val="27"/>
+          <w:szCs w:val="27"/>
+          <w:lang w:eastAsia="hu-HU"/>
+        </w:rPr>
+        <w:t>„Tabella”</w:t>
+      </w:r>
+      <w:r>
+        <w:rPr>
+          <w:rFonts w:ascii="Times New Roman" w:eastAsia="Times New Roman" w:hAnsi="Times New Roman" w:cs="Times New Roman"/>
+          <w:sz w:val="27"/>
+          <w:szCs w:val="27"/>
+          <w:lang w:eastAsia="hu-HU"/>
+        </w:rPr>
+        <w:t xml:space="preserve">, </w:t>
+      </w:r>
+      <w:r>
+        <w:rPr>
+          <w:rFonts w:ascii="Times New Roman" w:eastAsia="Times New Roman" w:hAnsi="Times New Roman" w:cs="Times New Roman"/>
+          <w:b/>
+          <w:bCs/>
+          <w:sz w:val="27"/>
+          <w:szCs w:val="27"/>
+          <w:lang w:eastAsia="hu-HU"/>
+        </w:rPr>
+        <w:t>„Gól lövő lista”</w:t>
+      </w:r>
+      <w:r>
+        <w:rPr>
+          <w:rFonts w:ascii="Times New Roman" w:eastAsia="Times New Roman" w:hAnsi="Times New Roman" w:cs="Times New Roman"/>
+          <w:sz w:val="27"/>
+          <w:szCs w:val="27"/>
+          <w:lang w:eastAsia="hu-HU"/>
+        </w:rPr>
+        <w:t xml:space="preserve">, </w:t>
+      </w:r>
+      <w:r>
+        <w:rPr>
+          <w:rFonts w:ascii="Times New Roman" w:eastAsia="Times New Roman" w:hAnsi="Times New Roman" w:cs="Times New Roman"/>
+          <w:b/>
+          <w:bCs/>
+          <w:sz w:val="27"/>
+          <w:szCs w:val="27"/>
+          <w:lang w:eastAsia="hu-HU"/>
+        </w:rPr>
+        <w:t>„A te statisztikáid”</w:t>
+      </w:r>
+      <w:r>
+        <w:rPr>
+          <w:rFonts w:ascii="Times New Roman" w:eastAsia="Times New Roman" w:hAnsi="Times New Roman" w:cs="Times New Roman"/>
+          <w:sz w:val="27"/>
+          <w:szCs w:val="27"/>
+          <w:lang w:eastAsia="hu-HU"/>
+        </w:rPr>
+        <w:t xml:space="preserve">, </w:t>
+      </w:r>
+      <w:r>
+        <w:rPr>
+          <w:rFonts w:ascii="Times New Roman" w:eastAsia="Times New Roman" w:hAnsi="Times New Roman" w:cs="Times New Roman"/>
+          <w:b/>
+          <w:bCs/>
+          <w:sz w:val="27"/>
+          <w:szCs w:val="27"/>
+          <w:lang w:eastAsia="hu-HU"/>
+        </w:rPr>
+        <w:t>„Kredit</w:t>
+      </w:r>
+      <w:r>
+        <w:rPr>
+          <w:rFonts w:ascii="Times New Roman" w:eastAsia="Times New Roman" w:hAnsi="Times New Roman" w:cs="Times New Roman"/>
+          <w:b/>
+          <w:bCs/>
+          <w:sz w:val="27"/>
+          <w:szCs w:val="27"/>
+          <w:lang w:eastAsia="hu-HU"/>
+        </w:rPr>
+        <w:t xml:space="preserve"> </w:t>
+      </w:r>
+      <w:r>
+        <w:rPr>
+          <w:rFonts w:ascii="Times New Roman" w:eastAsia="Times New Roman" w:hAnsi="Times New Roman" w:cs="Times New Roman"/>
+          <w:b/>
+          <w:bCs/>
+          <w:sz w:val="27"/>
+          <w:szCs w:val="27"/>
+          <w:lang w:eastAsia="hu-HU"/>
+        </w:rPr>
+        <w:t>toplista”</w:t>
+      </w:r>
+      <w:r>
+        <w:rPr>
+          <w:noProof/>
+        </w:rPr>
+        <w:t xml:space="preserve"> </w:t>
       </w:r>
     </w:p>
     <w:p>
       <w:pPr>
         <w:spacing w:before="100" w:beforeAutospacing="1" w:after="100" w:afterAutospacing="1" w:line="240" w:lineRule="auto"/>
-        <w:rPr>
-          <w:rFonts w:ascii="Times New Roman" w:eastAsia="Times New Roman" w:hAnsi="Times New Roman" w:cs="Times New Roman"/>
-          <w:sz w:val="24"/>
-          <w:szCs w:val="24"/>
-          <w:lang w:eastAsia="hu-HU"/>
-        </w:rPr>
-      </w:pPr>
-      <w:r>
-        <w:rPr>
-          <w:rFonts w:ascii="Times New Roman" w:eastAsia="Times New Roman" w:hAnsi="Times New Roman" w:cs="Times New Roman"/>
-          <w:b/>
-          <w:bCs/>
-          <w:sz w:val="24"/>
-          <w:szCs w:val="24"/>
-          <w:lang w:eastAsia="hu-HU"/>
-        </w:rPr>
-        <w:t>Működés:</w:t>
+        <w:outlineLvl w:val="2"/>
+        <w:rPr>
+          <w:rFonts w:ascii="Times New Roman" w:eastAsia="Times New Roman" w:hAnsi="Times New Roman" w:cs="Times New Roman"/>
+          <w:sz w:val="27"/>
+          <w:szCs w:val="27"/>
+          <w:lang w:eastAsia="hu-HU"/>
+        </w:rPr>
+      </w:pPr>
+      <w:r>
+        <w:rPr>
+          <w:rFonts w:ascii="Times New Roman" w:eastAsia="Times New Roman" w:hAnsi="Times New Roman" w:cs="Times New Roman"/>
+          <w:b/>
+          <w:bCs/>
+          <w:sz w:val="27"/>
+          <w:szCs w:val="27"/>
+          <w:u w:val="single"/>
+          <w:lang w:eastAsia="hu-HU"/>
+        </w:rPr>
+        <w:t>„Tabella”</w:t>
+      </w:r>
+      <w:r>
+        <w:rPr>
+          <w:rFonts w:ascii="Times New Roman" w:eastAsia="Times New Roman" w:hAnsi="Times New Roman" w:cs="Times New Roman"/>
+          <w:b/>
+          <w:bCs/>
+          <w:sz w:val="27"/>
+          <w:szCs w:val="27"/>
+          <w:u w:val="single"/>
+          <w:lang w:eastAsia="hu-HU"/>
+        </w:rPr>
+        <w:br/>
+      </w:r>
+      <w:r>
+        <w:rPr>
+          <w:rFonts w:ascii="Times New Roman" w:eastAsia="Times New Roman" w:hAnsi="Times New Roman" w:cs="Times New Roman"/>
+          <w:sz w:val="27"/>
+          <w:szCs w:val="27"/>
+          <w:lang w:eastAsia="hu-HU"/>
+        </w:rPr>
+        <w:t>Itt jelenik meg a fizz liga meccseinek valós idejű állása</w:t>
       </w:r>
     </w:p>
     <w:p>
       <w:pPr>
-        <w:numPr>
-          <w:ilvl w:val="0"/>
-          <w:numId w:val="4"/>
-        </w:numPr>
         <w:spacing w:before="100" w:beforeAutospacing="1" w:after="100" w:afterAutospacing="1" w:line="240" w:lineRule="auto"/>
-        <w:rPr>
-          <w:rFonts w:ascii="Times New Roman" w:eastAsia="Times New Roman" w:hAnsi="Times New Roman" w:cs="Times New Roman"/>
-          <w:sz w:val="24"/>
-          <w:szCs w:val="24"/>
-          <w:lang w:eastAsia="hu-HU"/>
-        </w:rPr>
-      </w:pPr>
-      <w:r>
-        <w:rPr>
-          <w:rFonts w:ascii="Times New Roman" w:eastAsia="Times New Roman" w:hAnsi="Times New Roman" w:cs="Times New Roman"/>
-          <w:sz w:val="24"/>
-          <w:szCs w:val="24"/>
-          <w:lang w:eastAsia="hu-HU"/>
-        </w:rPr>
-        <w:t>Felhasználói adatok betöltése</w:t>
+        <w:outlineLvl w:val="2"/>
+        <w:rPr>
+          <w:rFonts w:ascii="Times New Roman" w:eastAsia="Times New Roman" w:hAnsi="Times New Roman" w:cs="Times New Roman"/>
+          <w:sz w:val="27"/>
+          <w:szCs w:val="27"/>
+          <w:u w:val="single"/>
+          <w:lang w:eastAsia="hu-HU"/>
+        </w:rPr>
+      </w:pPr>
+      <w:r>
+        <w:rPr>
+          <w:rFonts w:ascii="Times New Roman" w:eastAsia="Times New Roman" w:hAnsi="Times New Roman" w:cs="Times New Roman"/>
+          <w:b/>
+          <w:bCs/>
+          <w:sz w:val="27"/>
+          <w:szCs w:val="27"/>
+          <w:u w:val="single"/>
+          <w:lang w:eastAsia="hu-HU"/>
+        </w:rPr>
+        <w:t>„Gól lövő lista”</w:t>
+      </w:r>
+      <w:r>
+        <w:rPr>
+          <w:rFonts w:ascii="Times New Roman" w:eastAsia="Times New Roman" w:hAnsi="Times New Roman" w:cs="Times New Roman"/>
+          <w:b/>
+          <w:bCs/>
+          <w:sz w:val="27"/>
+          <w:szCs w:val="27"/>
+          <w:u w:val="single"/>
+          <w:lang w:eastAsia="hu-HU"/>
+        </w:rPr>
+        <w:br/>
+      </w:r>
+      <w:r>
+        <w:rPr>
+          <w:rFonts w:ascii="Times New Roman" w:eastAsia="Times New Roman" w:hAnsi="Times New Roman" w:cs="Times New Roman"/>
+          <w:noProof/>
+          <w:sz w:val="27"/>
+          <w:szCs w:val="27"/>
+          <w:u w:val="single"/>
+          <w:lang w:eastAsia="hu-HU"/>
+        </w:rPr>
+        <w:drawing>
+          <wp:inline distT="0" distB="0" distL="0" distR="0" wp14:anchorId="3B25DD11" wp14:editId="23BBC677">
+            <wp:extent cx="3112655" cy="2577067"/>
+            <wp:effectExtent l="0" t="0" r="0" b="0"/>
+            <wp:docPr id="1" name="Kép 1"/>
+            <wp:cNvGraphicFramePr>
+              <a:graphicFrameLocks xmlns:a="http://schemas.openxmlformats.org/drawingml/2006/main" noChangeAspect="1"/>
+            </wp:cNvGraphicFramePr>
+            <a:graphic xmlns:a="http://schemas.openxmlformats.org/drawingml/2006/main">
+              <a:graphicData uri="http://schemas.openxmlformats.org/drawingml/2006/picture">
+                <pic:pic xmlns:pic="http://schemas.openxmlformats.org/drawingml/2006/picture">
+                  <pic:nvPicPr>
+                    <pic:cNvPr id="1" name=""/>
+                    <pic:cNvPicPr/>
+                  </pic:nvPicPr>
+                  <pic:blipFill>
+                    <a:blip r:embed="rId5"/>
+                    <a:stretch>
+                      <a:fillRect/>
+                    </a:stretch>
+                  </pic:blipFill>
+                  <pic:spPr>
+                    <a:xfrm>
+                      <a:off x="0" y="0"/>
+                      <a:ext cx="3120319" cy="2583413"/>
+                    </a:xfrm>
+                    <a:prstGeom prst="rect">
+                      <a:avLst/>
+                    </a:prstGeom>
+                  </pic:spPr>
+                </pic:pic>
+              </a:graphicData>
+            </a:graphic>
+          </wp:inline>
+        </w:drawing>
       </w:r>
     </w:p>
     <w:p>
       <w:pPr>
-        <w:numPr>
-          <w:ilvl w:val="0"/>
-          <w:numId w:val="4"/>
-        </w:numPr>
         <w:spacing w:before="100" w:beforeAutospacing="1" w:after="100" w:afterAutospacing="1" w:line="240" w:lineRule="auto"/>
-        <w:rPr>
-          <w:rFonts w:ascii="Times New Roman" w:eastAsia="Times New Roman" w:hAnsi="Times New Roman" w:cs="Times New Roman"/>
-          <w:sz w:val="24"/>
-          <w:szCs w:val="24"/>
-          <w:lang w:eastAsia="hu-HU"/>
-        </w:rPr>
-      </w:pPr>
-      <w:r>
-        <w:rPr>
-          <w:rFonts w:ascii="Times New Roman" w:eastAsia="Times New Roman" w:hAnsi="Times New Roman" w:cs="Times New Roman"/>
-          <w:sz w:val="24"/>
-          <w:szCs w:val="24"/>
-          <w:lang w:eastAsia="hu-HU"/>
-        </w:rPr>
-        <w:t>Személyes információk megjelenítése</w:t>
+        <w:outlineLvl w:val="2"/>
+        <w:rPr>
+          <w:rFonts w:ascii="Times New Roman" w:eastAsia="Times New Roman" w:hAnsi="Times New Roman" w:cs="Times New Roman"/>
+          <w:sz w:val="27"/>
+          <w:szCs w:val="27"/>
+          <w:lang w:eastAsia="hu-HU"/>
+        </w:rPr>
+      </w:pPr>
+      <w:r>
+        <w:rPr>
+          <w:rFonts w:ascii="Times New Roman" w:eastAsia="Times New Roman" w:hAnsi="Times New Roman" w:cs="Times New Roman"/>
+          <w:b/>
+          <w:bCs/>
+          <w:sz w:val="27"/>
+          <w:szCs w:val="27"/>
+          <w:u w:val="single"/>
+          <w:lang w:eastAsia="hu-HU"/>
+        </w:rPr>
+        <w:t>„</w:t>
+      </w:r>
+      <w:r>
+        <w:rPr>
+          <w:rFonts w:ascii="Times New Roman" w:eastAsia="Times New Roman" w:hAnsi="Times New Roman" w:cs="Times New Roman"/>
+          <w:b/>
+          <w:bCs/>
+          <w:sz w:val="27"/>
+          <w:szCs w:val="27"/>
+          <w:u w:val="single"/>
+          <w:lang w:eastAsia="hu-HU"/>
+        </w:rPr>
+        <w:t>Kártyajáték</w:t>
+      </w:r>
+      <w:r>
+        <w:rPr>
+          <w:rFonts w:ascii="Times New Roman" w:eastAsia="Times New Roman" w:hAnsi="Times New Roman" w:cs="Times New Roman"/>
+          <w:b/>
+          <w:bCs/>
+          <w:sz w:val="27"/>
+          <w:szCs w:val="27"/>
+          <w:u w:val="single"/>
+          <w:lang w:eastAsia="hu-HU"/>
+        </w:rPr>
+        <w:t xml:space="preserve"> statisztikáid”</w:t>
+      </w:r>
+      <w:r>
+        <w:rPr>
+          <w:rFonts w:ascii="Times New Roman" w:eastAsia="Times New Roman" w:hAnsi="Times New Roman" w:cs="Times New Roman"/>
+          <w:b/>
+          <w:bCs/>
+          <w:sz w:val="27"/>
+          <w:szCs w:val="27"/>
+          <w:u w:val="single"/>
+          <w:lang w:eastAsia="hu-HU"/>
+        </w:rPr>
+        <w:br/>
+      </w:r>
+      <w:r>
+        <w:rPr>
+          <w:rFonts w:ascii="Times New Roman" w:eastAsia="Times New Roman" w:hAnsi="Times New Roman" w:cs="Times New Roman"/>
+          <w:sz w:val="27"/>
+          <w:szCs w:val="27"/>
+          <w:lang w:eastAsia="hu-HU"/>
+        </w:rPr>
+        <w:t>Itt jellenek meg a kártyajátékban elért eredményeid és a lejátszott meccseid</w:t>
+      </w:r>
+      <w:r>
+        <w:rPr>
+          <w:rFonts w:ascii="Times New Roman" w:eastAsia="Times New Roman" w:hAnsi="Times New Roman" w:cs="Times New Roman"/>
+          <w:noProof/>
+          <w:sz w:val="27"/>
+          <w:szCs w:val="27"/>
+          <w:lang w:eastAsia="hu-HU"/>
+        </w:rPr>
+        <w:drawing>
+          <wp:inline distT="0" distB="0" distL="0" distR="0" wp14:anchorId="1BDE9D4E" wp14:editId="4A0C480C">
+            <wp:extent cx="3648364" cy="2539216"/>
+            <wp:effectExtent l="0" t="0" r="0" b="0"/>
+            <wp:docPr id="2" name="Kép 2"/>
+            <wp:cNvGraphicFramePr>
+              <a:graphicFrameLocks xmlns:a="http://schemas.openxmlformats.org/drawingml/2006/main" noChangeAspect="1"/>
+            </wp:cNvGraphicFramePr>
+            <a:graphic xmlns:a="http://schemas.openxmlformats.org/drawingml/2006/main">
+              <a:graphicData uri="http://schemas.openxmlformats.org/drawingml/2006/picture">
+                <pic:pic xmlns:pic="http://schemas.openxmlformats.org/drawingml/2006/picture">
+                  <pic:nvPicPr>
+                    <pic:cNvPr id="1" name=""/>
+                    <pic:cNvPicPr/>
+                  </pic:nvPicPr>
+                  <pic:blipFill>
+                    <a:blip r:embed="rId6"/>
+                    <a:stretch>
+                      <a:fillRect/>
+                    </a:stretch>
+                  </pic:blipFill>
+                  <pic:spPr>
+                    <a:xfrm>
+                      <a:off x="0" y="0"/>
+                      <a:ext cx="3653148" cy="2542546"/>
+                    </a:xfrm>
+                    <a:prstGeom prst="rect">
+                      <a:avLst/>
+                    </a:prstGeom>
+                  </pic:spPr>
+                </pic:pic>
+              </a:graphicData>
+            </a:graphic>
+          </wp:inline>
+        </w:drawing>
       </w:r>
     </w:p>
     <w:p>
       <w:pPr>
-        <w:numPr>
-          <w:ilvl w:val="0"/>
-          <w:numId w:val="4"/>
-        </w:numPr>
         <w:spacing w:before="100" w:beforeAutospacing="1" w:after="100" w:afterAutospacing="1" w:line="240" w:lineRule="auto"/>
-        <w:rPr>
-          <w:rFonts w:ascii="Times New Roman" w:eastAsia="Times New Roman" w:hAnsi="Times New Roman" w:cs="Times New Roman"/>
-          <w:sz w:val="24"/>
-          <w:szCs w:val="24"/>
-          <w:lang w:eastAsia="hu-HU"/>
-        </w:rPr>
-      </w:pPr>
-      <w:r>
-        <w:rPr>
-          <w:rFonts w:ascii="Times New Roman" w:eastAsia="Times New Roman" w:hAnsi="Times New Roman" w:cs="Times New Roman"/>
-          <w:sz w:val="24"/>
-          <w:szCs w:val="24"/>
-          <w:lang w:eastAsia="hu-HU"/>
-        </w:rPr>
-        <w:t>Esetleges módosítás lehetősége</w:t>
+        <w:outlineLvl w:val="2"/>
+        <w:rPr>
+          <w:rFonts w:ascii="Times New Roman" w:eastAsia="Times New Roman" w:hAnsi="Times New Roman" w:cs="Times New Roman"/>
+          <w:b/>
+          <w:bCs/>
+          <w:sz w:val="27"/>
+          <w:szCs w:val="27"/>
+          <w:lang w:eastAsia="hu-HU"/>
+        </w:rPr>
+      </w:pPr>
+      <w:r>
+        <w:rPr>
+          <w:rFonts w:ascii="Times New Roman" w:eastAsia="Times New Roman" w:hAnsi="Times New Roman" w:cs="Times New Roman"/>
+          <w:b/>
+          <w:bCs/>
+          <w:sz w:val="27"/>
+          <w:szCs w:val="27"/>
+          <w:u w:val="single"/>
+          <w:lang w:eastAsia="hu-HU"/>
+        </w:rPr>
+        <w:lastRenderedPageBreak/>
+        <w:t>„Kredit toplista”</w:t>
+      </w:r>
+      <w:r>
+        <w:rPr>
+          <w:noProof/>
+          <w:u w:val="single"/>
+        </w:rPr>
+        <w:t xml:space="preserve"> </w:t>
+      </w:r>
+      <w:r>
+        <w:rPr>
+          <w:noProof/>
+          <w:u w:val="single"/>
+        </w:rPr>
+        <w:br/>
+      </w:r>
+      <w:r>
+        <w:rPr>
+          <w:noProof/>
+        </w:rPr>
+        <w:t xml:space="preserve">Itt talál a felhasználó egy listát </w:t>
+      </w:r>
+      <w:r>
+        <w:rPr>
+          <w:noProof/>
+        </w:rPr>
+        <w:t>ahol rangsorolva vannak a felhasználók kredit alapján</w:t>
+      </w:r>
+      <w:r>
+        <w:rPr>
+          <w:noProof/>
+        </w:rPr>
+        <w:drawing>
+          <wp:inline distT="0" distB="0" distL="0" distR="0" wp14:anchorId="75CAA2C9" wp14:editId="42AB42EC">
+            <wp:extent cx="5760720" cy="2228215"/>
+            <wp:effectExtent l="0" t="0" r="0" b="635"/>
+            <wp:docPr id="3" name="Kép 3"/>
+            <wp:cNvGraphicFramePr>
+              <a:graphicFrameLocks xmlns:a="http://schemas.openxmlformats.org/drawingml/2006/main" noChangeAspect="1"/>
+            </wp:cNvGraphicFramePr>
+            <a:graphic xmlns:a="http://schemas.openxmlformats.org/drawingml/2006/main">
+              <a:graphicData uri="http://schemas.openxmlformats.org/drawingml/2006/picture">
+                <pic:pic xmlns:pic="http://schemas.openxmlformats.org/drawingml/2006/picture">
+                  <pic:nvPicPr>
+                    <pic:cNvPr id="1" name=""/>
+                    <pic:cNvPicPr/>
+                  </pic:nvPicPr>
+                  <pic:blipFill>
+                    <a:blip r:embed="rId7"/>
+                    <a:stretch>
+                      <a:fillRect/>
+                    </a:stretch>
+                  </pic:blipFill>
+                  <pic:spPr>
+                    <a:xfrm>
+                      <a:off x="0" y="0"/>
+                      <a:ext cx="5760720" cy="2228215"/>
+                    </a:xfrm>
+                    <a:prstGeom prst="rect">
+                      <a:avLst/>
+                    </a:prstGeom>
+                  </pic:spPr>
+                </pic:pic>
+              </a:graphicData>
+            </a:graphic>
+          </wp:inline>
+        </w:drawing>
       </w:r>
     </w:p>
     <w:p>
       <w:pPr>
-        <w:spacing w:after="0" w:line="240" w:lineRule="auto"/>
-        <w:rPr>
-          <w:rFonts w:ascii="Times New Roman" w:eastAsia="Times New Roman" w:hAnsi="Times New Roman" w:cs="Times New Roman"/>
-          <w:sz w:val="24"/>
-          <w:szCs w:val="24"/>
-          <w:lang w:eastAsia="hu-HU"/>
-        </w:rPr>
-      </w:pPr>
-      <w:r>
-        <w:rPr>
-          <w:rFonts w:ascii="Times New Roman" w:eastAsia="Times New Roman" w:hAnsi="Times New Roman" w:cs="Times New Roman"/>
-          <w:sz w:val="24"/>
-          <w:szCs w:val="24"/>
-          <w:lang w:eastAsia="hu-HU"/>
-        </w:rPr>
-        <w:pict w14:anchorId="40FD3F03">
-          <v:rect id="_x0000_i1029" style="width:0;height:1.5pt" o:hralign="center" o:hrstd="t" o:hr="t" fillcolor="#a0a0a0" stroked="f"/>
-        </w:pict>
+        <w:spacing w:before="100" w:beforeAutospacing="1" w:after="100" w:afterAutospacing="1" w:line="240" w:lineRule="auto"/>
+        <w:outlineLvl w:val="2"/>
+        <w:rPr>
+          <w:rFonts w:ascii="Times New Roman" w:eastAsia="Times New Roman" w:hAnsi="Times New Roman" w:cs="Times New Roman"/>
+          <w:b/>
+          <w:bCs/>
+          <w:sz w:val="27"/>
+          <w:szCs w:val="27"/>
+          <w:lang w:eastAsia="hu-HU"/>
+        </w:rPr>
+      </w:pPr>
+      <w:r>
+        <w:rPr>
+          <w:rFonts w:ascii="Times New Roman" w:eastAsia="Times New Roman" w:hAnsi="Times New Roman" w:cs="Times New Roman"/>
+          <w:b/>
+          <w:bCs/>
+          <w:sz w:val="27"/>
+          <w:szCs w:val="27"/>
+          <w:lang w:eastAsia="hu-HU"/>
+        </w:rPr>
+        <w:t>2.</w:t>
+      </w:r>
+      <w:r>
+        <w:rPr>
+          <w:rFonts w:ascii="Times New Roman" w:eastAsia="Times New Roman" w:hAnsi="Times New Roman" w:cs="Times New Roman"/>
+          <w:b/>
+          <w:bCs/>
+          <w:sz w:val="27"/>
+          <w:szCs w:val="27"/>
+          <w:lang w:eastAsia="hu-HU"/>
+        </w:rPr>
+        <w:t>5</w:t>
+      </w:r>
+      <w:r>
+        <w:rPr>
+          <w:rFonts w:ascii="Times New Roman" w:eastAsia="Times New Roman" w:hAnsi="Times New Roman" w:cs="Times New Roman"/>
+          <w:b/>
+          <w:bCs/>
+          <w:sz w:val="27"/>
+          <w:szCs w:val="27"/>
+          <w:lang w:eastAsia="hu-HU"/>
+        </w:rPr>
+        <w:t xml:space="preserve"> „</w:t>
+      </w:r>
+      <w:r>
+        <w:rPr>
+          <w:rFonts w:ascii="Times New Roman" w:eastAsia="Times New Roman" w:hAnsi="Times New Roman" w:cs="Times New Roman"/>
+          <w:b/>
+          <w:bCs/>
+          <w:sz w:val="27"/>
+          <w:szCs w:val="27"/>
+          <w:lang w:eastAsia="hu-HU"/>
+        </w:rPr>
+        <w:t>Hírek</w:t>
+      </w:r>
+      <w:r>
+        <w:rPr>
+          <w:rFonts w:ascii="Times New Roman" w:eastAsia="Times New Roman" w:hAnsi="Times New Roman" w:cs="Times New Roman"/>
+          <w:b/>
+          <w:bCs/>
+          <w:sz w:val="27"/>
+          <w:szCs w:val="27"/>
+          <w:lang w:eastAsia="hu-HU"/>
+        </w:rPr>
+        <w:t>”</w:t>
+      </w:r>
+      <w:r>
+        <w:rPr>
+          <w:rFonts w:ascii="Times New Roman" w:eastAsia="Times New Roman" w:hAnsi="Times New Roman" w:cs="Times New Roman"/>
+          <w:b/>
+          <w:bCs/>
+          <w:sz w:val="27"/>
+          <w:szCs w:val="27"/>
+          <w:lang w:eastAsia="hu-HU"/>
+        </w:rPr>
+        <w:br/>
+        <w:t xml:space="preserve">Itt találhatók meg a hírek a magyar és nemzetközi futballal kapcsolatban. Ha a felhasználó egy hírt elszeretne olvasni akkor a kattintásra külső hírportálokra visz az oldal. </w:t>
+      </w:r>
+      <w:r>
+        <w:rPr>
+          <w:rFonts w:ascii="Times New Roman" w:eastAsia="Times New Roman" w:hAnsi="Times New Roman" w:cs="Times New Roman"/>
+          <w:b/>
+          <w:bCs/>
+          <w:sz w:val="27"/>
+          <w:szCs w:val="27"/>
+          <w:lang w:eastAsia="hu-HU"/>
+        </w:rPr>
+        <w:drawing>
+          <wp:inline distT="0" distB="0" distL="0" distR="0" wp14:anchorId="0B167CA4" wp14:editId="25C24097">
+            <wp:extent cx="5760720" cy="4344035"/>
+            <wp:effectExtent l="0" t="0" r="0" b="0"/>
+            <wp:docPr id="4" name="Kép 4"/>
+            <wp:cNvGraphicFramePr>
+              <a:graphicFrameLocks xmlns:a="http://schemas.openxmlformats.org/drawingml/2006/main" noChangeAspect="1"/>
+            </wp:cNvGraphicFramePr>
+            <a:graphic xmlns:a="http://schemas.openxmlformats.org/drawingml/2006/main">
+              <a:graphicData uri="http://schemas.openxmlformats.org/drawingml/2006/picture">
+                <pic:pic xmlns:pic="http://schemas.openxmlformats.org/drawingml/2006/picture">
+                  <pic:nvPicPr>
+                    <pic:cNvPr id="1" name=""/>
+                    <pic:cNvPicPr/>
+                  </pic:nvPicPr>
+                  <pic:blipFill>
+                    <a:blip r:embed="rId8"/>
+                    <a:stretch>
+                      <a:fillRect/>
+                    </a:stretch>
+                  </pic:blipFill>
+                  <pic:spPr>
+                    <a:xfrm>
+                      <a:off x="0" y="0"/>
+                      <a:ext cx="5760720" cy="4344035"/>
+                    </a:xfrm>
+                    <a:prstGeom prst="rect">
+                      <a:avLst/>
+                    </a:prstGeom>
+                  </pic:spPr>
+                </pic:pic>
+              </a:graphicData>
+            </a:graphic>
+          </wp:inline>
+        </w:drawing>
       </w:r>
     </w:p>
     <w:p>
       <w:pPr>
-        <w:spacing w:before="100" w:beforeAutospacing="1" w:after="100" w:afterAutospacing="1" w:line="240" w:lineRule="auto"/>
-        <w:outlineLvl w:val="2"/>
-        <w:rPr>
-          <w:rFonts w:ascii="Times New Roman" w:eastAsia="Times New Roman" w:hAnsi="Times New Roman" w:cs="Times New Roman"/>
-          <w:b/>
-          <w:bCs/>
-          <w:sz w:val="27"/>
-          <w:szCs w:val="27"/>
-          <w:lang w:eastAsia="hu-HU"/>
-        </w:rPr>
-      </w:pPr>
-      <w:r>
-        <w:rPr>
-          <w:rFonts w:ascii="Times New Roman" w:eastAsia="Times New Roman" w:hAnsi="Times New Roman" w:cs="Times New Roman"/>
-          <w:b/>
-          <w:bCs/>
-          <w:sz w:val="27"/>
-          <w:szCs w:val="27"/>
-          <w:lang w:eastAsia="hu-HU"/>
-        </w:rPr>
-        <w:t>2.5 „Kapcsolat”</w:t>
+        <w:rPr>
+          <w:rFonts w:ascii="Times New Roman" w:eastAsia="Times New Roman" w:hAnsi="Times New Roman" w:cs="Times New Roman"/>
+          <w:b/>
+          <w:bCs/>
+          <w:sz w:val="27"/>
+          <w:szCs w:val="27"/>
+          <w:lang w:eastAsia="hu-HU"/>
+        </w:rPr>
+      </w:pPr>
+      <w:r>
+        <w:rPr>
+          <w:rFonts w:ascii="Times New Roman" w:eastAsia="Times New Roman" w:hAnsi="Times New Roman" w:cs="Times New Roman"/>
+          <w:b/>
+          <w:bCs/>
+          <w:sz w:val="27"/>
+          <w:szCs w:val="27"/>
+          <w:lang w:eastAsia="hu-HU"/>
+        </w:rPr>
+        <w:t>2.</w:t>
+      </w:r>
+      <w:r>
+        <w:rPr>
+          <w:rFonts w:ascii="Times New Roman" w:eastAsia="Times New Roman" w:hAnsi="Times New Roman" w:cs="Times New Roman"/>
+          <w:b/>
+          <w:bCs/>
+          <w:sz w:val="27"/>
+          <w:szCs w:val="27"/>
+          <w:lang w:eastAsia="hu-HU"/>
+        </w:rPr>
+        <w:t>6</w:t>
+      </w:r>
+      <w:r>
+        <w:rPr>
+          <w:rFonts w:ascii="Times New Roman" w:eastAsia="Times New Roman" w:hAnsi="Times New Roman" w:cs="Times New Roman"/>
+          <w:b/>
+          <w:bCs/>
+          <w:sz w:val="27"/>
+          <w:szCs w:val="27"/>
+          <w:lang w:eastAsia="hu-HU"/>
+        </w:rPr>
+        <w:t xml:space="preserve"> „</w:t>
+      </w:r>
+      <w:r>
+        <w:rPr>
+          <w:rFonts w:ascii="Times New Roman" w:eastAsia="Times New Roman" w:hAnsi="Times New Roman" w:cs="Times New Roman"/>
+          <w:b/>
+          <w:bCs/>
+          <w:sz w:val="27"/>
+          <w:szCs w:val="27"/>
+          <w:lang w:eastAsia="hu-HU"/>
+        </w:rPr>
+        <w:t>Névjegy</w:t>
+      </w:r>
+      <w:r>
+        <w:rPr>
+          <w:rFonts w:ascii="Times New Roman" w:eastAsia="Times New Roman" w:hAnsi="Times New Roman" w:cs="Times New Roman"/>
+          <w:b/>
+          <w:bCs/>
+          <w:sz w:val="27"/>
+          <w:szCs w:val="27"/>
+          <w:lang w:eastAsia="hu-HU"/>
+        </w:rPr>
+        <w:t>”</w:t>
+      </w:r>
+      <w:r>
+        <w:rPr>
+          <w:rFonts w:ascii="Times New Roman" w:eastAsia="Times New Roman" w:hAnsi="Times New Roman" w:cs="Times New Roman"/>
+          <w:b/>
+          <w:bCs/>
+          <w:sz w:val="27"/>
+          <w:szCs w:val="27"/>
+          <w:lang w:eastAsia="hu-HU"/>
+        </w:rPr>
+        <w:br/>
+        <w:t xml:space="preserve">Itt található 3 oldal az egyik ahol a </w:t>
+      </w:r>
+      <w:proofErr w:type="spellStart"/>
+      <w:r>
+        <w:rPr>
+          <w:rFonts w:ascii="Times New Roman" w:eastAsia="Times New Roman" w:hAnsi="Times New Roman" w:cs="Times New Roman"/>
+          <w:b/>
+          <w:bCs/>
+          <w:sz w:val="27"/>
+          <w:szCs w:val="27"/>
+          <w:lang w:eastAsia="hu-HU"/>
+        </w:rPr>
+        <w:t>wpf</w:t>
+      </w:r>
+      <w:proofErr w:type="spellEnd"/>
+      <w:r>
+        <w:rPr>
+          <w:rFonts w:ascii="Times New Roman" w:eastAsia="Times New Roman" w:hAnsi="Times New Roman" w:cs="Times New Roman"/>
+          <w:b/>
+          <w:bCs/>
+          <w:sz w:val="27"/>
+          <w:szCs w:val="27"/>
+          <w:lang w:eastAsia="hu-HU"/>
+        </w:rPr>
+        <w:t xml:space="preserve"> asztali alkalmazásunkat lehet letölteni, illetve egy Rólunk oldal ahol röviden az oldal működéséről tudnak olvasni a </w:t>
+      </w:r>
+      <w:r>
+        <w:rPr>
+          <w:rFonts w:ascii="Times New Roman" w:eastAsia="Times New Roman" w:hAnsi="Times New Roman" w:cs="Times New Roman"/>
+          <w:b/>
+          <w:bCs/>
+          <w:sz w:val="27"/>
+          <w:szCs w:val="27"/>
+          <w:lang w:eastAsia="hu-HU"/>
+        </w:rPr>
+        <w:lastRenderedPageBreak/>
+        <w:t>felhasználók. Végül pedig egy „kapcsolat” fül is van ahol a felhasználók emailt tudnak nekünk küldeni, visszajelzéseikről és észrevételeikről.</w:t>
       </w:r>
     </w:p>
     <w:p>
       <w:pPr>
-        <w:spacing w:before="100" w:beforeAutospacing="1" w:after="100" w:afterAutospacing="1" w:line="240" w:lineRule="auto"/>
-        <w:rPr>
-          <w:rFonts w:ascii="Times New Roman" w:eastAsia="Times New Roman" w:hAnsi="Times New Roman" w:cs="Times New Roman"/>
-          <w:sz w:val="24"/>
-          <w:szCs w:val="24"/>
-          <w:lang w:eastAsia="hu-HU"/>
-        </w:rPr>
-      </w:pPr>
-      <w:r>
-        <w:rPr>
-          <w:rFonts w:ascii="Times New Roman" w:eastAsia="Times New Roman" w:hAnsi="Times New Roman" w:cs="Times New Roman"/>
-          <w:sz w:val="24"/>
-          <w:szCs w:val="24"/>
-          <w:lang w:eastAsia="hu-HU"/>
-        </w:rPr>
-        <w:t>Kapcsolatfelvételi oldal.</w:t>
+        <w:rPr>
+          <w:rFonts w:ascii="Times New Roman" w:eastAsia="Times New Roman" w:hAnsi="Times New Roman" w:cs="Times New Roman"/>
+          <w:b/>
+          <w:bCs/>
+          <w:sz w:val="27"/>
+          <w:szCs w:val="27"/>
+          <w:lang w:eastAsia="hu-HU"/>
+        </w:rPr>
+      </w:pPr>
+      <w:r>
+        <w:rPr>
+          <w:rFonts w:ascii="Times New Roman" w:eastAsia="Times New Roman" w:hAnsi="Times New Roman" w:cs="Times New Roman"/>
+          <w:b/>
+          <w:bCs/>
+          <w:sz w:val="27"/>
+          <w:szCs w:val="27"/>
+          <w:u w:val="single"/>
+          <w:lang w:eastAsia="hu-HU"/>
+        </w:rPr>
+        <w:t>„WPF alkalmazás”</w:t>
+      </w:r>
+      <w:r>
+        <w:rPr>
+          <w:rFonts w:ascii="Times New Roman" w:eastAsia="Times New Roman" w:hAnsi="Times New Roman" w:cs="Times New Roman"/>
+          <w:b/>
+          <w:bCs/>
+          <w:sz w:val="27"/>
+          <w:szCs w:val="27"/>
+          <w:lang w:eastAsia="hu-HU"/>
+        </w:rPr>
+        <w:br/>
+      </w:r>
+      <w:r>
+        <w:rPr>
+          <w:b/>
+          <w:bCs/>
+          <w:u w:val="single"/>
+        </w:rPr>
+        <w:drawing>
+          <wp:inline distT="0" distB="0" distL="0" distR="0" wp14:anchorId="108B9911" wp14:editId="3C994843">
+            <wp:extent cx="5760720" cy="4681855"/>
+            <wp:effectExtent l="0" t="0" r="0" b="4445"/>
+            <wp:docPr id="5" name="Kép 5"/>
+            <wp:cNvGraphicFramePr>
+              <a:graphicFrameLocks xmlns:a="http://schemas.openxmlformats.org/drawingml/2006/main" noChangeAspect="1"/>
+            </wp:cNvGraphicFramePr>
+            <a:graphic xmlns:a="http://schemas.openxmlformats.org/drawingml/2006/main">
+              <a:graphicData uri="http://schemas.openxmlformats.org/drawingml/2006/picture">
+                <pic:pic xmlns:pic="http://schemas.openxmlformats.org/drawingml/2006/picture">
+                  <pic:nvPicPr>
+                    <pic:cNvPr id="1" name=""/>
+                    <pic:cNvPicPr/>
+                  </pic:nvPicPr>
+                  <pic:blipFill>
+                    <a:blip r:embed="rId9"/>
+                    <a:stretch>
+                      <a:fillRect/>
+                    </a:stretch>
+                  </pic:blipFill>
+                  <pic:spPr>
+                    <a:xfrm>
+                      <a:off x="0" y="0"/>
+                      <a:ext cx="5760720" cy="4681855"/>
+                    </a:xfrm>
+                    <a:prstGeom prst="rect">
+                      <a:avLst/>
+                    </a:prstGeom>
+                  </pic:spPr>
+                </pic:pic>
+              </a:graphicData>
+            </a:graphic>
+          </wp:inline>
+        </w:drawing>
       </w:r>
     </w:p>
     <w:p>
       <w:pPr>
-        <w:spacing w:before="100" w:beforeAutospacing="1" w:after="100" w:afterAutospacing="1" w:line="240" w:lineRule="auto"/>
-        <w:rPr>
-          <w:rFonts w:ascii="Times New Roman" w:eastAsia="Times New Roman" w:hAnsi="Times New Roman" w:cs="Times New Roman"/>
-          <w:sz w:val="24"/>
-          <w:szCs w:val="24"/>
-          <w:lang w:eastAsia="hu-HU"/>
-        </w:rPr>
-      </w:pPr>
-      <w:r>
-        <w:rPr>
-          <w:rFonts w:ascii="Times New Roman" w:eastAsia="Times New Roman" w:hAnsi="Times New Roman" w:cs="Times New Roman"/>
-          <w:b/>
-          <w:bCs/>
-          <w:sz w:val="24"/>
-          <w:szCs w:val="24"/>
-          <w:lang w:eastAsia="hu-HU"/>
-        </w:rPr>
-        <w:t>Működés:</w:t>
+        <w:rPr>
+          <w:rFonts w:ascii="Times New Roman" w:eastAsia="Times New Roman" w:hAnsi="Times New Roman" w:cs="Times New Roman"/>
+          <w:b/>
+          <w:bCs/>
+          <w:sz w:val="27"/>
+          <w:szCs w:val="27"/>
+          <w:u w:val="single"/>
+          <w:lang w:eastAsia="hu-HU"/>
+        </w:rPr>
+      </w:pPr>
+      <w:r>
+        <w:rPr>
+          <w:rFonts w:ascii="Times New Roman" w:eastAsia="Times New Roman" w:hAnsi="Times New Roman" w:cs="Times New Roman"/>
+          <w:b/>
+          <w:bCs/>
+          <w:sz w:val="27"/>
+          <w:szCs w:val="27"/>
+          <w:u w:val="single"/>
+          <w:lang w:eastAsia="hu-HU"/>
+        </w:rPr>
+        <w:lastRenderedPageBreak/>
+        <w:t>„</w:t>
+      </w:r>
+      <w:r>
+        <w:rPr>
+          <w:rFonts w:ascii="Times New Roman" w:eastAsia="Times New Roman" w:hAnsi="Times New Roman" w:cs="Times New Roman"/>
+          <w:b/>
+          <w:bCs/>
+          <w:sz w:val="27"/>
+          <w:szCs w:val="27"/>
+          <w:u w:val="single"/>
+          <w:lang w:eastAsia="hu-HU"/>
+        </w:rPr>
+        <w:t>Rólunk</w:t>
+      </w:r>
+      <w:r>
+        <w:rPr>
+          <w:rFonts w:ascii="Times New Roman" w:eastAsia="Times New Roman" w:hAnsi="Times New Roman" w:cs="Times New Roman"/>
+          <w:b/>
+          <w:bCs/>
+          <w:sz w:val="27"/>
+          <w:szCs w:val="27"/>
+          <w:u w:val="single"/>
+          <w:lang w:eastAsia="hu-HU"/>
+        </w:rPr>
+        <w:t>”</w:t>
+      </w:r>
+      <w:r>
+        <w:rPr>
+          <w:rFonts w:ascii="Times New Roman" w:eastAsia="Times New Roman" w:hAnsi="Times New Roman" w:cs="Times New Roman"/>
+          <w:b/>
+          <w:bCs/>
+          <w:sz w:val="27"/>
+          <w:szCs w:val="27"/>
+          <w:u w:val="single"/>
+          <w:lang w:eastAsia="hu-HU"/>
+        </w:rPr>
+        <w:br/>
+      </w:r>
+      <w:r>
+        <w:rPr>
+          <w:rFonts w:ascii="Times New Roman" w:hAnsi="Times New Roman" w:cs="Times New Roman"/>
+          <w:b/>
+          <w:bCs/>
+          <w:sz w:val="28"/>
+          <w:szCs w:val="28"/>
+          <w:u w:val="single"/>
+        </w:rPr>
+        <w:drawing>
+          <wp:inline distT="0" distB="0" distL="0" distR="0" wp14:anchorId="466D0189" wp14:editId="67AB28EC">
+            <wp:extent cx="5760720" cy="4362450"/>
+            <wp:effectExtent l="0" t="0" r="0" b="0"/>
+            <wp:docPr id="6" name="Kép 6"/>
+            <wp:cNvGraphicFramePr>
+              <a:graphicFrameLocks xmlns:a="http://schemas.openxmlformats.org/drawingml/2006/main" noChangeAspect="1"/>
+            </wp:cNvGraphicFramePr>
+            <a:graphic xmlns:a="http://schemas.openxmlformats.org/drawingml/2006/main">
+              <a:graphicData uri="http://schemas.openxmlformats.org/drawingml/2006/picture">
+                <pic:pic xmlns:pic="http://schemas.openxmlformats.org/drawingml/2006/picture">
+                  <pic:nvPicPr>
+                    <pic:cNvPr id="1" name=""/>
+                    <pic:cNvPicPr/>
+                  </pic:nvPicPr>
+                  <pic:blipFill>
+                    <a:blip r:embed="rId10"/>
+                    <a:stretch>
+                      <a:fillRect/>
+                    </a:stretch>
+                  </pic:blipFill>
+                  <pic:spPr>
+                    <a:xfrm>
+                      <a:off x="0" y="0"/>
+                      <a:ext cx="5760720" cy="4362450"/>
+                    </a:xfrm>
+                    <a:prstGeom prst="rect">
+                      <a:avLst/>
+                    </a:prstGeom>
+                  </pic:spPr>
+                </pic:pic>
+              </a:graphicData>
+            </a:graphic>
+          </wp:inline>
+        </w:drawing>
       </w:r>
     </w:p>
     <w:p>
       <w:pPr>
-        <w:numPr>
-          <w:ilvl w:val="0"/>
-          <w:numId w:val="5"/>
-        </w:numPr>
-        <w:spacing w:before="100" w:beforeAutospacing="1" w:after="100" w:afterAutospacing="1" w:line="240" w:lineRule="auto"/>
-        <w:rPr>
-          <w:rFonts w:ascii="Times New Roman" w:eastAsia="Times New Roman" w:hAnsi="Times New Roman" w:cs="Times New Roman"/>
-          <w:sz w:val="24"/>
-          <w:szCs w:val="24"/>
-          <w:lang w:eastAsia="hu-HU"/>
-        </w:rPr>
-      </w:pPr>
-      <w:r>
-        <w:rPr>
-          <w:rFonts w:ascii="Times New Roman" w:eastAsia="Times New Roman" w:hAnsi="Times New Roman" w:cs="Times New Roman"/>
-          <w:sz w:val="24"/>
-          <w:szCs w:val="24"/>
-          <w:lang w:eastAsia="hu-HU"/>
-        </w:rPr>
-        <w:t>Űrlap megjelenítése</w:t>
+        <w:rPr>
+          <w:rFonts w:ascii="Times New Roman" w:hAnsi="Times New Roman" w:cs="Times New Roman"/>
+          <w:b/>
+          <w:bCs/>
+          <w:sz w:val="28"/>
+          <w:szCs w:val="28"/>
+          <w:u w:val="single"/>
+        </w:rPr>
+      </w:pPr>
+      <w:r>
+        <w:rPr>
+          <w:rFonts w:ascii="Times New Roman" w:eastAsia="Times New Roman" w:hAnsi="Times New Roman" w:cs="Times New Roman"/>
+          <w:b/>
+          <w:bCs/>
+          <w:sz w:val="27"/>
+          <w:szCs w:val="27"/>
+          <w:u w:val="single"/>
+          <w:lang w:eastAsia="hu-HU"/>
+        </w:rPr>
+        <w:lastRenderedPageBreak/>
+        <w:t>„</w:t>
+      </w:r>
+      <w:r>
+        <w:rPr>
+          <w:rFonts w:ascii="Times New Roman" w:eastAsia="Times New Roman" w:hAnsi="Times New Roman" w:cs="Times New Roman"/>
+          <w:b/>
+          <w:bCs/>
+          <w:sz w:val="27"/>
+          <w:szCs w:val="27"/>
+          <w:u w:val="single"/>
+          <w:lang w:eastAsia="hu-HU"/>
+        </w:rPr>
+        <w:t>Kapcsolat</w:t>
+      </w:r>
+      <w:r>
+        <w:rPr>
+          <w:rFonts w:ascii="Times New Roman" w:eastAsia="Times New Roman" w:hAnsi="Times New Roman" w:cs="Times New Roman"/>
+          <w:b/>
+          <w:bCs/>
+          <w:sz w:val="27"/>
+          <w:szCs w:val="27"/>
+          <w:u w:val="single"/>
+          <w:lang w:eastAsia="hu-HU"/>
+        </w:rPr>
+        <w:t>”</w:t>
+      </w:r>
+      <w:r>
+        <w:rPr>
+          <w:rFonts w:ascii="Times New Roman" w:eastAsia="Times New Roman" w:hAnsi="Times New Roman" w:cs="Times New Roman"/>
+          <w:b/>
+          <w:bCs/>
+          <w:sz w:val="27"/>
+          <w:szCs w:val="27"/>
+          <w:u w:val="single"/>
+          <w:lang w:eastAsia="hu-HU"/>
+        </w:rPr>
+        <w:br/>
+      </w:r>
+      <w:r>
+        <w:rPr>
+          <w:rFonts w:ascii="Times New Roman" w:hAnsi="Times New Roman" w:cs="Times New Roman"/>
+          <w:b/>
+          <w:bCs/>
+          <w:sz w:val="28"/>
+          <w:szCs w:val="28"/>
+          <w:u w:val="single"/>
+        </w:rPr>
+        <w:drawing>
+          <wp:inline distT="0" distB="0" distL="0" distR="0" wp14:anchorId="5071AA57" wp14:editId="72445D7A">
+            <wp:extent cx="5760720" cy="4178935"/>
+            <wp:effectExtent l="0" t="0" r="0" b="0"/>
+            <wp:docPr id="7" name="Kép 7"/>
+            <wp:cNvGraphicFramePr>
+              <a:graphicFrameLocks xmlns:a="http://schemas.openxmlformats.org/drawingml/2006/main" noChangeAspect="1"/>
+            </wp:cNvGraphicFramePr>
+            <a:graphic xmlns:a="http://schemas.openxmlformats.org/drawingml/2006/main">
+              <a:graphicData uri="http://schemas.openxmlformats.org/drawingml/2006/picture">
+                <pic:pic xmlns:pic="http://schemas.openxmlformats.org/drawingml/2006/picture">
+                  <pic:nvPicPr>
+                    <pic:cNvPr id="1" name=""/>
+                    <pic:cNvPicPr/>
+                  </pic:nvPicPr>
+                  <pic:blipFill>
+                    <a:blip r:embed="rId11"/>
+                    <a:stretch>
+                      <a:fillRect/>
+                    </a:stretch>
+                  </pic:blipFill>
+                  <pic:spPr>
+                    <a:xfrm>
+                      <a:off x="0" y="0"/>
+                      <a:ext cx="5760720" cy="4178935"/>
+                    </a:xfrm>
+                    <a:prstGeom prst="rect">
+                      <a:avLst/>
+                    </a:prstGeom>
+                  </pic:spPr>
+                </pic:pic>
+              </a:graphicData>
+            </a:graphic>
+          </wp:inline>
+        </w:drawing>
       </w:r>
     </w:p>
-    <w:p>
-      <w:pPr>
-        <w:numPr>
-          <w:ilvl w:val="0"/>
-          <w:numId w:val="5"/>
-        </w:numPr>
-        <w:spacing w:before="100" w:beforeAutospacing="1" w:after="100" w:afterAutospacing="1" w:line="240" w:lineRule="auto"/>
-        <w:rPr>
-          <w:rFonts w:ascii="Times New Roman" w:eastAsia="Times New Roman" w:hAnsi="Times New Roman" w:cs="Times New Roman"/>
-          <w:sz w:val="24"/>
-          <w:szCs w:val="24"/>
-          <w:lang w:eastAsia="hu-HU"/>
-        </w:rPr>
-      </w:pPr>
-      <w:r>
-        <w:rPr>
-          <w:rFonts w:ascii="Times New Roman" w:eastAsia="Times New Roman" w:hAnsi="Times New Roman" w:cs="Times New Roman"/>
-          <w:sz w:val="24"/>
-          <w:szCs w:val="24"/>
-          <w:lang w:eastAsia="hu-HU"/>
-        </w:rPr>
-        <w:t>Üzenet küldése az admin felé</w:t>
-      </w:r>
-    </w:p>
-    <w:p>
-      <w:pPr>
-        <w:spacing w:after="0" w:line="240" w:lineRule="auto"/>
-        <w:rPr>
-          <w:rFonts w:ascii="Times New Roman" w:eastAsia="Times New Roman" w:hAnsi="Times New Roman" w:cs="Times New Roman"/>
-          <w:sz w:val="24"/>
-          <w:szCs w:val="24"/>
-          <w:lang w:eastAsia="hu-HU"/>
-        </w:rPr>
-      </w:pPr>
-      <w:r>
-        <w:rPr>
-          <w:rFonts w:ascii="Times New Roman" w:eastAsia="Times New Roman" w:hAnsi="Times New Roman" w:cs="Times New Roman"/>
-          <w:sz w:val="24"/>
-          <w:szCs w:val="24"/>
-          <w:lang w:eastAsia="hu-HU"/>
-        </w:rPr>
-        <w:pict w14:anchorId="4E671BD9">
-          <v:rect id="_x0000_i1030" style="width:0;height:1.5pt" o:hralign="center" o:hrstd="t" o:hr="t" fillcolor="#a0a0a0" stroked="f"/>
-        </w:pict>
-      </w:r>
-    </w:p>
-    <w:p>
-      <w:pPr>
-        <w:spacing w:before="100" w:beforeAutospacing="1" w:after="100" w:afterAutospacing="1" w:line="240" w:lineRule="auto"/>
-        <w:outlineLvl w:val="2"/>
-        <w:rPr>
-          <w:rFonts w:ascii="Times New Roman" w:eastAsia="Times New Roman" w:hAnsi="Times New Roman" w:cs="Times New Roman"/>
-          <w:b/>
-          <w:bCs/>
-          <w:sz w:val="27"/>
-          <w:szCs w:val="27"/>
-          <w:lang w:eastAsia="hu-HU"/>
-        </w:rPr>
-      </w:pPr>
-      <w:r>
-        <w:rPr>
-          <w:rFonts w:ascii="Times New Roman" w:eastAsia="Times New Roman" w:hAnsi="Times New Roman" w:cs="Times New Roman"/>
-          <w:b/>
-          <w:bCs/>
-          <w:sz w:val="27"/>
-          <w:szCs w:val="27"/>
-          <w:lang w:eastAsia="hu-HU"/>
-        </w:rPr>
-        <w:t>2.6 „Bejelentkezés / Regisztráció”</w:t>
-      </w:r>
-    </w:p>
-    <w:p>
-      <w:pPr>
-        <w:spacing w:before="100" w:beforeAutospacing="1" w:after="100" w:afterAutospacing="1" w:line="240" w:lineRule="auto"/>
-        <w:rPr>
-          <w:rFonts w:ascii="Times New Roman" w:eastAsia="Times New Roman" w:hAnsi="Times New Roman" w:cs="Times New Roman"/>
-          <w:sz w:val="24"/>
-          <w:szCs w:val="24"/>
-          <w:lang w:eastAsia="hu-HU"/>
-        </w:rPr>
-      </w:pPr>
-      <w:r>
-        <w:rPr>
-          <w:rFonts w:ascii="Times New Roman" w:eastAsia="Times New Roman" w:hAnsi="Times New Roman" w:cs="Times New Roman"/>
-          <w:sz w:val="24"/>
-          <w:szCs w:val="24"/>
-          <w:lang w:eastAsia="hu-HU"/>
-        </w:rPr>
-        <w:t>Felhasználói azonosításra szolgál.</w:t>
-      </w:r>
-    </w:p>
-    <w:p>
-      <w:pPr>
-        <w:spacing w:after="0" w:line="240" w:lineRule="auto"/>
-        <w:rPr>
-          <w:rFonts w:ascii="Times New Roman" w:eastAsia="Times New Roman" w:hAnsi="Times New Roman" w:cs="Times New Roman"/>
-          <w:sz w:val="24"/>
-          <w:szCs w:val="24"/>
-          <w:lang w:eastAsia="hu-HU"/>
-        </w:rPr>
-      </w:pPr>
-      <w:r>
-        <w:rPr>
-          <w:rFonts w:ascii="Times New Roman" w:eastAsia="Times New Roman" w:hAnsi="Times New Roman" w:cs="Times New Roman"/>
-          <w:sz w:val="24"/>
-          <w:szCs w:val="24"/>
-          <w:lang w:eastAsia="hu-HU"/>
-        </w:rPr>
-        <w:pict w14:anchorId="64A431CA">
-          <v:rect id="_x0000_i1031" style="width:0;height:1.5pt" o:hralign="center" o:hrstd="t" o:hr="t" fillcolor="#a0a0a0" stroked="f"/>
-        </w:pict>
-      </w:r>
-    </w:p>
-    <w:p>
-      <w:pPr>
-        <w:spacing w:before="100" w:beforeAutospacing="1" w:after="100" w:afterAutospacing="1" w:line="240" w:lineRule="auto"/>
-        <w:outlineLvl w:val="1"/>
-        <w:rPr>
-          <w:rFonts w:ascii="Times New Roman" w:eastAsia="Times New Roman" w:hAnsi="Times New Roman" w:cs="Times New Roman"/>
-          <w:b/>
-          <w:bCs/>
-          <w:sz w:val="36"/>
-          <w:szCs w:val="36"/>
-          <w:lang w:eastAsia="hu-HU"/>
-        </w:rPr>
-      </w:pPr>
-      <w:r>
-        <w:rPr>
-          <w:rFonts w:ascii="Times New Roman" w:eastAsia="Times New Roman" w:hAnsi="Times New Roman" w:cs="Times New Roman"/>
-          <w:b/>
-          <w:bCs/>
-          <w:sz w:val="36"/>
-          <w:szCs w:val="36"/>
-          <w:lang w:eastAsia="hu-HU"/>
-        </w:rPr>
-        <w:t>3. Bejelentkezési oldal részletes működése</w:t>
-      </w:r>
-    </w:p>
-    <w:p>
-      <w:pPr>
-        <w:spacing w:before="100" w:beforeAutospacing="1" w:after="100" w:afterAutospacing="1" w:line="240" w:lineRule="auto"/>
-        <w:rPr>
-          <w:rFonts w:ascii="Times New Roman" w:eastAsia="Times New Roman" w:hAnsi="Times New Roman" w:cs="Times New Roman"/>
-          <w:sz w:val="24"/>
-          <w:szCs w:val="24"/>
-          <w:lang w:eastAsia="hu-HU"/>
-        </w:rPr>
-      </w:pPr>
-      <w:r>
-        <w:rPr>
-          <w:rFonts w:ascii="Times New Roman" w:eastAsia="Times New Roman" w:hAnsi="Times New Roman" w:cs="Times New Roman"/>
-          <w:sz w:val="24"/>
-          <w:szCs w:val="24"/>
-          <w:lang w:eastAsia="hu-HU"/>
-        </w:rPr>
-        <w:t>A bejelentkezési oldalon a felhasználó két mezőt lát:</w:t>
-      </w:r>
-    </w:p>
-    <w:p>
-      <w:pPr>
-        <w:spacing w:before="100" w:beforeAutospacing="1" w:after="100" w:afterAutospacing="1" w:line="240" w:lineRule="auto"/>
-        <w:outlineLvl w:val="2"/>
-        <w:rPr>
-          <w:rFonts w:ascii="Times New Roman" w:eastAsia="Times New Roman" w:hAnsi="Times New Roman" w:cs="Times New Roman"/>
-          <w:b/>
-          <w:bCs/>
-          <w:sz w:val="27"/>
-          <w:szCs w:val="27"/>
-          <w:lang w:eastAsia="hu-HU"/>
-        </w:rPr>
-      </w:pPr>
-      <w:r>
-        <w:rPr>
-          <w:rFonts w:ascii="Times New Roman" w:eastAsia="Times New Roman" w:hAnsi="Times New Roman" w:cs="Times New Roman"/>
-          <w:b/>
-          <w:bCs/>
-          <w:sz w:val="27"/>
-          <w:szCs w:val="27"/>
-          <w:lang w:eastAsia="hu-HU"/>
-        </w:rPr>
-        <w:t>3.1 Felhasználónév mező</w:t>
-      </w:r>
-    </w:p>
-    <w:p>
-      <w:pPr>
-        <w:numPr>
-          <w:ilvl w:val="0"/>
-          <w:numId w:val="6"/>
-        </w:numPr>
-        <w:spacing w:before="100" w:beforeAutospacing="1" w:after="100" w:afterAutospacing="1" w:line="240" w:lineRule="auto"/>
-        <w:rPr>
-          <w:rFonts w:ascii="Times New Roman" w:eastAsia="Times New Roman" w:hAnsi="Times New Roman" w:cs="Times New Roman"/>
-          <w:sz w:val="24"/>
-          <w:szCs w:val="24"/>
-          <w:lang w:eastAsia="hu-HU"/>
-        </w:rPr>
-      </w:pPr>
-      <w:r>
-        <w:rPr>
-          <w:rFonts w:ascii="Times New Roman" w:eastAsia="Times New Roman" w:hAnsi="Times New Roman" w:cs="Times New Roman"/>
-          <w:sz w:val="24"/>
-          <w:szCs w:val="24"/>
-          <w:lang w:eastAsia="hu-HU"/>
-        </w:rPr>
-        <w:lastRenderedPageBreak/>
-        <w:t>Szövegbevitel</w:t>
-      </w:r>
-    </w:p>
-    <w:p>
-      <w:pPr>
-        <w:numPr>
-          <w:ilvl w:val="0"/>
-          <w:numId w:val="6"/>
-        </w:numPr>
-        <w:spacing w:before="100" w:beforeAutospacing="1" w:after="100" w:afterAutospacing="1" w:line="240" w:lineRule="auto"/>
-        <w:rPr>
-          <w:rFonts w:ascii="Times New Roman" w:eastAsia="Times New Roman" w:hAnsi="Times New Roman" w:cs="Times New Roman"/>
-          <w:sz w:val="24"/>
-          <w:szCs w:val="24"/>
-          <w:lang w:eastAsia="hu-HU"/>
-        </w:rPr>
-      </w:pPr>
-      <w:r>
-        <w:rPr>
-          <w:rFonts w:ascii="Times New Roman" w:eastAsia="Times New Roman" w:hAnsi="Times New Roman" w:cs="Times New Roman"/>
-          <w:sz w:val="24"/>
-          <w:szCs w:val="24"/>
-          <w:lang w:eastAsia="hu-HU"/>
-        </w:rPr>
-        <w:t>Kötelező kitölteni</w:t>
-      </w:r>
-    </w:p>
-    <w:p>
-      <w:pPr>
-        <w:spacing w:before="100" w:beforeAutospacing="1" w:after="100" w:afterAutospacing="1" w:line="240" w:lineRule="auto"/>
-        <w:outlineLvl w:val="2"/>
-        <w:rPr>
-          <w:rFonts w:ascii="Times New Roman" w:eastAsia="Times New Roman" w:hAnsi="Times New Roman" w:cs="Times New Roman"/>
-          <w:b/>
-          <w:bCs/>
-          <w:sz w:val="27"/>
-          <w:szCs w:val="27"/>
-          <w:lang w:eastAsia="hu-HU"/>
-        </w:rPr>
-      </w:pPr>
-      <w:r>
-        <w:rPr>
-          <w:rFonts w:ascii="Times New Roman" w:eastAsia="Times New Roman" w:hAnsi="Times New Roman" w:cs="Times New Roman"/>
-          <w:b/>
-          <w:bCs/>
-          <w:sz w:val="27"/>
-          <w:szCs w:val="27"/>
-          <w:lang w:eastAsia="hu-HU"/>
-        </w:rPr>
-        <w:t>3.2 Jelszó mező</w:t>
-      </w:r>
-    </w:p>
-    <w:p>
-      <w:pPr>
-        <w:numPr>
-          <w:ilvl w:val="0"/>
-          <w:numId w:val="7"/>
-        </w:numPr>
-        <w:spacing w:before="100" w:beforeAutospacing="1" w:after="100" w:afterAutospacing="1" w:line="240" w:lineRule="auto"/>
-        <w:rPr>
-          <w:rFonts w:ascii="Times New Roman" w:eastAsia="Times New Roman" w:hAnsi="Times New Roman" w:cs="Times New Roman"/>
-          <w:sz w:val="24"/>
-          <w:szCs w:val="24"/>
-          <w:lang w:eastAsia="hu-HU"/>
-        </w:rPr>
-      </w:pPr>
-      <w:r>
-        <w:rPr>
-          <w:rFonts w:ascii="Times New Roman" w:eastAsia="Times New Roman" w:hAnsi="Times New Roman" w:cs="Times New Roman"/>
-          <w:sz w:val="24"/>
-          <w:szCs w:val="24"/>
-          <w:lang w:eastAsia="hu-HU"/>
-        </w:rPr>
-        <w:t>Rejtett karakterek</w:t>
-      </w:r>
-    </w:p>
-    <w:p>
-      <w:pPr>
-        <w:numPr>
-          <w:ilvl w:val="0"/>
-          <w:numId w:val="7"/>
-        </w:numPr>
-        <w:spacing w:before="100" w:beforeAutospacing="1" w:after="100" w:afterAutospacing="1" w:line="240" w:lineRule="auto"/>
-        <w:rPr>
-          <w:rFonts w:ascii="Times New Roman" w:eastAsia="Times New Roman" w:hAnsi="Times New Roman" w:cs="Times New Roman"/>
-          <w:sz w:val="24"/>
-          <w:szCs w:val="24"/>
-          <w:lang w:eastAsia="hu-HU"/>
-        </w:rPr>
-      </w:pPr>
-      <w:r>
-        <w:rPr>
-          <w:rFonts w:ascii="Times New Roman" w:eastAsia="Times New Roman" w:hAnsi="Times New Roman" w:cs="Times New Roman"/>
-          <w:sz w:val="24"/>
-          <w:szCs w:val="24"/>
-          <w:lang w:eastAsia="hu-HU"/>
-        </w:rPr>
-        <w:t>Biztonságos bevitel</w:t>
-      </w:r>
-    </w:p>
-    <w:p>
-      <w:pPr>
-        <w:spacing w:before="100" w:beforeAutospacing="1" w:after="100" w:afterAutospacing="1" w:line="240" w:lineRule="auto"/>
-        <w:outlineLvl w:val="2"/>
-        <w:rPr>
-          <w:rFonts w:ascii="Times New Roman" w:eastAsia="Times New Roman" w:hAnsi="Times New Roman" w:cs="Times New Roman"/>
-          <w:b/>
-          <w:bCs/>
-          <w:sz w:val="27"/>
-          <w:szCs w:val="27"/>
-          <w:lang w:eastAsia="hu-HU"/>
-        </w:rPr>
-      </w:pPr>
-      <w:r>
-        <w:rPr>
-          <w:rFonts w:ascii="Times New Roman" w:eastAsia="Times New Roman" w:hAnsi="Times New Roman" w:cs="Times New Roman"/>
-          <w:b/>
-          <w:bCs/>
-          <w:sz w:val="27"/>
-          <w:szCs w:val="27"/>
-          <w:lang w:eastAsia="hu-HU"/>
-        </w:rPr>
-        <w:t>3.3 „Bejelentkezés” gomb</w:t>
-      </w:r>
-    </w:p>
-    <w:p>
-      <w:pPr>
-        <w:spacing w:before="100" w:beforeAutospacing="1" w:after="100" w:afterAutospacing="1" w:line="240" w:lineRule="auto"/>
-        <w:rPr>
-          <w:rFonts w:ascii="Times New Roman" w:eastAsia="Times New Roman" w:hAnsi="Times New Roman" w:cs="Times New Roman"/>
-          <w:sz w:val="24"/>
-          <w:szCs w:val="24"/>
-          <w:lang w:eastAsia="hu-HU"/>
-        </w:rPr>
-      </w:pPr>
-      <w:r>
-        <w:rPr>
-          <w:rFonts w:ascii="Times New Roman" w:eastAsia="Times New Roman" w:hAnsi="Times New Roman" w:cs="Times New Roman"/>
-          <w:b/>
-          <w:bCs/>
-          <w:sz w:val="24"/>
-          <w:szCs w:val="24"/>
-          <w:lang w:eastAsia="hu-HU"/>
-        </w:rPr>
-        <w:t>Működés:</w:t>
-      </w:r>
-    </w:p>
-    <w:p>
-      <w:pPr>
-        <w:numPr>
-          <w:ilvl w:val="0"/>
-          <w:numId w:val="8"/>
-        </w:numPr>
-        <w:spacing w:before="100" w:beforeAutospacing="1" w:after="100" w:afterAutospacing="1" w:line="240" w:lineRule="auto"/>
-        <w:rPr>
-          <w:rFonts w:ascii="Times New Roman" w:eastAsia="Times New Roman" w:hAnsi="Times New Roman" w:cs="Times New Roman"/>
-          <w:sz w:val="24"/>
-          <w:szCs w:val="24"/>
-          <w:lang w:eastAsia="hu-HU"/>
-        </w:rPr>
-      </w:pPr>
-      <w:r>
-        <w:rPr>
-          <w:rFonts w:ascii="Times New Roman" w:eastAsia="Times New Roman" w:hAnsi="Times New Roman" w:cs="Times New Roman"/>
-          <w:sz w:val="24"/>
-          <w:szCs w:val="24"/>
-          <w:lang w:eastAsia="hu-HU"/>
-        </w:rPr>
-        <w:t>Adatok elküldése a szerver felé (PHP API)</w:t>
-      </w:r>
-    </w:p>
-    <w:p>
-      <w:pPr>
-        <w:numPr>
-          <w:ilvl w:val="0"/>
-          <w:numId w:val="8"/>
-        </w:numPr>
-        <w:spacing w:before="100" w:beforeAutospacing="1" w:after="100" w:afterAutospacing="1" w:line="240" w:lineRule="auto"/>
-        <w:rPr>
-          <w:rFonts w:ascii="Times New Roman" w:eastAsia="Times New Roman" w:hAnsi="Times New Roman" w:cs="Times New Roman"/>
-          <w:sz w:val="24"/>
-          <w:szCs w:val="24"/>
-          <w:lang w:eastAsia="hu-HU"/>
-        </w:rPr>
-      </w:pPr>
-      <w:r>
-        <w:rPr>
-          <w:rFonts w:ascii="Times New Roman" w:eastAsia="Times New Roman" w:hAnsi="Times New Roman" w:cs="Times New Roman"/>
-          <w:sz w:val="24"/>
-          <w:szCs w:val="24"/>
-          <w:lang w:eastAsia="hu-HU"/>
-        </w:rPr>
-        <w:t>Ellenőrzés adatbázisban</w:t>
-      </w:r>
-    </w:p>
-    <w:p>
-      <w:pPr>
-        <w:numPr>
-          <w:ilvl w:val="0"/>
-          <w:numId w:val="8"/>
-        </w:numPr>
-        <w:spacing w:before="100" w:beforeAutospacing="1" w:after="100" w:afterAutospacing="1" w:line="240" w:lineRule="auto"/>
-        <w:rPr>
-          <w:rFonts w:ascii="Times New Roman" w:eastAsia="Times New Roman" w:hAnsi="Times New Roman" w:cs="Times New Roman"/>
-          <w:sz w:val="24"/>
-          <w:szCs w:val="24"/>
-          <w:lang w:eastAsia="hu-HU"/>
-        </w:rPr>
-      </w:pPr>
-      <w:r>
-        <w:rPr>
-          <w:rFonts w:ascii="Times New Roman" w:eastAsia="Times New Roman" w:hAnsi="Times New Roman" w:cs="Times New Roman"/>
-          <w:sz w:val="24"/>
-          <w:szCs w:val="24"/>
-          <w:lang w:eastAsia="hu-HU"/>
-        </w:rPr>
-        <w:t>Sikeres belépés esetén átirányítás</w:t>
-      </w:r>
-    </w:p>
-    <w:p>
-      <w:pPr>
-        <w:spacing w:after="0" w:line="240" w:lineRule="auto"/>
-        <w:rPr>
-          <w:rFonts w:ascii="Times New Roman" w:eastAsia="Times New Roman" w:hAnsi="Times New Roman" w:cs="Times New Roman"/>
-          <w:sz w:val="24"/>
-          <w:szCs w:val="24"/>
-          <w:lang w:eastAsia="hu-HU"/>
-        </w:rPr>
-      </w:pPr>
-      <w:r>
-        <w:rPr>
-          <w:rFonts w:ascii="Times New Roman" w:eastAsia="Times New Roman" w:hAnsi="Times New Roman" w:cs="Times New Roman"/>
-          <w:sz w:val="24"/>
-          <w:szCs w:val="24"/>
-          <w:lang w:eastAsia="hu-HU"/>
-        </w:rPr>
-        <w:pict w14:anchorId="0A170A0C">
-          <v:rect id="_x0000_i1032" style="width:0;height:1.5pt" o:hralign="center" o:hrstd="t" o:hr="t" fillcolor="#a0a0a0" stroked="f"/>
-        </w:pict>
-      </w:r>
-    </w:p>
-    <w:p>
-      <w:pPr>
-        <w:spacing w:before="100" w:beforeAutospacing="1" w:after="100" w:afterAutospacing="1" w:line="240" w:lineRule="auto"/>
-        <w:outlineLvl w:val="2"/>
-        <w:rPr>
-          <w:rFonts w:ascii="Times New Roman" w:eastAsia="Times New Roman" w:hAnsi="Times New Roman" w:cs="Times New Roman"/>
-          <w:b/>
-          <w:bCs/>
-          <w:sz w:val="27"/>
-          <w:szCs w:val="27"/>
-          <w:lang w:eastAsia="hu-HU"/>
-        </w:rPr>
-      </w:pPr>
-      <w:r>
-        <w:rPr>
-          <w:rFonts w:ascii="Times New Roman" w:eastAsia="Times New Roman" w:hAnsi="Times New Roman" w:cs="Times New Roman"/>
-          <w:b/>
-          <w:bCs/>
-          <w:sz w:val="27"/>
-          <w:szCs w:val="27"/>
-          <w:lang w:eastAsia="hu-HU"/>
-        </w:rPr>
-        <w:t>3.4 „Regisztráció” gomb</w:t>
-      </w:r>
-    </w:p>
-    <w:p>
-      <w:pPr>
-        <w:spacing w:before="100" w:beforeAutospacing="1" w:after="100" w:afterAutospacing="1" w:line="240" w:lineRule="auto"/>
-        <w:rPr>
-          <w:rFonts w:ascii="Times New Roman" w:eastAsia="Times New Roman" w:hAnsi="Times New Roman" w:cs="Times New Roman"/>
-          <w:sz w:val="24"/>
-          <w:szCs w:val="24"/>
-          <w:lang w:eastAsia="hu-HU"/>
-        </w:rPr>
-      </w:pPr>
-      <w:r>
-        <w:rPr>
-          <w:rFonts w:ascii="Times New Roman" w:eastAsia="Times New Roman" w:hAnsi="Times New Roman" w:cs="Times New Roman"/>
-          <w:b/>
-          <w:bCs/>
-          <w:sz w:val="24"/>
-          <w:szCs w:val="24"/>
-          <w:lang w:eastAsia="hu-HU"/>
-        </w:rPr>
-        <w:t>Működés:</w:t>
-      </w:r>
-    </w:p>
-    <w:p>
-      <w:pPr>
-        <w:numPr>
-          <w:ilvl w:val="0"/>
-          <w:numId w:val="9"/>
-        </w:numPr>
-        <w:spacing w:before="100" w:beforeAutospacing="1" w:after="100" w:afterAutospacing="1" w:line="240" w:lineRule="auto"/>
-        <w:rPr>
-          <w:rFonts w:ascii="Times New Roman" w:eastAsia="Times New Roman" w:hAnsi="Times New Roman" w:cs="Times New Roman"/>
-          <w:sz w:val="24"/>
-          <w:szCs w:val="24"/>
-          <w:lang w:eastAsia="hu-HU"/>
-        </w:rPr>
-      </w:pPr>
-      <w:r>
-        <w:rPr>
-          <w:rFonts w:ascii="Times New Roman" w:eastAsia="Times New Roman" w:hAnsi="Times New Roman" w:cs="Times New Roman"/>
-          <w:sz w:val="24"/>
-          <w:szCs w:val="24"/>
-          <w:lang w:eastAsia="hu-HU"/>
-        </w:rPr>
-        <w:t>Átirányítás a regisztrációs oldalra</w:t>
-      </w:r>
-    </w:p>
-    <w:p>
-      <w:pPr>
-        <w:spacing w:after="0" w:line="240" w:lineRule="auto"/>
-        <w:rPr>
-          <w:rFonts w:ascii="Times New Roman" w:eastAsia="Times New Roman" w:hAnsi="Times New Roman" w:cs="Times New Roman"/>
-          <w:sz w:val="24"/>
-          <w:szCs w:val="24"/>
-          <w:lang w:eastAsia="hu-HU"/>
-        </w:rPr>
-      </w:pPr>
-      <w:r>
-        <w:rPr>
-          <w:rFonts w:ascii="Times New Roman" w:eastAsia="Times New Roman" w:hAnsi="Times New Roman" w:cs="Times New Roman"/>
-          <w:sz w:val="24"/>
-          <w:szCs w:val="24"/>
-          <w:lang w:eastAsia="hu-HU"/>
-        </w:rPr>
-        <w:pict w14:anchorId="30E924E9">
-          <v:rect id="_x0000_i1033" style="width:0;height:1.5pt" o:hralign="center" o:hrstd="t" o:hr="t" fillcolor="#a0a0a0" stroked="f"/>
-        </w:pict>
-      </w:r>
-    </w:p>
-    <w:p>
-      <w:pPr>
-        <w:spacing w:before="100" w:beforeAutospacing="1" w:after="100" w:afterAutospacing="1" w:line="240" w:lineRule="auto"/>
-        <w:outlineLvl w:val="1"/>
-        <w:rPr>
-          <w:rFonts w:ascii="Times New Roman" w:eastAsia="Times New Roman" w:hAnsi="Times New Roman" w:cs="Times New Roman"/>
-          <w:b/>
-          <w:bCs/>
-          <w:sz w:val="36"/>
-          <w:szCs w:val="36"/>
-          <w:lang w:eastAsia="hu-HU"/>
-        </w:rPr>
-      </w:pPr>
-      <w:r>
-        <w:rPr>
-          <w:rFonts w:ascii="Times New Roman" w:eastAsia="Times New Roman" w:hAnsi="Times New Roman" w:cs="Times New Roman"/>
-          <w:b/>
-          <w:bCs/>
-          <w:sz w:val="36"/>
-          <w:szCs w:val="36"/>
-          <w:lang w:eastAsia="hu-HU"/>
-        </w:rPr>
-        <w:t>4. Regisztrációs oldal</w:t>
-      </w:r>
-    </w:p>
-    <w:p>
-      <w:pPr>
-        <w:spacing w:before="100" w:beforeAutospacing="1" w:after="100" w:afterAutospacing="1" w:line="240" w:lineRule="auto"/>
-        <w:rPr>
-          <w:rFonts w:ascii="Times New Roman" w:eastAsia="Times New Roman" w:hAnsi="Times New Roman" w:cs="Times New Roman"/>
-          <w:sz w:val="24"/>
-          <w:szCs w:val="24"/>
-          <w:lang w:eastAsia="hu-HU"/>
-        </w:rPr>
-      </w:pPr>
-      <w:r>
-        <w:rPr>
-          <w:rFonts w:ascii="Times New Roman" w:eastAsia="Times New Roman" w:hAnsi="Times New Roman" w:cs="Times New Roman"/>
-          <w:sz w:val="24"/>
-          <w:szCs w:val="24"/>
-          <w:lang w:eastAsia="hu-HU"/>
-        </w:rPr>
-        <w:t>A felhasználó új fiókot hozhat létre.</w:t>
-      </w:r>
-    </w:p>
-    <w:p>
-      <w:pPr>
-        <w:spacing w:before="100" w:beforeAutospacing="1" w:after="100" w:afterAutospacing="1" w:line="240" w:lineRule="auto"/>
-        <w:outlineLvl w:val="2"/>
-        <w:rPr>
-          <w:rFonts w:ascii="Times New Roman" w:eastAsia="Times New Roman" w:hAnsi="Times New Roman" w:cs="Times New Roman"/>
-          <w:b/>
-          <w:bCs/>
-          <w:sz w:val="27"/>
-          <w:szCs w:val="27"/>
-          <w:lang w:eastAsia="hu-HU"/>
-        </w:rPr>
-      </w:pPr>
-      <w:r>
-        <w:rPr>
-          <w:rFonts w:ascii="Times New Roman" w:eastAsia="Times New Roman" w:hAnsi="Times New Roman" w:cs="Times New Roman"/>
-          <w:b/>
-          <w:bCs/>
-          <w:sz w:val="27"/>
-          <w:szCs w:val="27"/>
-          <w:lang w:eastAsia="hu-HU"/>
-        </w:rPr>
-        <w:t>Mezők:</w:t>
-      </w:r>
-    </w:p>
-    <w:p>
-      <w:pPr>
-        <w:numPr>
-          <w:ilvl w:val="0"/>
-          <w:numId w:val="10"/>
-        </w:numPr>
-        <w:spacing w:before="100" w:beforeAutospacing="1" w:after="100" w:afterAutospacing="1" w:line="240" w:lineRule="auto"/>
-        <w:rPr>
-          <w:rFonts w:ascii="Times New Roman" w:eastAsia="Times New Roman" w:hAnsi="Times New Roman" w:cs="Times New Roman"/>
-          <w:sz w:val="24"/>
-          <w:szCs w:val="24"/>
-          <w:lang w:eastAsia="hu-HU"/>
-        </w:rPr>
-      </w:pPr>
-      <w:r>
-        <w:rPr>
-          <w:rFonts w:ascii="Times New Roman" w:eastAsia="Times New Roman" w:hAnsi="Times New Roman" w:cs="Times New Roman"/>
-          <w:sz w:val="24"/>
-          <w:szCs w:val="24"/>
-          <w:lang w:eastAsia="hu-HU"/>
-        </w:rPr>
-        <w:t>Felhasználónév</w:t>
-      </w:r>
-    </w:p>
-    <w:p>
-      <w:pPr>
-        <w:numPr>
-          <w:ilvl w:val="0"/>
-          <w:numId w:val="10"/>
-        </w:numPr>
-        <w:spacing w:before="100" w:beforeAutospacing="1" w:after="100" w:afterAutospacing="1" w:line="240" w:lineRule="auto"/>
-        <w:rPr>
-          <w:rFonts w:ascii="Times New Roman" w:eastAsia="Times New Roman" w:hAnsi="Times New Roman" w:cs="Times New Roman"/>
-          <w:sz w:val="24"/>
-          <w:szCs w:val="24"/>
-          <w:lang w:eastAsia="hu-HU"/>
-        </w:rPr>
-      </w:pPr>
-      <w:r>
-        <w:rPr>
-          <w:rFonts w:ascii="Times New Roman" w:eastAsia="Times New Roman" w:hAnsi="Times New Roman" w:cs="Times New Roman"/>
-          <w:sz w:val="24"/>
-          <w:szCs w:val="24"/>
-          <w:lang w:eastAsia="hu-HU"/>
-        </w:rPr>
-        <w:t>Email</w:t>
-      </w:r>
-    </w:p>
-    <w:p>
-      <w:pPr>
-        <w:numPr>
-          <w:ilvl w:val="0"/>
-          <w:numId w:val="10"/>
-        </w:numPr>
-        <w:spacing w:before="100" w:beforeAutospacing="1" w:after="100" w:afterAutospacing="1" w:line="240" w:lineRule="auto"/>
-        <w:rPr>
-          <w:rFonts w:ascii="Times New Roman" w:eastAsia="Times New Roman" w:hAnsi="Times New Roman" w:cs="Times New Roman"/>
-          <w:sz w:val="24"/>
-          <w:szCs w:val="24"/>
-          <w:lang w:eastAsia="hu-HU"/>
-        </w:rPr>
-      </w:pPr>
-      <w:r>
-        <w:rPr>
-          <w:rFonts w:ascii="Times New Roman" w:eastAsia="Times New Roman" w:hAnsi="Times New Roman" w:cs="Times New Roman"/>
-          <w:sz w:val="24"/>
-          <w:szCs w:val="24"/>
-          <w:lang w:eastAsia="hu-HU"/>
-        </w:rPr>
-        <w:t>Jelszó</w:t>
-      </w:r>
-    </w:p>
-    <w:p>
-      <w:pPr>
-        <w:spacing w:before="100" w:beforeAutospacing="1" w:after="100" w:afterAutospacing="1" w:line="240" w:lineRule="auto"/>
-        <w:outlineLvl w:val="2"/>
-        <w:rPr>
-          <w:rFonts w:ascii="Times New Roman" w:eastAsia="Times New Roman" w:hAnsi="Times New Roman" w:cs="Times New Roman"/>
-          <w:b/>
-          <w:bCs/>
-          <w:sz w:val="27"/>
-          <w:szCs w:val="27"/>
-          <w:lang w:eastAsia="hu-HU"/>
-        </w:rPr>
-      </w:pPr>
-      <w:r>
-        <w:rPr>
-          <w:rFonts w:ascii="Times New Roman" w:eastAsia="Times New Roman" w:hAnsi="Times New Roman" w:cs="Times New Roman"/>
-          <w:b/>
-          <w:bCs/>
-          <w:sz w:val="27"/>
-          <w:szCs w:val="27"/>
-          <w:lang w:eastAsia="hu-HU"/>
-        </w:rPr>
-        <w:t>„Regisztráció” gomb</w:t>
-      </w:r>
-    </w:p>
-    <w:p>
-      <w:pPr>
-        <w:spacing w:before="100" w:beforeAutospacing="1" w:after="100" w:afterAutospacing="1" w:line="240" w:lineRule="auto"/>
-        <w:rPr>
-          <w:rFonts w:ascii="Times New Roman" w:eastAsia="Times New Roman" w:hAnsi="Times New Roman" w:cs="Times New Roman"/>
-          <w:sz w:val="24"/>
-          <w:szCs w:val="24"/>
-          <w:lang w:eastAsia="hu-HU"/>
-        </w:rPr>
-      </w:pPr>
-      <w:r>
-        <w:rPr>
-          <w:rFonts w:ascii="Times New Roman" w:eastAsia="Times New Roman" w:hAnsi="Times New Roman" w:cs="Times New Roman"/>
-          <w:b/>
-          <w:bCs/>
-          <w:sz w:val="24"/>
-          <w:szCs w:val="24"/>
-          <w:lang w:eastAsia="hu-HU"/>
-        </w:rPr>
-        <w:t>Működés:</w:t>
-      </w:r>
-    </w:p>
-    <w:p>
-      <w:pPr>
-        <w:numPr>
-          <w:ilvl w:val="0"/>
-          <w:numId w:val="11"/>
-        </w:numPr>
-        <w:spacing w:before="100" w:beforeAutospacing="1" w:after="100" w:afterAutospacing="1" w:line="240" w:lineRule="auto"/>
-        <w:rPr>
-          <w:rFonts w:ascii="Times New Roman" w:eastAsia="Times New Roman" w:hAnsi="Times New Roman" w:cs="Times New Roman"/>
-          <w:sz w:val="24"/>
-          <w:szCs w:val="24"/>
-          <w:lang w:eastAsia="hu-HU"/>
-        </w:rPr>
-      </w:pPr>
-      <w:r>
-        <w:rPr>
-          <w:rFonts w:ascii="Times New Roman" w:eastAsia="Times New Roman" w:hAnsi="Times New Roman" w:cs="Times New Roman"/>
-          <w:sz w:val="24"/>
-          <w:szCs w:val="24"/>
-          <w:lang w:eastAsia="hu-HU"/>
-        </w:rPr>
-        <w:t>Adatok elküldése API-n keresztül</w:t>
-      </w:r>
-    </w:p>
-    <w:p>
-      <w:pPr>
-        <w:numPr>
-          <w:ilvl w:val="0"/>
-          <w:numId w:val="11"/>
-        </w:numPr>
-        <w:spacing w:before="100" w:beforeAutospacing="1" w:after="100" w:afterAutospacing="1" w:line="240" w:lineRule="auto"/>
-        <w:rPr>
-          <w:rFonts w:ascii="Times New Roman" w:eastAsia="Times New Roman" w:hAnsi="Times New Roman" w:cs="Times New Roman"/>
-          <w:sz w:val="24"/>
-          <w:szCs w:val="24"/>
-          <w:lang w:eastAsia="hu-HU"/>
-        </w:rPr>
-      </w:pPr>
-      <w:r>
-        <w:rPr>
-          <w:rFonts w:ascii="Times New Roman" w:eastAsia="Times New Roman" w:hAnsi="Times New Roman" w:cs="Times New Roman"/>
-          <w:sz w:val="24"/>
-          <w:szCs w:val="24"/>
-          <w:lang w:eastAsia="hu-HU"/>
-        </w:rPr>
-        <w:t>Új felhasználó létrehozása adatbázisban</w:t>
-      </w:r>
-    </w:p>
-    <w:p>
-      <w:pPr>
-        <w:spacing w:after="0" w:line="240" w:lineRule="auto"/>
-        <w:rPr>
-          <w:rFonts w:ascii="Times New Roman" w:eastAsia="Times New Roman" w:hAnsi="Times New Roman" w:cs="Times New Roman"/>
-          <w:sz w:val="24"/>
-          <w:szCs w:val="24"/>
-          <w:lang w:eastAsia="hu-HU"/>
-        </w:rPr>
-      </w:pPr>
-      <w:r>
-        <w:rPr>
-          <w:rFonts w:ascii="Times New Roman" w:eastAsia="Times New Roman" w:hAnsi="Times New Roman" w:cs="Times New Roman"/>
-          <w:sz w:val="24"/>
-          <w:szCs w:val="24"/>
-          <w:lang w:eastAsia="hu-HU"/>
-        </w:rPr>
-        <w:pict w14:anchorId="7B39BB1C">
-          <v:rect id="_x0000_i1034" style="width:0;height:1.5pt" o:hralign="center" o:hrstd="t" o:hr="t" fillcolor="#a0a0a0" stroked="f"/>
-        </w:pict>
-      </w:r>
-    </w:p>
-    <w:p>
-      <w:pPr>
-        <w:spacing w:before="100" w:beforeAutospacing="1" w:after="100" w:afterAutospacing="1" w:line="240" w:lineRule="auto"/>
-        <w:outlineLvl w:val="1"/>
-        <w:rPr>
-          <w:rFonts w:ascii="Times New Roman" w:eastAsia="Times New Roman" w:hAnsi="Times New Roman" w:cs="Times New Roman"/>
-          <w:b/>
-          <w:bCs/>
-          <w:sz w:val="36"/>
-          <w:szCs w:val="36"/>
-          <w:lang w:eastAsia="hu-HU"/>
-        </w:rPr>
-      </w:pPr>
-      <w:r>
-        <w:rPr>
-          <w:rFonts w:ascii="Times New Roman" w:eastAsia="Times New Roman" w:hAnsi="Times New Roman" w:cs="Times New Roman"/>
-          <w:b/>
-          <w:bCs/>
-          <w:sz w:val="36"/>
-          <w:szCs w:val="36"/>
-          <w:lang w:eastAsia="hu-HU"/>
-        </w:rPr>
-        <w:t>5. Játék (Draft) oldal működése</w:t>
-      </w:r>
-    </w:p>
-    <w:p>
-      <w:pPr>
-        <w:spacing w:before="100" w:beforeAutospacing="1" w:after="100" w:afterAutospacing="1" w:line="240" w:lineRule="auto"/>
-        <w:rPr>
-          <w:rFonts w:ascii="Times New Roman" w:eastAsia="Times New Roman" w:hAnsi="Times New Roman" w:cs="Times New Roman"/>
-          <w:sz w:val="24"/>
-          <w:szCs w:val="24"/>
-          <w:lang w:eastAsia="hu-HU"/>
-        </w:rPr>
-      </w:pPr>
-      <w:r>
-        <w:rPr>
-          <w:rFonts w:ascii="Times New Roman" w:eastAsia="Times New Roman" w:hAnsi="Times New Roman" w:cs="Times New Roman"/>
-          <w:sz w:val="24"/>
-          <w:szCs w:val="24"/>
-          <w:lang w:eastAsia="hu-HU"/>
-        </w:rPr>
-        <w:t>Ez a rendszer egyik legfontosabb része.</w:t>
-      </w:r>
-    </w:p>
-    <w:p>
-      <w:pPr>
-        <w:spacing w:before="100" w:beforeAutospacing="1" w:after="100" w:afterAutospacing="1" w:line="240" w:lineRule="auto"/>
-        <w:outlineLvl w:val="2"/>
-        <w:rPr>
-          <w:rFonts w:ascii="Times New Roman" w:eastAsia="Times New Roman" w:hAnsi="Times New Roman" w:cs="Times New Roman"/>
-          <w:b/>
-          <w:bCs/>
-          <w:sz w:val="27"/>
-          <w:szCs w:val="27"/>
-          <w:lang w:eastAsia="hu-HU"/>
-        </w:rPr>
-      </w:pPr>
-      <w:r>
-        <w:rPr>
-          <w:rFonts w:ascii="Times New Roman" w:eastAsia="Times New Roman" w:hAnsi="Times New Roman" w:cs="Times New Roman"/>
-          <w:b/>
-          <w:bCs/>
-          <w:sz w:val="27"/>
-          <w:szCs w:val="27"/>
-          <w:lang w:eastAsia="hu-HU"/>
-        </w:rPr>
-        <w:lastRenderedPageBreak/>
-        <w:t>5.1 Kártyák megjelenítése</w:t>
-      </w:r>
-    </w:p>
-    <w:p>
-      <w:pPr>
-        <w:spacing w:before="100" w:beforeAutospacing="1" w:after="100" w:afterAutospacing="1" w:line="240" w:lineRule="auto"/>
-        <w:rPr>
-          <w:rFonts w:ascii="Times New Roman" w:eastAsia="Times New Roman" w:hAnsi="Times New Roman" w:cs="Times New Roman"/>
-          <w:sz w:val="24"/>
-          <w:szCs w:val="24"/>
-          <w:lang w:eastAsia="hu-HU"/>
-        </w:rPr>
-      </w:pPr>
-      <w:r>
-        <w:rPr>
-          <w:rFonts w:ascii="Times New Roman" w:eastAsia="Times New Roman" w:hAnsi="Times New Roman" w:cs="Times New Roman"/>
-          <w:sz w:val="24"/>
-          <w:szCs w:val="24"/>
-          <w:lang w:eastAsia="hu-HU"/>
-        </w:rPr>
-        <w:t>A felhasználó több választható elemet lát.</w:t>
-      </w:r>
-    </w:p>
-    <w:p>
-      <w:pPr>
-        <w:spacing w:before="100" w:beforeAutospacing="1" w:after="100" w:afterAutospacing="1" w:line="240" w:lineRule="auto"/>
-        <w:rPr>
-          <w:rFonts w:ascii="Times New Roman" w:eastAsia="Times New Roman" w:hAnsi="Times New Roman" w:cs="Times New Roman"/>
-          <w:sz w:val="24"/>
-          <w:szCs w:val="24"/>
-          <w:lang w:eastAsia="hu-HU"/>
-        </w:rPr>
-      </w:pPr>
-      <w:r>
-        <w:rPr>
-          <w:rFonts w:ascii="Times New Roman" w:eastAsia="Times New Roman" w:hAnsi="Times New Roman" w:cs="Times New Roman"/>
-          <w:b/>
-          <w:bCs/>
-          <w:sz w:val="24"/>
-          <w:szCs w:val="24"/>
-          <w:lang w:eastAsia="hu-HU"/>
-        </w:rPr>
-        <w:t>Működés:</w:t>
-      </w:r>
-    </w:p>
-    <w:p>
-      <w:pPr>
-        <w:numPr>
-          <w:ilvl w:val="0"/>
-          <w:numId w:val="12"/>
-        </w:numPr>
-        <w:spacing w:before="100" w:beforeAutospacing="1" w:after="100" w:afterAutospacing="1" w:line="240" w:lineRule="auto"/>
-        <w:rPr>
-          <w:rFonts w:ascii="Times New Roman" w:eastAsia="Times New Roman" w:hAnsi="Times New Roman" w:cs="Times New Roman"/>
-          <w:sz w:val="24"/>
-          <w:szCs w:val="24"/>
-          <w:lang w:eastAsia="hu-HU"/>
-        </w:rPr>
-      </w:pPr>
-      <w:r>
-        <w:rPr>
-          <w:rFonts w:ascii="Times New Roman" w:eastAsia="Times New Roman" w:hAnsi="Times New Roman" w:cs="Times New Roman"/>
-          <w:sz w:val="24"/>
-          <w:szCs w:val="24"/>
-          <w:lang w:eastAsia="hu-HU"/>
-        </w:rPr>
-        <w:t>Kártyák dinamikusan töltődnek be</w:t>
-      </w:r>
-    </w:p>
-    <w:p>
-      <w:pPr>
-        <w:numPr>
-          <w:ilvl w:val="0"/>
-          <w:numId w:val="12"/>
-        </w:numPr>
-        <w:spacing w:before="100" w:beforeAutospacing="1" w:after="100" w:afterAutospacing="1" w:line="240" w:lineRule="auto"/>
-        <w:rPr>
-          <w:rFonts w:ascii="Times New Roman" w:eastAsia="Times New Roman" w:hAnsi="Times New Roman" w:cs="Times New Roman"/>
-          <w:sz w:val="24"/>
-          <w:szCs w:val="24"/>
-          <w:lang w:eastAsia="hu-HU"/>
-        </w:rPr>
-      </w:pPr>
-      <w:r>
-        <w:rPr>
-          <w:rFonts w:ascii="Times New Roman" w:eastAsia="Times New Roman" w:hAnsi="Times New Roman" w:cs="Times New Roman"/>
-          <w:sz w:val="24"/>
-          <w:szCs w:val="24"/>
-          <w:lang w:eastAsia="hu-HU"/>
-        </w:rPr>
-        <w:t>Kattintással választhatók ki</w:t>
-      </w:r>
-    </w:p>
-    <w:p>
-      <w:pPr>
-        <w:spacing w:after="0" w:line="240" w:lineRule="auto"/>
-        <w:rPr>
-          <w:rFonts w:ascii="Times New Roman" w:eastAsia="Times New Roman" w:hAnsi="Times New Roman" w:cs="Times New Roman"/>
-          <w:sz w:val="24"/>
-          <w:szCs w:val="24"/>
-          <w:lang w:eastAsia="hu-HU"/>
-        </w:rPr>
-      </w:pPr>
-      <w:r>
-        <w:rPr>
-          <w:rFonts w:ascii="Times New Roman" w:eastAsia="Times New Roman" w:hAnsi="Times New Roman" w:cs="Times New Roman"/>
-          <w:sz w:val="24"/>
-          <w:szCs w:val="24"/>
-          <w:lang w:eastAsia="hu-HU"/>
-        </w:rPr>
-        <w:pict w14:anchorId="70CC1169">
-          <v:rect id="_x0000_i1035" style="width:0;height:1.5pt" o:hralign="center" o:hrstd="t" o:hr="t" fillcolor="#a0a0a0" stroked="f"/>
-        </w:pict>
-      </w:r>
-    </w:p>
-    <w:p>
-      <w:pPr>
-        <w:spacing w:before="100" w:beforeAutospacing="1" w:after="100" w:afterAutospacing="1" w:line="240" w:lineRule="auto"/>
-        <w:outlineLvl w:val="2"/>
-        <w:rPr>
-          <w:rFonts w:ascii="Times New Roman" w:eastAsia="Times New Roman" w:hAnsi="Times New Roman" w:cs="Times New Roman"/>
-          <w:b/>
-          <w:bCs/>
-          <w:sz w:val="27"/>
-          <w:szCs w:val="27"/>
-          <w:lang w:eastAsia="hu-HU"/>
-        </w:rPr>
-      </w:pPr>
-      <w:r>
-        <w:rPr>
-          <w:rFonts w:ascii="Times New Roman" w:eastAsia="Times New Roman" w:hAnsi="Times New Roman" w:cs="Times New Roman"/>
-          <w:b/>
-          <w:bCs/>
-          <w:sz w:val="27"/>
-          <w:szCs w:val="27"/>
-          <w:lang w:eastAsia="hu-HU"/>
-        </w:rPr>
-        <w:t>5.2 „Választás” / „Pick” gomb</w:t>
-      </w:r>
-    </w:p>
-    <w:p>
-      <w:pPr>
-        <w:spacing w:before="100" w:beforeAutospacing="1" w:after="100" w:afterAutospacing="1" w:line="240" w:lineRule="auto"/>
-        <w:rPr>
-          <w:rFonts w:ascii="Times New Roman" w:eastAsia="Times New Roman" w:hAnsi="Times New Roman" w:cs="Times New Roman"/>
-          <w:sz w:val="24"/>
-          <w:szCs w:val="24"/>
-          <w:lang w:eastAsia="hu-HU"/>
-        </w:rPr>
-      </w:pPr>
-      <w:r>
-        <w:rPr>
-          <w:rFonts w:ascii="Times New Roman" w:eastAsia="Times New Roman" w:hAnsi="Times New Roman" w:cs="Times New Roman"/>
-          <w:b/>
-          <w:bCs/>
-          <w:sz w:val="24"/>
-          <w:szCs w:val="24"/>
-          <w:lang w:eastAsia="hu-HU"/>
-        </w:rPr>
-        <w:t>Működés:</w:t>
-      </w:r>
-    </w:p>
-    <w:p>
-      <w:pPr>
-        <w:numPr>
-          <w:ilvl w:val="0"/>
-          <w:numId w:val="13"/>
-        </w:numPr>
-        <w:spacing w:before="100" w:beforeAutospacing="1" w:after="100" w:afterAutospacing="1" w:line="240" w:lineRule="auto"/>
-        <w:rPr>
-          <w:rFonts w:ascii="Times New Roman" w:eastAsia="Times New Roman" w:hAnsi="Times New Roman" w:cs="Times New Roman"/>
-          <w:sz w:val="24"/>
-          <w:szCs w:val="24"/>
-          <w:lang w:eastAsia="hu-HU"/>
-        </w:rPr>
-      </w:pPr>
-      <w:r>
-        <w:rPr>
-          <w:rFonts w:ascii="Times New Roman" w:eastAsia="Times New Roman" w:hAnsi="Times New Roman" w:cs="Times New Roman"/>
-          <w:sz w:val="24"/>
-          <w:szCs w:val="24"/>
-          <w:lang w:eastAsia="hu-HU"/>
-        </w:rPr>
-        <w:t>A kiválasztott elem rögzítése</w:t>
-      </w:r>
-    </w:p>
-    <w:p>
-      <w:pPr>
-        <w:numPr>
-          <w:ilvl w:val="0"/>
-          <w:numId w:val="13"/>
-        </w:numPr>
-        <w:spacing w:before="100" w:beforeAutospacing="1" w:after="100" w:afterAutospacing="1" w:line="240" w:lineRule="auto"/>
-        <w:rPr>
-          <w:rFonts w:ascii="Times New Roman" w:eastAsia="Times New Roman" w:hAnsi="Times New Roman" w:cs="Times New Roman"/>
-          <w:sz w:val="24"/>
-          <w:szCs w:val="24"/>
-          <w:lang w:eastAsia="hu-HU"/>
-        </w:rPr>
-      </w:pPr>
-      <w:r>
-        <w:rPr>
-          <w:rFonts w:ascii="Times New Roman" w:eastAsia="Times New Roman" w:hAnsi="Times New Roman" w:cs="Times New Roman"/>
-          <w:sz w:val="24"/>
-          <w:szCs w:val="24"/>
-          <w:lang w:eastAsia="hu-HU"/>
-        </w:rPr>
-        <w:t>Következő kör betöltése</w:t>
-      </w:r>
-    </w:p>
-    <w:p>
-      <w:pPr>
-        <w:spacing w:after="0" w:line="240" w:lineRule="auto"/>
-        <w:rPr>
-          <w:rFonts w:ascii="Times New Roman" w:eastAsia="Times New Roman" w:hAnsi="Times New Roman" w:cs="Times New Roman"/>
-          <w:sz w:val="24"/>
-          <w:szCs w:val="24"/>
-          <w:lang w:eastAsia="hu-HU"/>
-        </w:rPr>
-      </w:pPr>
-      <w:r>
-        <w:rPr>
-          <w:rFonts w:ascii="Times New Roman" w:eastAsia="Times New Roman" w:hAnsi="Times New Roman" w:cs="Times New Roman"/>
-          <w:sz w:val="24"/>
-          <w:szCs w:val="24"/>
-          <w:lang w:eastAsia="hu-HU"/>
-        </w:rPr>
-        <w:pict w14:anchorId="5FC4ED3E">
-          <v:rect id="_x0000_i1036" style="width:0;height:1.5pt" o:hralign="center" o:hrstd="t" o:hr="t" fillcolor="#a0a0a0" stroked="f"/>
-        </w:pict>
-      </w:r>
-    </w:p>
-    <w:p>
-      <w:pPr>
-        <w:spacing w:before="100" w:beforeAutospacing="1" w:after="100" w:afterAutospacing="1" w:line="240" w:lineRule="auto"/>
-        <w:outlineLvl w:val="2"/>
-        <w:rPr>
-          <w:rFonts w:ascii="Times New Roman" w:eastAsia="Times New Roman" w:hAnsi="Times New Roman" w:cs="Times New Roman"/>
-          <w:b/>
-          <w:bCs/>
-          <w:sz w:val="27"/>
-          <w:szCs w:val="27"/>
-          <w:lang w:eastAsia="hu-HU"/>
-        </w:rPr>
-      </w:pPr>
-      <w:r>
-        <w:rPr>
-          <w:rFonts w:ascii="Times New Roman" w:eastAsia="Times New Roman" w:hAnsi="Times New Roman" w:cs="Times New Roman"/>
-          <w:b/>
-          <w:bCs/>
-          <w:sz w:val="27"/>
-          <w:szCs w:val="27"/>
-          <w:lang w:eastAsia="hu-HU"/>
-        </w:rPr>
-        <w:t>5.3 Játék állapot kijelzés</w:t>
-      </w:r>
-    </w:p>
-    <w:p>
-      <w:pPr>
-        <w:numPr>
-          <w:ilvl w:val="0"/>
-          <w:numId w:val="14"/>
-        </w:numPr>
-        <w:spacing w:before="100" w:beforeAutospacing="1" w:after="100" w:afterAutospacing="1" w:line="240" w:lineRule="auto"/>
-        <w:rPr>
-          <w:rFonts w:ascii="Times New Roman" w:eastAsia="Times New Roman" w:hAnsi="Times New Roman" w:cs="Times New Roman"/>
-          <w:sz w:val="24"/>
-          <w:szCs w:val="24"/>
-          <w:lang w:eastAsia="hu-HU"/>
-        </w:rPr>
-      </w:pPr>
-      <w:r>
-        <w:rPr>
-          <w:rFonts w:ascii="Times New Roman" w:eastAsia="Times New Roman" w:hAnsi="Times New Roman" w:cs="Times New Roman"/>
-          <w:sz w:val="24"/>
-          <w:szCs w:val="24"/>
-          <w:lang w:eastAsia="hu-HU"/>
-        </w:rPr>
-        <w:t>Aktuális kör</w:t>
-      </w:r>
-    </w:p>
-    <w:p>
-      <w:pPr>
-        <w:numPr>
-          <w:ilvl w:val="0"/>
-          <w:numId w:val="14"/>
-        </w:numPr>
-        <w:spacing w:before="100" w:beforeAutospacing="1" w:after="100" w:afterAutospacing="1" w:line="240" w:lineRule="auto"/>
-        <w:rPr>
-          <w:rFonts w:ascii="Times New Roman" w:eastAsia="Times New Roman" w:hAnsi="Times New Roman" w:cs="Times New Roman"/>
-          <w:sz w:val="24"/>
-          <w:szCs w:val="24"/>
-          <w:lang w:eastAsia="hu-HU"/>
-        </w:rPr>
-      </w:pPr>
-      <w:r>
-        <w:rPr>
-          <w:rFonts w:ascii="Times New Roman" w:eastAsia="Times New Roman" w:hAnsi="Times New Roman" w:cs="Times New Roman"/>
-          <w:sz w:val="24"/>
-          <w:szCs w:val="24"/>
-          <w:lang w:eastAsia="hu-HU"/>
-        </w:rPr>
-        <w:t>Pontszám</w:t>
-      </w:r>
-    </w:p>
-    <w:p>
-      <w:pPr>
-        <w:spacing w:after="0" w:line="240" w:lineRule="auto"/>
-        <w:rPr>
-          <w:rFonts w:ascii="Times New Roman" w:eastAsia="Times New Roman" w:hAnsi="Times New Roman" w:cs="Times New Roman"/>
-          <w:sz w:val="24"/>
-          <w:szCs w:val="24"/>
-          <w:lang w:eastAsia="hu-HU"/>
-        </w:rPr>
-      </w:pPr>
-      <w:r>
-        <w:rPr>
-          <w:rFonts w:ascii="Times New Roman" w:eastAsia="Times New Roman" w:hAnsi="Times New Roman" w:cs="Times New Roman"/>
-          <w:sz w:val="24"/>
-          <w:szCs w:val="24"/>
-          <w:lang w:eastAsia="hu-HU"/>
-        </w:rPr>
-        <w:pict w14:anchorId="20CE465B">
-          <v:rect id="_x0000_i1037" style="width:0;height:1.5pt" o:hralign="center" o:hrstd="t" o:hr="t" fillcolor="#a0a0a0" stroked="f"/>
-        </w:pict>
-      </w:r>
-    </w:p>
-    <w:p>
-      <w:pPr>
-        <w:spacing w:before="100" w:beforeAutospacing="1" w:after="100" w:afterAutospacing="1" w:line="240" w:lineRule="auto"/>
-        <w:outlineLvl w:val="1"/>
-        <w:rPr>
-          <w:rFonts w:ascii="Times New Roman" w:eastAsia="Times New Roman" w:hAnsi="Times New Roman" w:cs="Times New Roman"/>
-          <w:b/>
-          <w:bCs/>
-          <w:sz w:val="36"/>
-          <w:szCs w:val="36"/>
-          <w:lang w:eastAsia="hu-HU"/>
-        </w:rPr>
-      </w:pPr>
-      <w:r>
-        <w:rPr>
-          <w:rFonts w:ascii="Times New Roman" w:eastAsia="Times New Roman" w:hAnsi="Times New Roman" w:cs="Times New Roman"/>
-          <w:b/>
-          <w:bCs/>
-          <w:sz w:val="36"/>
-          <w:szCs w:val="36"/>
-          <w:lang w:eastAsia="hu-HU"/>
-        </w:rPr>
-        <w:t>6. Toplista oldal működése</w:t>
-      </w:r>
-    </w:p>
-    <w:p>
-      <w:pPr>
-        <w:spacing w:before="100" w:beforeAutospacing="1" w:after="100" w:afterAutospacing="1" w:line="240" w:lineRule="auto"/>
-        <w:rPr>
-          <w:rFonts w:ascii="Times New Roman" w:eastAsia="Times New Roman" w:hAnsi="Times New Roman" w:cs="Times New Roman"/>
-          <w:sz w:val="24"/>
-          <w:szCs w:val="24"/>
-          <w:lang w:eastAsia="hu-HU"/>
-        </w:rPr>
-      </w:pPr>
-      <w:r>
-        <w:rPr>
-          <w:rFonts w:ascii="Times New Roman" w:eastAsia="Times New Roman" w:hAnsi="Times New Roman" w:cs="Times New Roman"/>
-          <w:sz w:val="24"/>
-          <w:szCs w:val="24"/>
-          <w:lang w:eastAsia="hu-HU"/>
-        </w:rPr>
-        <w:t>A toplista egy táblázatos nézet.</w:t>
-      </w:r>
-    </w:p>
-    <w:p>
-      <w:pPr>
-        <w:spacing w:before="100" w:beforeAutospacing="1" w:after="100" w:afterAutospacing="1" w:line="240" w:lineRule="auto"/>
-        <w:outlineLvl w:val="2"/>
-        <w:rPr>
-          <w:rFonts w:ascii="Times New Roman" w:eastAsia="Times New Roman" w:hAnsi="Times New Roman" w:cs="Times New Roman"/>
-          <w:b/>
-          <w:bCs/>
-          <w:sz w:val="27"/>
-          <w:szCs w:val="27"/>
-          <w:lang w:eastAsia="hu-HU"/>
-        </w:rPr>
-      </w:pPr>
-      <w:r>
-        <w:rPr>
-          <w:rFonts w:ascii="Times New Roman" w:eastAsia="Times New Roman" w:hAnsi="Times New Roman" w:cs="Times New Roman"/>
-          <w:b/>
-          <w:bCs/>
-          <w:sz w:val="27"/>
-          <w:szCs w:val="27"/>
-          <w:lang w:eastAsia="hu-HU"/>
-        </w:rPr>
-        <w:t>Oszlopok:</w:t>
-      </w:r>
-    </w:p>
-    <w:p>
-      <w:pPr>
-        <w:numPr>
-          <w:ilvl w:val="0"/>
-          <w:numId w:val="15"/>
-        </w:numPr>
-        <w:spacing w:before="100" w:beforeAutospacing="1" w:after="100" w:afterAutospacing="1" w:line="240" w:lineRule="auto"/>
-        <w:rPr>
-          <w:rFonts w:ascii="Times New Roman" w:eastAsia="Times New Roman" w:hAnsi="Times New Roman" w:cs="Times New Roman"/>
-          <w:sz w:val="24"/>
-          <w:szCs w:val="24"/>
-          <w:lang w:eastAsia="hu-HU"/>
-        </w:rPr>
-      </w:pPr>
-      <w:r>
-        <w:rPr>
-          <w:rFonts w:ascii="Times New Roman" w:eastAsia="Times New Roman" w:hAnsi="Times New Roman" w:cs="Times New Roman"/>
-          <w:sz w:val="24"/>
-          <w:szCs w:val="24"/>
-          <w:lang w:eastAsia="hu-HU"/>
-        </w:rPr>
-        <w:t>Felhasználónév</w:t>
-      </w:r>
-    </w:p>
-    <w:p>
-      <w:pPr>
-        <w:numPr>
-          <w:ilvl w:val="0"/>
-          <w:numId w:val="15"/>
-        </w:numPr>
-        <w:spacing w:before="100" w:beforeAutospacing="1" w:after="100" w:afterAutospacing="1" w:line="240" w:lineRule="auto"/>
-        <w:rPr>
-          <w:rFonts w:ascii="Times New Roman" w:eastAsia="Times New Roman" w:hAnsi="Times New Roman" w:cs="Times New Roman"/>
-          <w:sz w:val="24"/>
-          <w:szCs w:val="24"/>
-          <w:lang w:eastAsia="hu-HU"/>
-        </w:rPr>
-      </w:pPr>
-      <w:r>
-        <w:rPr>
-          <w:rFonts w:ascii="Times New Roman" w:eastAsia="Times New Roman" w:hAnsi="Times New Roman" w:cs="Times New Roman"/>
-          <w:sz w:val="24"/>
-          <w:szCs w:val="24"/>
-          <w:lang w:eastAsia="hu-HU"/>
-        </w:rPr>
-        <w:t>Pontszám</w:t>
-      </w:r>
-    </w:p>
-    <w:p>
-      <w:pPr>
-        <w:numPr>
-          <w:ilvl w:val="0"/>
-          <w:numId w:val="15"/>
-        </w:numPr>
-        <w:spacing w:before="100" w:beforeAutospacing="1" w:after="100" w:afterAutospacing="1" w:line="240" w:lineRule="auto"/>
-        <w:rPr>
-          <w:rFonts w:ascii="Times New Roman" w:eastAsia="Times New Roman" w:hAnsi="Times New Roman" w:cs="Times New Roman"/>
-          <w:sz w:val="24"/>
-          <w:szCs w:val="24"/>
-          <w:lang w:eastAsia="hu-HU"/>
-        </w:rPr>
-      </w:pPr>
-      <w:r>
-        <w:rPr>
-          <w:rFonts w:ascii="Times New Roman" w:eastAsia="Times New Roman" w:hAnsi="Times New Roman" w:cs="Times New Roman"/>
-          <w:sz w:val="24"/>
-          <w:szCs w:val="24"/>
-          <w:lang w:eastAsia="hu-HU"/>
-        </w:rPr>
-        <w:t>Helyezés</w:t>
-      </w:r>
-    </w:p>
-    <w:p>
-      <w:pPr>
-        <w:spacing w:before="100" w:beforeAutospacing="1" w:after="100" w:afterAutospacing="1" w:line="240" w:lineRule="auto"/>
-        <w:rPr>
-          <w:rFonts w:ascii="Times New Roman" w:eastAsia="Times New Roman" w:hAnsi="Times New Roman" w:cs="Times New Roman"/>
-          <w:sz w:val="24"/>
-          <w:szCs w:val="24"/>
-          <w:lang w:eastAsia="hu-HU"/>
-        </w:rPr>
-      </w:pPr>
-      <w:r>
-        <w:rPr>
-          <w:rFonts w:ascii="Times New Roman" w:eastAsia="Times New Roman" w:hAnsi="Times New Roman" w:cs="Times New Roman"/>
-          <w:b/>
-          <w:bCs/>
-          <w:sz w:val="24"/>
-          <w:szCs w:val="24"/>
-          <w:lang w:eastAsia="hu-HU"/>
-        </w:rPr>
-        <w:t>Működés:</w:t>
-      </w:r>
-    </w:p>
-    <w:p>
-      <w:pPr>
-        <w:numPr>
-          <w:ilvl w:val="0"/>
-          <w:numId w:val="16"/>
-        </w:numPr>
-        <w:spacing w:before="100" w:beforeAutospacing="1" w:after="100" w:afterAutospacing="1" w:line="240" w:lineRule="auto"/>
-        <w:rPr>
-          <w:rFonts w:ascii="Times New Roman" w:eastAsia="Times New Roman" w:hAnsi="Times New Roman" w:cs="Times New Roman"/>
-          <w:sz w:val="24"/>
-          <w:szCs w:val="24"/>
-          <w:lang w:eastAsia="hu-HU"/>
-        </w:rPr>
-      </w:pPr>
-      <w:r>
-        <w:rPr>
-          <w:rFonts w:ascii="Times New Roman" w:eastAsia="Times New Roman" w:hAnsi="Times New Roman" w:cs="Times New Roman"/>
-          <w:sz w:val="24"/>
-          <w:szCs w:val="24"/>
-          <w:lang w:eastAsia="hu-HU"/>
-        </w:rPr>
-        <w:t>API hívás történik</w:t>
-      </w:r>
-    </w:p>
-    <w:p>
-      <w:pPr>
-        <w:numPr>
-          <w:ilvl w:val="0"/>
-          <w:numId w:val="16"/>
-        </w:numPr>
-        <w:spacing w:before="100" w:beforeAutospacing="1" w:after="100" w:afterAutospacing="1" w:line="240" w:lineRule="auto"/>
-        <w:rPr>
-          <w:rFonts w:ascii="Times New Roman" w:eastAsia="Times New Roman" w:hAnsi="Times New Roman" w:cs="Times New Roman"/>
-          <w:sz w:val="24"/>
-          <w:szCs w:val="24"/>
-          <w:lang w:eastAsia="hu-HU"/>
-        </w:rPr>
-      </w:pPr>
-      <w:r>
-        <w:rPr>
-          <w:rFonts w:ascii="Times New Roman" w:eastAsia="Times New Roman" w:hAnsi="Times New Roman" w:cs="Times New Roman"/>
-          <w:sz w:val="24"/>
-          <w:szCs w:val="24"/>
-          <w:lang w:eastAsia="hu-HU"/>
-        </w:rPr>
-        <w:t>Adatok betöltése JSON formátumból</w:t>
-      </w:r>
-    </w:p>
-    <w:p>
-      <w:pPr>
-        <w:numPr>
-          <w:ilvl w:val="0"/>
-          <w:numId w:val="16"/>
-        </w:numPr>
-        <w:spacing w:before="100" w:beforeAutospacing="1" w:after="100" w:afterAutospacing="1" w:line="240" w:lineRule="auto"/>
-        <w:rPr>
-          <w:rFonts w:ascii="Times New Roman" w:eastAsia="Times New Roman" w:hAnsi="Times New Roman" w:cs="Times New Roman"/>
-          <w:sz w:val="24"/>
-          <w:szCs w:val="24"/>
-          <w:lang w:eastAsia="hu-HU"/>
-        </w:rPr>
-      </w:pPr>
-      <w:r>
-        <w:rPr>
-          <w:rFonts w:ascii="Times New Roman" w:eastAsia="Times New Roman" w:hAnsi="Times New Roman" w:cs="Times New Roman"/>
-          <w:sz w:val="24"/>
-          <w:szCs w:val="24"/>
-          <w:lang w:eastAsia="hu-HU"/>
-        </w:rPr>
-        <w:t>Automatikus rendezés</w:t>
-      </w:r>
-    </w:p>
-    <w:p>
-      <w:pPr>
-        <w:spacing w:after="0" w:line="240" w:lineRule="auto"/>
-        <w:rPr>
-          <w:rFonts w:ascii="Times New Roman" w:eastAsia="Times New Roman" w:hAnsi="Times New Roman" w:cs="Times New Roman"/>
-          <w:sz w:val="24"/>
-          <w:szCs w:val="24"/>
-          <w:lang w:eastAsia="hu-HU"/>
-        </w:rPr>
-      </w:pPr>
-      <w:r>
-        <w:rPr>
-          <w:rFonts w:ascii="Times New Roman" w:eastAsia="Times New Roman" w:hAnsi="Times New Roman" w:cs="Times New Roman"/>
-          <w:sz w:val="24"/>
-          <w:szCs w:val="24"/>
-          <w:lang w:eastAsia="hu-HU"/>
-        </w:rPr>
-        <w:pict w14:anchorId="246DDAF1">
-          <v:rect id="_x0000_i1038" style="width:0;height:1.5pt" o:hralign="center" o:hrstd="t" o:hr="t" fillcolor="#a0a0a0" stroked="f"/>
-        </w:pict>
-      </w:r>
-    </w:p>
-    <w:p>
-      <w:pPr>
-        <w:spacing w:before="100" w:beforeAutospacing="1" w:after="100" w:afterAutospacing="1" w:line="240" w:lineRule="auto"/>
-        <w:outlineLvl w:val="1"/>
-        <w:rPr>
-          <w:rFonts w:ascii="Times New Roman" w:eastAsia="Times New Roman" w:hAnsi="Times New Roman" w:cs="Times New Roman"/>
-          <w:b/>
-          <w:bCs/>
-          <w:sz w:val="36"/>
-          <w:szCs w:val="36"/>
-          <w:lang w:eastAsia="hu-HU"/>
-        </w:rPr>
-      </w:pPr>
-      <w:r>
-        <w:rPr>
-          <w:rFonts w:ascii="Times New Roman" w:eastAsia="Times New Roman" w:hAnsi="Times New Roman" w:cs="Times New Roman"/>
-          <w:b/>
-          <w:bCs/>
-          <w:sz w:val="36"/>
-          <w:szCs w:val="36"/>
-          <w:lang w:eastAsia="hu-HU"/>
-        </w:rPr>
-        <w:t>7. Profil oldal működése</w:t>
-      </w:r>
-    </w:p>
-    <w:p>
-      <w:pPr>
-        <w:spacing w:before="100" w:beforeAutospacing="1" w:after="100" w:afterAutospacing="1" w:line="240" w:lineRule="auto"/>
-        <w:rPr>
-          <w:rFonts w:ascii="Times New Roman" w:eastAsia="Times New Roman" w:hAnsi="Times New Roman" w:cs="Times New Roman"/>
-          <w:sz w:val="24"/>
-          <w:szCs w:val="24"/>
-          <w:lang w:eastAsia="hu-HU"/>
-        </w:rPr>
-      </w:pPr>
-      <w:r>
-        <w:rPr>
-          <w:rFonts w:ascii="Times New Roman" w:eastAsia="Times New Roman" w:hAnsi="Times New Roman" w:cs="Times New Roman"/>
-          <w:sz w:val="24"/>
-          <w:szCs w:val="24"/>
-          <w:lang w:eastAsia="hu-HU"/>
-        </w:rPr>
-        <w:t>A profil oldalon a felhasználó saját adatai jelennek meg.</w:t>
-      </w:r>
-    </w:p>
-    <w:p>
-      <w:pPr>
-        <w:spacing w:before="100" w:beforeAutospacing="1" w:after="100" w:afterAutospacing="1" w:line="240" w:lineRule="auto"/>
-        <w:outlineLvl w:val="2"/>
-        <w:rPr>
-          <w:rFonts w:ascii="Times New Roman" w:eastAsia="Times New Roman" w:hAnsi="Times New Roman" w:cs="Times New Roman"/>
-          <w:b/>
-          <w:bCs/>
-          <w:sz w:val="27"/>
-          <w:szCs w:val="27"/>
-          <w:lang w:eastAsia="hu-HU"/>
-        </w:rPr>
-      </w:pPr>
-      <w:r>
-        <w:rPr>
-          <w:rFonts w:ascii="Times New Roman" w:eastAsia="Times New Roman" w:hAnsi="Times New Roman" w:cs="Times New Roman"/>
-          <w:b/>
-          <w:bCs/>
-          <w:sz w:val="27"/>
-          <w:szCs w:val="27"/>
-          <w:lang w:eastAsia="hu-HU"/>
-        </w:rPr>
-        <w:lastRenderedPageBreak/>
-        <w:t>Funkciók:</w:t>
-      </w:r>
-    </w:p>
-    <w:p>
-      <w:pPr>
-        <w:numPr>
-          <w:ilvl w:val="0"/>
-          <w:numId w:val="17"/>
-        </w:numPr>
-        <w:spacing w:before="100" w:beforeAutospacing="1" w:after="100" w:afterAutospacing="1" w:line="240" w:lineRule="auto"/>
-        <w:rPr>
-          <w:rFonts w:ascii="Times New Roman" w:eastAsia="Times New Roman" w:hAnsi="Times New Roman" w:cs="Times New Roman"/>
-          <w:sz w:val="24"/>
-          <w:szCs w:val="24"/>
-          <w:lang w:eastAsia="hu-HU"/>
-        </w:rPr>
-      </w:pPr>
-      <w:r>
-        <w:rPr>
-          <w:rFonts w:ascii="Times New Roman" w:eastAsia="Times New Roman" w:hAnsi="Times New Roman" w:cs="Times New Roman"/>
-          <w:sz w:val="24"/>
-          <w:szCs w:val="24"/>
-          <w:lang w:eastAsia="hu-HU"/>
-        </w:rPr>
-        <w:t>Adatok megjelenítése</w:t>
-      </w:r>
-    </w:p>
-    <w:p>
-      <w:pPr>
-        <w:numPr>
-          <w:ilvl w:val="0"/>
-          <w:numId w:val="17"/>
-        </w:numPr>
-        <w:spacing w:before="100" w:beforeAutospacing="1" w:after="100" w:afterAutospacing="1" w:line="240" w:lineRule="auto"/>
-        <w:rPr>
-          <w:rFonts w:ascii="Times New Roman" w:eastAsia="Times New Roman" w:hAnsi="Times New Roman" w:cs="Times New Roman"/>
-          <w:sz w:val="24"/>
-          <w:szCs w:val="24"/>
-          <w:lang w:eastAsia="hu-HU"/>
-        </w:rPr>
-      </w:pPr>
-      <w:r>
-        <w:rPr>
-          <w:rFonts w:ascii="Times New Roman" w:eastAsia="Times New Roman" w:hAnsi="Times New Roman" w:cs="Times New Roman"/>
-          <w:sz w:val="24"/>
-          <w:szCs w:val="24"/>
-          <w:lang w:eastAsia="hu-HU"/>
-        </w:rPr>
-        <w:t>Esetleges szerkesztés</w:t>
-      </w:r>
-    </w:p>
-    <w:p>
-      <w:pPr>
-        <w:spacing w:after="0" w:line="240" w:lineRule="auto"/>
-        <w:rPr>
-          <w:rFonts w:ascii="Times New Roman" w:eastAsia="Times New Roman" w:hAnsi="Times New Roman" w:cs="Times New Roman"/>
-          <w:sz w:val="24"/>
-          <w:szCs w:val="24"/>
-          <w:lang w:eastAsia="hu-HU"/>
-        </w:rPr>
-      </w:pPr>
-      <w:r>
-        <w:rPr>
-          <w:rFonts w:ascii="Times New Roman" w:eastAsia="Times New Roman" w:hAnsi="Times New Roman" w:cs="Times New Roman"/>
-          <w:sz w:val="24"/>
-          <w:szCs w:val="24"/>
-          <w:lang w:eastAsia="hu-HU"/>
-        </w:rPr>
-        <w:pict w14:anchorId="257506C6">
-          <v:rect id="_x0000_i1039" style="width:0;height:1.5pt" o:hralign="center" o:hrstd="t" o:hr="t" fillcolor="#a0a0a0" stroked="f"/>
-        </w:pict>
-      </w:r>
-    </w:p>
-    <w:p>
-      <w:pPr>
-        <w:spacing w:before="100" w:beforeAutospacing="1" w:after="100" w:afterAutospacing="1" w:line="240" w:lineRule="auto"/>
-        <w:outlineLvl w:val="1"/>
-        <w:rPr>
-          <w:rFonts w:ascii="Times New Roman" w:eastAsia="Times New Roman" w:hAnsi="Times New Roman" w:cs="Times New Roman"/>
-          <w:b/>
-          <w:bCs/>
-          <w:sz w:val="36"/>
-          <w:szCs w:val="36"/>
-          <w:lang w:eastAsia="hu-HU"/>
-        </w:rPr>
-      </w:pPr>
-      <w:r>
-        <w:rPr>
-          <w:rFonts w:ascii="Times New Roman" w:eastAsia="Times New Roman" w:hAnsi="Times New Roman" w:cs="Times New Roman"/>
-          <w:b/>
-          <w:bCs/>
-          <w:sz w:val="36"/>
-          <w:szCs w:val="36"/>
-          <w:lang w:eastAsia="hu-HU"/>
-        </w:rPr>
-        <w:t>8. Kapcsolat oldal működése</w:t>
-      </w:r>
-    </w:p>
-    <w:p>
-      <w:pPr>
-        <w:spacing w:before="100" w:beforeAutospacing="1" w:after="100" w:afterAutospacing="1" w:line="240" w:lineRule="auto"/>
-        <w:outlineLvl w:val="2"/>
-        <w:rPr>
-          <w:rFonts w:ascii="Times New Roman" w:eastAsia="Times New Roman" w:hAnsi="Times New Roman" w:cs="Times New Roman"/>
-          <w:b/>
-          <w:bCs/>
-          <w:sz w:val="27"/>
-          <w:szCs w:val="27"/>
-          <w:lang w:eastAsia="hu-HU"/>
-        </w:rPr>
-      </w:pPr>
-      <w:r>
-        <w:rPr>
-          <w:rFonts w:ascii="Times New Roman" w:eastAsia="Times New Roman" w:hAnsi="Times New Roman" w:cs="Times New Roman"/>
-          <w:b/>
-          <w:bCs/>
-          <w:sz w:val="27"/>
-          <w:szCs w:val="27"/>
-          <w:lang w:eastAsia="hu-HU"/>
-        </w:rPr>
-        <w:t>Űrlap elemei:</w:t>
-      </w:r>
-    </w:p>
-    <w:p>
-      <w:pPr>
-        <w:numPr>
-          <w:ilvl w:val="0"/>
-          <w:numId w:val="18"/>
-        </w:numPr>
-        <w:spacing w:before="100" w:beforeAutospacing="1" w:after="100" w:afterAutospacing="1" w:line="240" w:lineRule="auto"/>
-        <w:rPr>
-          <w:rFonts w:ascii="Times New Roman" w:eastAsia="Times New Roman" w:hAnsi="Times New Roman" w:cs="Times New Roman"/>
-          <w:sz w:val="24"/>
-          <w:szCs w:val="24"/>
-          <w:lang w:eastAsia="hu-HU"/>
-        </w:rPr>
-      </w:pPr>
-      <w:r>
-        <w:rPr>
-          <w:rFonts w:ascii="Times New Roman" w:eastAsia="Times New Roman" w:hAnsi="Times New Roman" w:cs="Times New Roman"/>
-          <w:sz w:val="24"/>
-          <w:szCs w:val="24"/>
-          <w:lang w:eastAsia="hu-HU"/>
-        </w:rPr>
-        <w:t>Név</w:t>
-      </w:r>
-    </w:p>
-    <w:p>
-      <w:pPr>
-        <w:numPr>
-          <w:ilvl w:val="0"/>
-          <w:numId w:val="18"/>
-        </w:numPr>
-        <w:spacing w:before="100" w:beforeAutospacing="1" w:after="100" w:afterAutospacing="1" w:line="240" w:lineRule="auto"/>
-        <w:rPr>
-          <w:rFonts w:ascii="Times New Roman" w:eastAsia="Times New Roman" w:hAnsi="Times New Roman" w:cs="Times New Roman"/>
-          <w:sz w:val="24"/>
-          <w:szCs w:val="24"/>
-          <w:lang w:eastAsia="hu-HU"/>
-        </w:rPr>
-      </w:pPr>
-      <w:r>
-        <w:rPr>
-          <w:rFonts w:ascii="Times New Roman" w:eastAsia="Times New Roman" w:hAnsi="Times New Roman" w:cs="Times New Roman"/>
-          <w:sz w:val="24"/>
-          <w:szCs w:val="24"/>
-          <w:lang w:eastAsia="hu-HU"/>
-        </w:rPr>
-        <w:t>Email</w:t>
-      </w:r>
-    </w:p>
-    <w:p>
-      <w:pPr>
-        <w:numPr>
-          <w:ilvl w:val="0"/>
-          <w:numId w:val="18"/>
-        </w:numPr>
-        <w:spacing w:before="100" w:beforeAutospacing="1" w:after="100" w:afterAutospacing="1" w:line="240" w:lineRule="auto"/>
-        <w:rPr>
-          <w:rFonts w:ascii="Times New Roman" w:eastAsia="Times New Roman" w:hAnsi="Times New Roman" w:cs="Times New Roman"/>
-          <w:sz w:val="24"/>
-          <w:szCs w:val="24"/>
-          <w:lang w:eastAsia="hu-HU"/>
-        </w:rPr>
-      </w:pPr>
-      <w:r>
-        <w:rPr>
-          <w:rFonts w:ascii="Times New Roman" w:eastAsia="Times New Roman" w:hAnsi="Times New Roman" w:cs="Times New Roman"/>
-          <w:sz w:val="24"/>
-          <w:szCs w:val="24"/>
-          <w:lang w:eastAsia="hu-HU"/>
-        </w:rPr>
-        <w:t>Üzenet</w:t>
-      </w:r>
-    </w:p>
-    <w:p>
-      <w:pPr>
-        <w:spacing w:before="100" w:beforeAutospacing="1" w:after="100" w:afterAutospacing="1" w:line="240" w:lineRule="auto"/>
-        <w:outlineLvl w:val="2"/>
-        <w:rPr>
-          <w:rFonts w:ascii="Times New Roman" w:eastAsia="Times New Roman" w:hAnsi="Times New Roman" w:cs="Times New Roman"/>
-          <w:b/>
-          <w:bCs/>
-          <w:sz w:val="27"/>
-          <w:szCs w:val="27"/>
-          <w:lang w:eastAsia="hu-HU"/>
-        </w:rPr>
-      </w:pPr>
-      <w:r>
-        <w:rPr>
-          <w:rFonts w:ascii="Times New Roman" w:eastAsia="Times New Roman" w:hAnsi="Times New Roman" w:cs="Times New Roman"/>
-          <w:b/>
-          <w:bCs/>
-          <w:sz w:val="27"/>
-          <w:szCs w:val="27"/>
-          <w:lang w:eastAsia="hu-HU"/>
-        </w:rPr>
-        <w:t>„Küldés” gomb</w:t>
-      </w:r>
-    </w:p>
-    <w:p>
-      <w:pPr>
-        <w:spacing w:before="100" w:beforeAutospacing="1" w:after="100" w:afterAutospacing="1" w:line="240" w:lineRule="auto"/>
-        <w:rPr>
-          <w:rFonts w:ascii="Times New Roman" w:eastAsia="Times New Roman" w:hAnsi="Times New Roman" w:cs="Times New Roman"/>
-          <w:sz w:val="24"/>
-          <w:szCs w:val="24"/>
-          <w:lang w:eastAsia="hu-HU"/>
-        </w:rPr>
-      </w:pPr>
-      <w:r>
-        <w:rPr>
-          <w:rFonts w:ascii="Times New Roman" w:eastAsia="Times New Roman" w:hAnsi="Times New Roman" w:cs="Times New Roman"/>
-          <w:b/>
-          <w:bCs/>
-          <w:sz w:val="24"/>
-          <w:szCs w:val="24"/>
-          <w:lang w:eastAsia="hu-HU"/>
-        </w:rPr>
-        <w:t>Működés:</w:t>
-      </w:r>
-    </w:p>
-    <w:p>
-      <w:pPr>
-        <w:numPr>
-          <w:ilvl w:val="0"/>
-          <w:numId w:val="19"/>
-        </w:numPr>
-        <w:spacing w:before="100" w:beforeAutospacing="1" w:after="100" w:afterAutospacing="1" w:line="240" w:lineRule="auto"/>
-        <w:rPr>
-          <w:rFonts w:ascii="Times New Roman" w:eastAsia="Times New Roman" w:hAnsi="Times New Roman" w:cs="Times New Roman"/>
-          <w:sz w:val="24"/>
-          <w:szCs w:val="24"/>
-          <w:lang w:eastAsia="hu-HU"/>
-        </w:rPr>
-      </w:pPr>
-      <w:r>
-        <w:rPr>
-          <w:rFonts w:ascii="Times New Roman" w:eastAsia="Times New Roman" w:hAnsi="Times New Roman" w:cs="Times New Roman"/>
-          <w:sz w:val="24"/>
-          <w:szCs w:val="24"/>
-          <w:lang w:eastAsia="hu-HU"/>
-        </w:rPr>
-        <w:t>Adatok elküldése szervernek</w:t>
-      </w:r>
-    </w:p>
-    <w:p>
-      <w:pPr>
-        <w:numPr>
-          <w:ilvl w:val="0"/>
-          <w:numId w:val="19"/>
-        </w:numPr>
-        <w:spacing w:before="100" w:beforeAutospacing="1" w:after="100" w:afterAutospacing="1" w:line="240" w:lineRule="auto"/>
-        <w:rPr>
-          <w:rFonts w:ascii="Times New Roman" w:eastAsia="Times New Roman" w:hAnsi="Times New Roman" w:cs="Times New Roman"/>
-          <w:sz w:val="24"/>
-          <w:szCs w:val="24"/>
-          <w:lang w:eastAsia="hu-HU"/>
-        </w:rPr>
-      </w:pPr>
-      <w:r>
-        <w:rPr>
-          <w:rFonts w:ascii="Times New Roman" w:eastAsia="Times New Roman" w:hAnsi="Times New Roman" w:cs="Times New Roman"/>
-          <w:sz w:val="24"/>
-          <w:szCs w:val="24"/>
-          <w:lang w:eastAsia="hu-HU"/>
-        </w:rPr>
-        <w:t>Visszajelzés megjelenítése</w:t>
-      </w:r>
-    </w:p>
-    <w:p>
-      <w:pPr>
-        <w:spacing w:after="0" w:line="240" w:lineRule="auto"/>
-        <w:rPr>
-          <w:rFonts w:ascii="Times New Roman" w:eastAsia="Times New Roman" w:hAnsi="Times New Roman" w:cs="Times New Roman"/>
-          <w:sz w:val="24"/>
-          <w:szCs w:val="24"/>
-          <w:lang w:eastAsia="hu-HU"/>
-        </w:rPr>
-      </w:pPr>
-      <w:r>
-        <w:rPr>
-          <w:rFonts w:ascii="Times New Roman" w:eastAsia="Times New Roman" w:hAnsi="Times New Roman" w:cs="Times New Roman"/>
-          <w:sz w:val="24"/>
-          <w:szCs w:val="24"/>
-          <w:lang w:eastAsia="hu-HU"/>
-        </w:rPr>
-        <w:pict w14:anchorId="1591AEC0">
-          <v:rect id="_x0000_i1040" style="width:0;height:1.5pt" o:hralign="center" o:hrstd="t" o:hr="t" fillcolor="#a0a0a0" stroked="f"/>
-        </w:pict>
-      </w:r>
-    </w:p>
-    <w:p>
-      <w:pPr>
-        <w:spacing w:before="100" w:beforeAutospacing="1" w:after="100" w:afterAutospacing="1" w:line="240" w:lineRule="auto"/>
-        <w:outlineLvl w:val="1"/>
-        <w:rPr>
-          <w:rFonts w:ascii="Times New Roman" w:eastAsia="Times New Roman" w:hAnsi="Times New Roman" w:cs="Times New Roman"/>
-          <w:b/>
-          <w:bCs/>
-          <w:sz w:val="36"/>
-          <w:szCs w:val="36"/>
-          <w:lang w:eastAsia="hu-HU"/>
-        </w:rPr>
-      </w:pPr>
-      <w:r>
-        <w:rPr>
-          <w:rFonts w:ascii="Times New Roman" w:eastAsia="Times New Roman" w:hAnsi="Times New Roman" w:cs="Times New Roman"/>
-          <w:b/>
-          <w:bCs/>
-          <w:sz w:val="36"/>
-          <w:szCs w:val="36"/>
-          <w:lang w:eastAsia="hu-HU"/>
-        </w:rPr>
-        <w:t>9. Backend működés (röviden)</w:t>
-      </w:r>
-    </w:p>
-    <w:p>
-      <w:pPr>
-        <w:spacing w:before="100" w:beforeAutospacing="1" w:after="100" w:afterAutospacing="1" w:line="240" w:lineRule="auto"/>
-        <w:rPr>
-          <w:rFonts w:ascii="Times New Roman" w:eastAsia="Times New Roman" w:hAnsi="Times New Roman" w:cs="Times New Roman"/>
-          <w:sz w:val="24"/>
-          <w:szCs w:val="24"/>
-          <w:lang w:eastAsia="hu-HU"/>
-        </w:rPr>
-      </w:pPr>
-      <w:r>
-        <w:rPr>
-          <w:rFonts w:ascii="Times New Roman" w:eastAsia="Times New Roman" w:hAnsi="Times New Roman" w:cs="Times New Roman"/>
-          <w:sz w:val="24"/>
-          <w:szCs w:val="24"/>
-          <w:lang w:eastAsia="hu-HU"/>
-        </w:rPr>
-        <w:t>A weboldal a háttérben PHP alapú API-t használ.</w:t>
-      </w:r>
-    </w:p>
-    <w:p>
-      <w:pPr>
-        <w:spacing w:before="100" w:beforeAutospacing="1" w:after="100" w:afterAutospacing="1" w:line="240" w:lineRule="auto"/>
-        <w:outlineLvl w:val="2"/>
-        <w:rPr>
-          <w:rFonts w:ascii="Times New Roman" w:eastAsia="Times New Roman" w:hAnsi="Times New Roman" w:cs="Times New Roman"/>
-          <w:b/>
-          <w:bCs/>
-          <w:sz w:val="27"/>
-          <w:szCs w:val="27"/>
-          <w:lang w:eastAsia="hu-HU"/>
-        </w:rPr>
-      </w:pPr>
-      <w:r>
-        <w:rPr>
-          <w:rFonts w:ascii="Times New Roman" w:eastAsia="Times New Roman" w:hAnsi="Times New Roman" w:cs="Times New Roman"/>
-          <w:b/>
-          <w:bCs/>
-          <w:sz w:val="27"/>
-          <w:szCs w:val="27"/>
-          <w:lang w:eastAsia="hu-HU"/>
-        </w:rPr>
-        <w:t>Fő funkciók:</w:t>
-      </w:r>
-    </w:p>
-    <w:p>
-      <w:pPr>
-        <w:numPr>
-          <w:ilvl w:val="0"/>
-          <w:numId w:val="20"/>
-        </w:numPr>
-        <w:spacing w:before="100" w:beforeAutospacing="1" w:after="100" w:afterAutospacing="1" w:line="240" w:lineRule="auto"/>
-        <w:rPr>
-          <w:rFonts w:ascii="Times New Roman" w:eastAsia="Times New Roman" w:hAnsi="Times New Roman" w:cs="Times New Roman"/>
-          <w:sz w:val="24"/>
-          <w:szCs w:val="24"/>
-          <w:lang w:eastAsia="hu-HU"/>
-        </w:rPr>
-      </w:pPr>
-      <w:r>
-        <w:rPr>
-          <w:rFonts w:ascii="Times New Roman" w:eastAsia="Times New Roman" w:hAnsi="Times New Roman" w:cs="Times New Roman"/>
-          <w:sz w:val="24"/>
-          <w:szCs w:val="24"/>
-          <w:lang w:eastAsia="hu-HU"/>
-        </w:rPr>
-        <w:t>Bejelentkezés ellenőrzése</w:t>
-      </w:r>
-    </w:p>
-    <w:p>
-      <w:pPr>
-        <w:numPr>
-          <w:ilvl w:val="0"/>
-          <w:numId w:val="20"/>
-        </w:numPr>
-        <w:spacing w:before="100" w:beforeAutospacing="1" w:after="100" w:afterAutospacing="1" w:line="240" w:lineRule="auto"/>
-        <w:rPr>
-          <w:rFonts w:ascii="Times New Roman" w:eastAsia="Times New Roman" w:hAnsi="Times New Roman" w:cs="Times New Roman"/>
-          <w:sz w:val="24"/>
-          <w:szCs w:val="24"/>
-          <w:lang w:eastAsia="hu-HU"/>
-        </w:rPr>
-      </w:pPr>
-      <w:r>
-        <w:rPr>
-          <w:rFonts w:ascii="Times New Roman" w:eastAsia="Times New Roman" w:hAnsi="Times New Roman" w:cs="Times New Roman"/>
-          <w:sz w:val="24"/>
-          <w:szCs w:val="24"/>
-          <w:lang w:eastAsia="hu-HU"/>
-        </w:rPr>
-        <w:t>Adatlekérés (toplista, profil)</w:t>
-      </w:r>
-    </w:p>
-    <w:p>
-      <w:pPr>
-        <w:numPr>
-          <w:ilvl w:val="0"/>
-          <w:numId w:val="20"/>
-        </w:numPr>
-        <w:spacing w:before="100" w:beforeAutospacing="1" w:after="100" w:afterAutospacing="1" w:line="240" w:lineRule="auto"/>
-        <w:rPr>
-          <w:rFonts w:ascii="Times New Roman" w:eastAsia="Times New Roman" w:hAnsi="Times New Roman" w:cs="Times New Roman"/>
-          <w:sz w:val="24"/>
-          <w:szCs w:val="24"/>
-          <w:lang w:eastAsia="hu-HU"/>
-        </w:rPr>
-      </w:pPr>
-      <w:r>
-        <w:rPr>
-          <w:rFonts w:ascii="Times New Roman" w:eastAsia="Times New Roman" w:hAnsi="Times New Roman" w:cs="Times New Roman"/>
-          <w:sz w:val="24"/>
-          <w:szCs w:val="24"/>
-          <w:lang w:eastAsia="hu-HU"/>
-        </w:rPr>
-        <w:t>Adatmentés</w:t>
-      </w:r>
-    </w:p>
-    <w:p>
-      <w:pPr>
-        <w:spacing w:before="100" w:beforeAutospacing="1" w:after="100" w:afterAutospacing="1" w:line="240" w:lineRule="auto"/>
-        <w:rPr>
-          <w:rFonts w:ascii="Times New Roman" w:eastAsia="Times New Roman" w:hAnsi="Times New Roman" w:cs="Times New Roman"/>
-          <w:sz w:val="24"/>
-          <w:szCs w:val="24"/>
-          <w:lang w:eastAsia="hu-HU"/>
-        </w:rPr>
-      </w:pPr>
-      <w:r>
-        <w:rPr>
-          <w:rFonts w:ascii="Times New Roman" w:eastAsia="Times New Roman" w:hAnsi="Times New Roman" w:cs="Times New Roman"/>
-          <w:sz w:val="24"/>
-          <w:szCs w:val="24"/>
-          <w:lang w:eastAsia="hu-HU"/>
-        </w:rPr>
-        <w:t>Az adatok JSON formátumban kerülnek továbbításra.</w:t>
-      </w:r>
-    </w:p>
-    <w:p>
-      <w:pPr>
-        <w:spacing w:after="0" w:line="240" w:lineRule="auto"/>
-        <w:rPr>
-          <w:rFonts w:ascii="Times New Roman" w:eastAsia="Times New Roman" w:hAnsi="Times New Roman" w:cs="Times New Roman"/>
-          <w:sz w:val="24"/>
-          <w:szCs w:val="24"/>
-          <w:lang w:eastAsia="hu-HU"/>
-        </w:rPr>
-      </w:pPr>
-      <w:r>
-        <w:rPr>
-          <w:rFonts w:ascii="Times New Roman" w:eastAsia="Times New Roman" w:hAnsi="Times New Roman" w:cs="Times New Roman"/>
-          <w:sz w:val="24"/>
-          <w:szCs w:val="24"/>
-          <w:lang w:eastAsia="hu-HU"/>
-        </w:rPr>
-        <w:pict w14:anchorId="10E9C6E8">
-          <v:rect id="_x0000_i1041" style="width:0;height:1.5pt" o:hralign="center" o:hrstd="t" o:hr="t" fillcolor="#a0a0a0" stroked="f"/>
-        </w:pict>
-      </w:r>
-    </w:p>
-    <w:p>
-      <w:pPr>
-        <w:spacing w:before="100" w:beforeAutospacing="1" w:after="100" w:afterAutospacing="1" w:line="240" w:lineRule="auto"/>
-        <w:outlineLvl w:val="1"/>
-        <w:rPr>
-          <w:rFonts w:ascii="Times New Roman" w:eastAsia="Times New Roman" w:hAnsi="Times New Roman" w:cs="Times New Roman"/>
-          <w:b/>
-          <w:bCs/>
-          <w:sz w:val="36"/>
-          <w:szCs w:val="36"/>
-          <w:lang w:eastAsia="hu-HU"/>
-        </w:rPr>
-      </w:pPr>
-      <w:r>
-        <w:rPr>
-          <w:rFonts w:ascii="Times New Roman" w:eastAsia="Times New Roman" w:hAnsi="Times New Roman" w:cs="Times New Roman"/>
-          <w:b/>
-          <w:bCs/>
-          <w:sz w:val="36"/>
-          <w:szCs w:val="36"/>
-          <w:lang w:eastAsia="hu-HU"/>
-        </w:rPr>
-        <w:t>10. Összegzés</w:t>
-      </w:r>
-    </w:p>
-    <w:p>
-      <w:pPr>
-        <w:spacing w:before="100" w:beforeAutospacing="1" w:after="100" w:afterAutospacing="1" w:line="240" w:lineRule="auto"/>
-        <w:rPr>
-          <w:rFonts w:ascii="Times New Roman" w:eastAsia="Times New Roman" w:hAnsi="Times New Roman" w:cs="Times New Roman"/>
-          <w:sz w:val="24"/>
-          <w:szCs w:val="24"/>
-          <w:lang w:eastAsia="hu-HU"/>
-        </w:rPr>
-      </w:pPr>
-      <w:r>
-        <w:rPr>
-          <w:rFonts w:ascii="Times New Roman" w:eastAsia="Times New Roman" w:hAnsi="Times New Roman" w:cs="Times New Roman"/>
-          <w:sz w:val="24"/>
-          <w:szCs w:val="24"/>
-          <w:lang w:eastAsia="hu-HU"/>
-        </w:rPr>
-        <w:t>A webes felület egy komplex, több funkciót tartalmazó rendszer, amely a felhasználók számára egyszerű és gyors hozzáférést biztosít a játékhoz és az adatokhoz.</w:t>
-      </w:r>
-    </w:p>
-    <w:p>
-      <w:pPr>
-        <w:spacing w:before="100" w:beforeAutospacing="1" w:after="100" w:afterAutospacing="1" w:line="240" w:lineRule="auto"/>
-        <w:rPr>
-          <w:rFonts w:ascii="Times New Roman" w:eastAsia="Times New Roman" w:hAnsi="Times New Roman" w:cs="Times New Roman"/>
-          <w:sz w:val="24"/>
-          <w:szCs w:val="24"/>
-          <w:lang w:eastAsia="hu-HU"/>
-        </w:rPr>
-      </w:pPr>
-      <w:r>
-        <w:rPr>
-          <w:rFonts w:ascii="Times New Roman" w:eastAsia="Times New Roman" w:hAnsi="Times New Roman" w:cs="Times New Roman"/>
-          <w:sz w:val="24"/>
-          <w:szCs w:val="24"/>
-          <w:lang w:eastAsia="hu-HU"/>
-        </w:rPr>
-        <w:t>A gombok és menüpontok egyértelműen meghatározott funkcióval rendelkeznek, így a felhasználó könnyen navigálhat az alkalmazásban.</w:t>
-      </w:r>
-    </w:p>
-    <w:p/>
-    <w:p/>
     <w:sectPr>
       <w:pgSz w:w="11906" w:h="16838"/>
       <w:pgMar w:top="1417" w:right="1417" w:bottom="1417" w:left="1417" w:header="708" w:footer="708" w:gutter="0"/>
@@ -3810,6 +2987,119 @@
     </w:lvl>
   </w:abstractNum>
   <w:abstractNum w:abstractNumId="5" w15:restartNumberingAfterBreak="0">
+    <w:nsid w:val="1FA23516"/>
+    <w:multiLevelType w:val="hybridMultilevel"/>
+    <w:tmpl w:val="AEB86378"/>
+    <w:lvl w:ilvl="0" w:tplc="040E0001">
+      <w:start w:val="1"/>
+      <w:numFmt w:val="bullet"/>
+      <w:lvlText w:val=""/>
+      <w:lvlJc w:val="left"/>
+      <w:pPr>
+        <w:ind w:left="720" w:hanging="360"/>
+      </w:pPr>
+      <w:rPr>
+        <w:rFonts w:ascii="Symbol" w:hAnsi="Symbol" w:hint="default"/>
+      </w:rPr>
+    </w:lvl>
+    <w:lvl w:ilvl="1" w:tplc="040E0003" w:tentative="1">
+      <w:start w:val="1"/>
+      <w:numFmt w:val="bullet"/>
+      <w:lvlText w:val="o"/>
+      <w:lvlJc w:val="left"/>
+      <w:pPr>
+        <w:ind w:left="1440" w:hanging="360"/>
+      </w:pPr>
+      <w:rPr>
+        <w:rFonts w:ascii="Courier New" w:hAnsi="Courier New" w:cs="Courier New" w:hint="default"/>
+      </w:rPr>
+    </w:lvl>
+    <w:lvl w:ilvl="2" w:tplc="040E0005" w:tentative="1">
+      <w:start w:val="1"/>
+      <w:numFmt w:val="bullet"/>
+      <w:lvlText w:val=""/>
+      <w:lvlJc w:val="left"/>
+      <w:pPr>
+        <w:ind w:left="2160" w:hanging="360"/>
+      </w:pPr>
+      <w:rPr>
+        <w:rFonts w:ascii="Wingdings" w:hAnsi="Wingdings" w:hint="default"/>
+      </w:rPr>
+    </w:lvl>
+    <w:lvl w:ilvl="3" w:tplc="040E0001" w:tentative="1">
+      <w:start w:val="1"/>
+      <w:numFmt w:val="bullet"/>
+      <w:lvlText w:val=""/>
+      <w:lvlJc w:val="left"/>
+      <w:pPr>
+        <w:ind w:left="2880" w:hanging="360"/>
+      </w:pPr>
+      <w:rPr>
+        <w:rFonts w:ascii="Symbol" w:hAnsi="Symbol" w:hint="default"/>
+      </w:rPr>
+    </w:lvl>
+    <w:lvl w:ilvl="4" w:tplc="040E0003" w:tentative="1">
+      <w:start w:val="1"/>
+      <w:numFmt w:val="bullet"/>
+      <w:lvlText w:val="o"/>
+      <w:lvlJc w:val="left"/>
+      <w:pPr>
+        <w:ind w:left="3600" w:hanging="360"/>
+      </w:pPr>
+      <w:rPr>
+        <w:rFonts w:ascii="Courier New" w:hAnsi="Courier New" w:cs="Courier New" w:hint="default"/>
+      </w:rPr>
+    </w:lvl>
+    <w:lvl w:ilvl="5" w:tplc="040E0005" w:tentative="1">
+      <w:start w:val="1"/>
+      <w:numFmt w:val="bullet"/>
+      <w:lvlText w:val=""/>
+      <w:lvlJc w:val="left"/>
+      <w:pPr>
+        <w:ind w:left="4320" w:hanging="360"/>
+      </w:pPr>
+      <w:rPr>
+        <w:rFonts w:ascii="Wingdings" w:hAnsi="Wingdings" w:hint="default"/>
+      </w:rPr>
+    </w:lvl>
+    <w:lvl w:ilvl="6" w:tplc="040E0001" w:tentative="1">
+      <w:start w:val="1"/>
+      <w:numFmt w:val="bullet"/>
+      <w:lvlText w:val=""/>
+      <w:lvlJc w:val="left"/>
+      <w:pPr>
+        <w:ind w:left="5040" w:hanging="360"/>
+      </w:pPr>
+      <w:rPr>
+        <w:rFonts w:ascii="Symbol" w:hAnsi="Symbol" w:hint="default"/>
+      </w:rPr>
+    </w:lvl>
+    <w:lvl w:ilvl="7" w:tplc="040E0003" w:tentative="1">
+      <w:start w:val="1"/>
+      <w:numFmt w:val="bullet"/>
+      <w:lvlText w:val="o"/>
+      <w:lvlJc w:val="left"/>
+      <w:pPr>
+        <w:ind w:left="5760" w:hanging="360"/>
+      </w:pPr>
+      <w:rPr>
+        <w:rFonts w:ascii="Courier New" w:hAnsi="Courier New" w:cs="Courier New" w:hint="default"/>
+      </w:rPr>
+    </w:lvl>
+    <w:lvl w:ilvl="8" w:tplc="040E0005" w:tentative="1">
+      <w:start w:val="1"/>
+      <w:numFmt w:val="bullet"/>
+      <w:lvlText w:val=""/>
+      <w:lvlJc w:val="left"/>
+      <w:pPr>
+        <w:ind w:left="6480" w:hanging="360"/>
+      </w:pPr>
+      <w:rPr>
+        <w:rFonts w:ascii="Wingdings" w:hAnsi="Wingdings" w:hint="default"/>
+      </w:rPr>
+    </w:lvl>
+  </w:abstractNum>
+  <w:abstractNum w:abstractNumId="6" w15:restartNumberingAfterBreak="0">
     <w:nsid w:val="23D276CA"/>
     <w:multiLevelType w:val="multilevel"/>
     <w:tmpl w:val="EE282E18"/>
@@ -3958,7 +3248,7 @@
       </w:rPr>
     </w:lvl>
   </w:abstractNum>
-  <w:abstractNum w:abstractNumId="6" w15:restartNumberingAfterBreak="0">
+  <w:abstractNum w:abstractNumId="7" w15:restartNumberingAfterBreak="0">
     <w:nsid w:val="28516D61"/>
     <w:multiLevelType w:val="multilevel"/>
     <w:tmpl w:val="D1E0249C"/>
@@ -4107,7 +3397,7 @@
       </w:rPr>
     </w:lvl>
   </w:abstractNum>
-  <w:abstractNum w:abstractNumId="7" w15:restartNumberingAfterBreak="0">
+  <w:abstractNum w:abstractNumId="8" w15:restartNumberingAfterBreak="0">
     <w:nsid w:val="31084E05"/>
     <w:multiLevelType w:val="multilevel"/>
     <w:tmpl w:val="AC0E3326"/>
@@ -4256,7 +3546,7 @@
       </w:rPr>
     </w:lvl>
   </w:abstractNum>
-  <w:abstractNum w:abstractNumId="8" w15:restartNumberingAfterBreak="0">
+  <w:abstractNum w:abstractNumId="9" w15:restartNumberingAfterBreak="0">
     <w:nsid w:val="32AB0ABE"/>
     <w:multiLevelType w:val="multilevel"/>
     <w:tmpl w:val="AC4A194E"/>
@@ -4405,7 +3695,7 @@
       </w:rPr>
     </w:lvl>
   </w:abstractNum>
-  <w:abstractNum w:abstractNumId="9" w15:restartNumberingAfterBreak="0">
+  <w:abstractNum w:abstractNumId="10" w15:restartNumberingAfterBreak="0">
     <w:nsid w:val="46450073"/>
     <w:multiLevelType w:val="multilevel"/>
     <w:tmpl w:val="F99C690E"/>
@@ -4554,7 +3844,7 @@
       </w:rPr>
     </w:lvl>
   </w:abstractNum>
-  <w:abstractNum w:abstractNumId="10" w15:restartNumberingAfterBreak="0">
+  <w:abstractNum w:abstractNumId="11" w15:restartNumberingAfterBreak="0">
     <w:nsid w:val="4FA53168"/>
     <w:multiLevelType w:val="multilevel"/>
     <w:tmpl w:val="54B29EF8"/>
@@ -4703,7 +3993,7 @@
       </w:rPr>
     </w:lvl>
   </w:abstractNum>
-  <w:abstractNum w:abstractNumId="11" w15:restartNumberingAfterBreak="0">
+  <w:abstractNum w:abstractNumId="12" w15:restartNumberingAfterBreak="0">
     <w:nsid w:val="50B203B8"/>
     <w:multiLevelType w:val="multilevel"/>
     <w:tmpl w:val="BD0CE4CC"/>
@@ -4852,7 +4142,7 @@
       </w:rPr>
     </w:lvl>
   </w:abstractNum>
-  <w:abstractNum w:abstractNumId="12" w15:restartNumberingAfterBreak="0">
+  <w:abstractNum w:abstractNumId="13" w15:restartNumberingAfterBreak="0">
     <w:nsid w:val="53FD5E8A"/>
     <w:multiLevelType w:val="multilevel"/>
     <w:tmpl w:val="6344C25C"/>
@@ -5001,7 +4291,7 @@
       </w:rPr>
     </w:lvl>
   </w:abstractNum>
-  <w:abstractNum w:abstractNumId="13" w15:restartNumberingAfterBreak="0">
+  <w:abstractNum w:abstractNumId="14" w15:restartNumberingAfterBreak="0">
     <w:nsid w:val="5820104B"/>
     <w:multiLevelType w:val="multilevel"/>
     <w:tmpl w:val="81A88672"/>
@@ -5150,7 +4440,7 @@
       </w:rPr>
     </w:lvl>
   </w:abstractNum>
-  <w:abstractNum w:abstractNumId="14" w15:restartNumberingAfterBreak="0">
+  <w:abstractNum w:abstractNumId="15" w15:restartNumberingAfterBreak="0">
     <w:nsid w:val="5BB74985"/>
     <w:multiLevelType w:val="multilevel"/>
     <w:tmpl w:val="501E019C"/>
@@ -5299,7 +4589,7 @@
       </w:rPr>
     </w:lvl>
   </w:abstractNum>
-  <w:abstractNum w:abstractNumId="15" w15:restartNumberingAfterBreak="0">
+  <w:abstractNum w:abstractNumId="16" w15:restartNumberingAfterBreak="0">
     <w:nsid w:val="5C270075"/>
     <w:multiLevelType w:val="multilevel"/>
     <w:tmpl w:val="53B6C684"/>
@@ -5448,7 +4738,7 @@
       </w:rPr>
     </w:lvl>
   </w:abstractNum>
-  <w:abstractNum w:abstractNumId="16" w15:restartNumberingAfterBreak="0">
+  <w:abstractNum w:abstractNumId="17" w15:restartNumberingAfterBreak="0">
     <w:nsid w:val="666D2A33"/>
     <w:multiLevelType w:val="multilevel"/>
     <w:tmpl w:val="4EDCD3A6"/>
@@ -5597,7 +4887,7 @@
       </w:rPr>
     </w:lvl>
   </w:abstractNum>
-  <w:abstractNum w:abstractNumId="17" w15:restartNumberingAfterBreak="0">
+  <w:abstractNum w:abstractNumId="18" w15:restartNumberingAfterBreak="0">
     <w:nsid w:val="6E3C371C"/>
     <w:multiLevelType w:val="multilevel"/>
     <w:tmpl w:val="C96E0D32"/>
@@ -5746,7 +5036,7 @@
       </w:rPr>
     </w:lvl>
   </w:abstractNum>
-  <w:abstractNum w:abstractNumId="18" w15:restartNumberingAfterBreak="0">
+  <w:abstractNum w:abstractNumId="19" w15:restartNumberingAfterBreak="0">
     <w:nsid w:val="742A424A"/>
     <w:multiLevelType w:val="multilevel"/>
     <w:tmpl w:val="A89E3308"/>
@@ -5895,7 +5185,7 @@
       </w:rPr>
     </w:lvl>
   </w:abstractNum>
-  <w:abstractNum w:abstractNumId="19" w15:restartNumberingAfterBreak="0">
+  <w:abstractNum w:abstractNumId="20" w15:restartNumberingAfterBreak="0">
     <w:nsid w:val="74D84DD4"/>
     <w:multiLevelType w:val="multilevel"/>
     <w:tmpl w:val="FB72FD50"/>
@@ -6045,13 +5335,13 @@
     </w:lvl>
   </w:abstractNum>
   <w:num w:numId="1">
-    <w:abstractNumId w:val="19"/>
+    <w:abstractNumId w:val="20"/>
   </w:num>
   <w:num w:numId="2">
-    <w:abstractNumId w:val="13"/>
+    <w:abstractNumId w:val="14"/>
   </w:num>
   <w:num w:numId="3">
-    <w:abstractNumId w:val="8"/>
+    <w:abstractNumId w:val="9"/>
   </w:num>
   <w:num w:numId="4">
     <w:abstractNumId w:val="2"/>
@@ -6060,49 +5350,52 @@
     <w:abstractNumId w:val="4"/>
   </w:num>
   <w:num w:numId="6">
-    <w:abstractNumId w:val="14"/>
+    <w:abstractNumId w:val="15"/>
   </w:num>
   <w:num w:numId="7">
     <w:abstractNumId w:val="3"/>
   </w:num>
   <w:num w:numId="8">
-    <w:abstractNumId w:val="17"/>
+    <w:abstractNumId w:val="18"/>
   </w:num>
   <w:num w:numId="9">
-    <w:abstractNumId w:val="12"/>
+    <w:abstractNumId w:val="13"/>
   </w:num>
   <w:num w:numId="10">
-    <w:abstractNumId w:val="18"/>
+    <w:abstractNumId w:val="19"/>
   </w:num>
   <w:num w:numId="11">
     <w:abstractNumId w:val="1"/>
   </w:num>
   <w:num w:numId="12">
-    <w:abstractNumId w:val="9"/>
+    <w:abstractNumId w:val="10"/>
   </w:num>
   <w:num w:numId="13">
-    <w:abstractNumId w:val="15"/>
+    <w:abstractNumId w:val="16"/>
   </w:num>
   <w:num w:numId="14">
-    <w:abstractNumId w:val="7"/>
+    <w:abstractNumId w:val="8"/>
   </w:num>
   <w:num w:numId="15">
-    <w:abstractNumId w:val="10"/>
+    <w:abstractNumId w:val="11"/>
   </w:num>
   <w:num w:numId="16">
     <w:abstractNumId w:val="0"/>
   </w:num>
   <w:num w:numId="17">
+    <w:abstractNumId w:val="7"/>
+  </w:num>
+  <w:num w:numId="18">
+    <w:abstractNumId w:val="17"/>
+  </w:num>
+  <w:num w:numId="19">
     <w:abstractNumId w:val="6"/>
   </w:num>
-  <w:num w:numId="18">
-    <w:abstractNumId w:val="16"/>
+  <w:num w:numId="20">
+    <w:abstractNumId w:val="12"/>
   </w:num>
-  <w:num w:numId="19">
+  <w:num w:numId="21">
     <w:abstractNumId w:val="5"/>
-  </w:num>
-  <w:num w:numId="20">
-    <w:abstractNumId w:val="11"/>
   </w:num>
 </w:numbering>
 </file>
@@ -6534,6 +5827,17 @@
     <w:semiHidden/>
     <w:unhideWhenUsed/>
   </w:style>
+  <w:style w:type="paragraph" w:styleId="Listaszerbekezds">
+    <w:name w:val="List Paragraph"/>
+    <w:basedOn w:val="Norml"/>
+    <w:uiPriority w:val="34"/>
+    <w:qFormat/>
+    <w:rsid w:val="0040583F"/>
+    <w:pPr>
+      <w:ind w:left="720"/>
+      <w:contextualSpacing/>
+    </w:pPr>
+  </w:style>
 </w:styles>
 </file>
 
